--- a/Azure.docx
+++ b/Azure.docx
@@ -2739,7 +2739,7 @@
         <w:rPr>
           <w:b/>
           <w:noProof/>
-          <w:lang w:val="en-US"/>
+          <w:lang w:val="en-US" w:eastAsia="en-US"/>
         </w:rPr>
         <w:lastRenderedPageBreak/>
         <w:drawing>
@@ -2933,8 +2933,6 @@
         </w:rPr>
         <w:t xml:space="preserve"> and maintenance,</w:t>
       </w:r>
-      <w:bookmarkStart w:id="0" w:name="_GoBack"/>
-      <w:bookmarkEnd w:id="0"/>
     </w:p>
     <w:p>
       <w:pPr>
@@ -3640,27 +3638,7 @@
             <w:shd w:val="clear" w:color="auto" w:fill="FFFFFF"/>
             <w:lang w:val="en-US"/>
           </w:rPr>
-          <w:t xml:space="preserve">Introduction to Cloud Infrastructure: Describe </w:t>
-        </w:r>
-        <w:r>
-          <w:rPr>
-            <w:rStyle w:val="Hipercze"/>
-            <w:rFonts w:cs="Segoe UI"/>
-            <w:color w:val="115EA3"/>
-            <w:shd w:val="clear" w:color="auto" w:fill="FFFFFF"/>
-            <w:lang w:val="en-US"/>
-          </w:rPr>
-          <w:t>A</w:t>
-        </w:r>
-        <w:r>
-          <w:rPr>
-            <w:rStyle w:val="Hipercze"/>
-            <w:rFonts w:cs="Segoe UI"/>
-            <w:color w:val="115EA3"/>
-            <w:shd w:val="clear" w:color="auto" w:fill="FFFFFF"/>
-            <w:lang w:val="en-US"/>
-          </w:rPr>
-          <w:t>zure architecture and services</w:t>
+          <w:t>Introduction to Cloud Infrastructure: Describe Azure architecture and services</w:t>
         </w:r>
       </w:hyperlink>
       <w:r>
@@ -3776,7 +3754,25 @@
           <w:shd w:val="clear" w:color="auto" w:fill="FFFFFF"/>
           <w:lang w:val="en-US"/>
         </w:rPr>
-        <w:t>Azure account for your business and separate subscriptions for development, marketing, and sales departments.</w:t>
+        <w:t>S</w:t>
+      </w:r>
+      <w:r>
+        <w:rPr>
+          <w:rFonts w:cs="Segoe UI"/>
+          <w:color w:val="161616"/>
+          <w:shd w:val="clear" w:color="auto" w:fill="FFFFFF"/>
+          <w:lang w:val="en-US"/>
+        </w:rPr>
+        <w:t>eparate subscriptions for development, m</w:t>
+      </w:r>
+      <w:r>
+        <w:rPr>
+          <w:rFonts w:cs="Segoe UI"/>
+          <w:color w:val="161616"/>
+          <w:shd w:val="clear" w:color="auto" w:fill="FFFFFF"/>
+          <w:lang w:val="en-US"/>
+        </w:rPr>
+        <w:t>arketing, and sales departments in one azure account.</w:t>
       </w:r>
     </w:p>
     <w:p>
@@ -3810,6 +3806,7 @@
       <w:r>
         <w:rPr>
           <w:rFonts w:cs="Segoe UI"/>
+          <w:noProof/>
           <w:color w:val="161616"/>
           <w:shd w:val="clear" w:color="auto" w:fill="FFFFFF"/>
           <w:lang w:val="en-US"/>
@@ -3941,16 +3938,7 @@
           <w:shd w:val="clear" w:color="auto" w:fill="FFFFFF"/>
           <w:lang w:val="en-US"/>
         </w:rPr>
-        <w:t>You can purchase Azure access</w:t>
-      </w:r>
-      <w:r>
-        <w:rPr>
-          <w:rFonts w:cs="Segoe UI"/>
-          <w:color w:val="161616"/>
-          <w:shd w:val="clear" w:color="auto" w:fill="FFFFFF"/>
-          <w:lang w:val="en-US"/>
-        </w:rPr>
-        <w:t>:</w:t>
+        <w:t>You can purchase Azure access:</w:t>
       </w:r>
     </w:p>
     <w:p>
@@ -3974,25 +3962,7 @@
           <w:shd w:val="clear" w:color="auto" w:fill="FFFFFF"/>
           <w:lang w:val="en-US"/>
         </w:rPr>
-        <w:t>directly from Microsoft</w:t>
-      </w:r>
-      <w:r>
-        <w:rPr>
-          <w:rFonts w:cs="Segoe UI"/>
-          <w:color w:val="161616"/>
-          <w:shd w:val="clear" w:color="auto" w:fill="FFFFFF"/>
-          <w:lang w:val="en-US"/>
-        </w:rPr>
-        <w:t xml:space="preserve">: </w:t>
-      </w:r>
-      <w:r>
-        <w:rPr>
-          <w:rFonts w:cs="Segoe UI"/>
-          <w:color w:val="161616"/>
-          <w:shd w:val="clear" w:color="auto" w:fill="FFFFFF"/>
-          <w:lang w:val="en-US"/>
-        </w:rPr>
-        <w:t>Azure website or through a Microsoft representative</w:t>
+        <w:t>directly from Microsoft: Azure website or through a Microsoft representative</w:t>
       </w:r>
       <w:r>
         <w:rPr>
@@ -4180,25 +4150,7 @@
           <w:shd w:val="clear" w:color="auto" w:fill="FFFFFF"/>
           <w:lang w:val="en-US"/>
         </w:rPr>
-        <w:t>Access to more than 25</w:t>
-      </w:r>
-      <w:r>
-        <w:rPr>
-          <w:rFonts w:cs="Segoe UI"/>
-          <w:color w:val="161616"/>
-          <w:shd w:val="clear" w:color="auto" w:fill="FFFFFF"/>
-          <w:lang w:val="en-US"/>
-        </w:rPr>
-        <w:t xml:space="preserve"> (65 on page)</w:t>
-      </w:r>
-      <w:r>
-        <w:rPr>
-          <w:rFonts w:cs="Segoe UI"/>
-          <w:color w:val="161616"/>
-          <w:shd w:val="clear" w:color="auto" w:fill="FFFFFF"/>
-          <w:lang w:val="en-US"/>
-        </w:rPr>
-        <w:t xml:space="preserve"> products that are always free.</w:t>
+        <w:t>Access to more than 25 (65 on page) products that are always free.</w:t>
       </w:r>
     </w:p>
     <w:p>
@@ -4447,6 +4399,7 @@
       <w:r>
         <w:rPr>
           <w:rFonts w:cs="Segoe UI"/>
+          <w:noProof/>
           <w:color w:val="161616"/>
           <w:shd w:val="clear" w:color="auto" w:fill="FFFFFF"/>
           <w:lang w:val="en-US"/>
@@ -4593,16 +4546,105 @@
           <w:lang w:val="en-US"/>
         </w:rPr>
       </w:pPr>
-    </w:p>
-    <w:p>
-      <w:pPr>
-        <w:rPr>
-          <w:rFonts w:cs="Segoe UI"/>
-          <w:color w:val="161616"/>
-          <w:shd w:val="clear" w:color="auto" w:fill="FFFFFF"/>
-          <w:lang w:val="en-US"/>
-        </w:rPr>
-      </w:pPr>
+      <w:r>
+        <w:rPr>
+          <w:rFonts w:cs="Segoe UI"/>
+          <w:color w:val="161616"/>
+          <w:shd w:val="clear" w:color="auto" w:fill="FFFFFF"/>
+          <w:lang w:val="en-US"/>
+        </w:rPr>
+        <w:lastRenderedPageBreak/>
+        <w:drawing>
+          <wp:anchor distT="0" distB="0" distL="114300" distR="114300" simplePos="0" relativeHeight="251666432" behindDoc="0" locked="0" layoutInCell="1" allowOverlap="1" wp14:anchorId="6B307780" wp14:editId="6B10015B">
+            <wp:simplePos x="0" y="0"/>
+            <wp:positionH relativeFrom="column">
+              <wp:posOffset>-346</wp:posOffset>
+            </wp:positionH>
+            <wp:positionV relativeFrom="paragraph">
+              <wp:posOffset>0</wp:posOffset>
+            </wp:positionV>
+            <wp:extent cx="7020560" cy="2462530"/>
+            <wp:effectExtent l="0" t="0" r="8890" b="0"/>
+            <wp:wrapTopAndBottom/>
+            <wp:docPr id="9" name="Obraz 9"/>
+            <wp:cNvGraphicFramePr>
+              <a:graphicFrameLocks xmlns:a="http://schemas.openxmlformats.org/drawingml/2006/main" noChangeAspect="1"/>
+            </wp:cNvGraphicFramePr>
+            <a:graphic xmlns:a="http://schemas.openxmlformats.org/drawingml/2006/main">
+              <a:graphicData uri="http://schemas.openxmlformats.org/drawingml/2006/picture">
+                <pic:pic xmlns:pic="http://schemas.openxmlformats.org/drawingml/2006/picture">
+                  <pic:nvPicPr>
+                    <pic:cNvPr id="1" name=""/>
+                    <pic:cNvPicPr/>
+                  </pic:nvPicPr>
+                  <pic:blipFill>
+                    <a:blip r:embed="rId23">
+                      <a:extLst>
+                        <a:ext uri="{28A0092B-C50C-407E-A947-70E740481C1C}">
+                          <a14:useLocalDpi xmlns:a14="http://schemas.microsoft.com/office/drawing/2010/main" val="0"/>
+                        </a:ext>
+                      </a:extLst>
+                    </a:blip>
+                    <a:stretch>
+                      <a:fillRect/>
+                    </a:stretch>
+                  </pic:blipFill>
+                  <pic:spPr>
+                    <a:xfrm>
+                      <a:off x="0" y="0"/>
+                      <a:ext cx="7020560" cy="2462530"/>
+                    </a:xfrm>
+                    <a:prstGeom prst="rect">
+                      <a:avLst/>
+                    </a:prstGeom>
+                  </pic:spPr>
+                </pic:pic>
+              </a:graphicData>
+            </a:graphic>
+          </wp:anchor>
+        </w:drawing>
+      </w:r>
+    </w:p>
+    <w:p>
+      <w:pPr>
+        <w:rPr>
+          <w:rFonts w:cs="Segoe UI"/>
+          <w:color w:val="161616"/>
+          <w:shd w:val="clear" w:color="auto" w:fill="FFFFFF"/>
+          <w:lang w:val="en-US"/>
+        </w:rPr>
+      </w:pPr>
+      <w:r>
+        <w:rPr>
+          <w:rFonts w:cs="Segoe UI"/>
+          <w:color w:val="161616"/>
+          <w:shd w:val="clear" w:color="auto" w:fill="FFFFFF"/>
+          <w:lang w:val="en-US"/>
+        </w:rPr>
+        <w:t>Most Azure specific commands start with the letters </w:t>
+      </w:r>
+      <w:r>
+        <w:rPr>
+          <w:rStyle w:val="Pogrubienie"/>
+          <w:rFonts w:cs="Segoe UI"/>
+          <w:color w:val="161616"/>
+          <w:shd w:val="clear" w:color="auto" w:fill="FFFFFF"/>
+          <w:lang w:val="en-US"/>
+        </w:rPr>
+        <w:t>az</w:t>
+      </w:r>
+      <w:r>
+        <w:rPr>
+          <w:rStyle w:val="Pogrubienie"/>
+          <w:rFonts w:cs="Segoe UI"/>
+          <w:color w:val="161616"/>
+          <w:shd w:val="clear" w:color="auto" w:fill="FFFFFF"/>
+          <w:lang w:val="en-US"/>
+        </w:rPr>
+        <w:t>.</w:t>
+      </w:r>
+      <w:bookmarkStart w:id="0" w:name="_GoBack"/>
+      <w:bookmarkEnd w:id="0"/>
     </w:p>
     <w:p>
       <w:pPr>
@@ -4919,6 +4961,7 @@
         <w:rPr>
           <w:lang w:val="en-US"/>
         </w:rPr>
+        <w:lastRenderedPageBreak/>
         <w:t>Execute EF CLI command</w:t>
       </w:r>
       <w:r>
@@ -5037,7 +5080,6 @@
         <w:rPr>
           <w:lang w:val="en-US"/>
         </w:rPr>
-        <w:lastRenderedPageBreak/>
         <w:t xml:space="preserve"> </w:t>
       </w:r>
       <w:r>
@@ -5776,6 +5818,7 @@
         <w:rPr>
           <w:lang w:val="en-US"/>
         </w:rPr>
+        <w:lastRenderedPageBreak/>
         <w:t>Free and Shared tier – can’t scale out, your apps are on the same VM (and other customers apps)</w:t>
       </w:r>
     </w:p>
@@ -5967,7 +6010,6 @@
         <w:rPr>
           <w:lang w:val="en-US"/>
         </w:rPr>
-        <w:lastRenderedPageBreak/>
         <w:t>If the plan is configured to run five VM instances, then all apps in the</w:t>
       </w:r>
       <w:r>
@@ -6527,6 +6569,7 @@
           <w:bCs/>
           <w:lang w:val="en-US"/>
         </w:rPr>
+        <w:lastRenderedPageBreak/>
         <w:t>S</w:t>
       </w:r>
       <w:r>
@@ -6822,7 +6865,6 @@
           <w:bCs/>
           <w:lang w:val="en-US"/>
         </w:rPr>
-        <w:lastRenderedPageBreak/>
         <w:t>App Service networking features</w:t>
       </w:r>
     </w:p>
@@ -6909,7 +6951,7 @@
                     <pic:cNvPicPr/>
                   </pic:nvPicPr>
                   <pic:blipFill>
-                    <a:blip r:embed="rId23" cstate="print">
+                    <a:blip r:embed="rId24" cstate="print">
                       <a:extLst>
                         <a:ext uri="{28A0092B-C50C-407E-A947-70E740481C1C}">
                           <a14:useLocalDpi xmlns:a14="http://schemas.microsoft.com/office/drawing/2010/main" val="0"/>
@@ -6976,139 +7018,6 @@
         </w:rPr>
         <w:t xml:space="preserve">name system. It converts entered e. g. in browser domain like </w:t>
       </w:r>
-      <w:hyperlink r:id="rId24" w:history="1">
-        <w:r>
-          <w:rPr>
-            <w:rStyle w:val="Hipercze"/>
-            <w:lang w:val="en-US"/>
-          </w:rPr>
-          <w:t>https://yourapp.azurewebsites.net</w:t>
-        </w:r>
-      </w:hyperlink>
-      <w:r>
-        <w:rPr>
-          <w:lang w:val="en-US"/>
-        </w:rPr>
-        <w:t xml:space="preserve"> to real ip address. The requests go to real ip address.</w:t>
-      </w:r>
-      <w:r>
-        <w:rPr>
-          <w:lang w:val="en-US"/>
-        </w:rPr>
-        <w:br/>
-      </w:r>
-      <w:r>
-        <w:rPr>
-          <w:b/>
-          <w:bCs/>
-          <w:lang w:val="en-US"/>
-        </w:rPr>
-        <w:t>Inbound IP</w:t>
-      </w:r>
-      <w:r>
-        <w:rPr>
-          <w:b/>
-          <w:bCs/>
-          <w:lang w:val="en-US"/>
-        </w:rPr>
-        <w:t xml:space="preserve"> </w:t>
-      </w:r>
-      <w:r>
-        <w:rPr>
-          <w:lang w:val="en-US"/>
-        </w:rPr>
-        <w:t xml:space="preserve">– </w:t>
-      </w:r>
-      <w:r>
-        <w:rPr>
-          <w:lang w:val="en-US"/>
-        </w:rPr>
-        <w:t xml:space="preserve">the IP that users can use to reach the app. </w:t>
-      </w:r>
-      <w:r>
-        <w:rPr>
-          <w:lang w:val="en-US"/>
-        </w:rPr>
-        <w:t>AAS</w:t>
-      </w:r>
-      <w:r>
-        <w:rPr>
-          <w:lang w:val="en-US"/>
-        </w:rPr>
-        <w:t xml:space="preserve"> by default </w:t>
-      </w:r>
-      <w:r>
-        <w:rPr>
-          <w:lang w:val="en-US"/>
-        </w:rPr>
-        <w:t>don't have a guaranteed dedicated inbound IP — it's shared</w:t>
-      </w:r>
-      <w:r>
-        <w:rPr>
-          <w:lang w:val="en-US"/>
-        </w:rPr>
-        <w:t xml:space="preserve">. </w:t>
-      </w:r>
-      <w:r>
-        <w:rPr>
-          <w:lang w:val="en-US"/>
-        </w:rPr>
-        <w:t>You get a dedicated IP with App Service Environment</w:t>
-      </w:r>
-      <w:r>
-        <w:rPr>
-          <w:lang w:val="en-US"/>
-        </w:rPr>
-        <w:t xml:space="preserve">. When client enter the azure app </w:t>
-      </w:r>
-      <w:r>
-        <w:rPr>
-          <w:lang w:val="en-US"/>
-        </w:rPr>
-        <w:t>URL</w:t>
-      </w:r>
-      <w:r>
-        <w:rPr>
-          <w:lang w:val="en-US"/>
-        </w:rPr>
-        <w:t xml:space="preserve">, the </w:t>
-      </w:r>
-      <w:r>
-        <w:rPr>
-          <w:lang w:val="en-US"/>
-        </w:rPr>
-        <w:t>Azure DNS</w:t>
-      </w:r>
-      <w:r>
-        <w:rPr>
-          <w:lang w:val="en-US"/>
-        </w:rPr>
-        <w:t xml:space="preserve"> resolves it to IP address.</w:t>
-      </w:r>
-    </w:p>
-    <w:p>
-      <w:pPr>
-        <w:pStyle w:val="Akapitzlist"/>
-        <w:numPr>
-          <w:ilvl w:val="0"/>
-          <w:numId w:val="4"/>
-        </w:numPr>
-        <w:rPr>
-          <w:lang w:val="en-US"/>
-        </w:rPr>
-      </w:pPr>
-      <w:r>
-        <w:rPr>
-          <w:lang w:val="en-US"/>
-        </w:rPr>
-        <w:t>User accesses your app via a domain like:</w:t>
-      </w:r>
-      <w:r>
-        <w:rPr>
-          <w:lang w:val="en-US"/>
-        </w:rPr>
-        <w:br/>
-      </w:r>
       <w:hyperlink r:id="rId25" w:history="1">
         <w:r>
           <w:rPr>
@@ -7122,7 +7031,101 @@
         <w:rPr>
           <w:lang w:val="en-US"/>
         </w:rPr>
+        <w:t xml:space="preserve"> to real ip address. The requests go to real ip address.</w:t>
+      </w:r>
+      <w:r>
+        <w:rPr>
+          <w:lang w:val="en-US"/>
+        </w:rPr>
+        <w:br/>
+      </w:r>
+      <w:r>
+        <w:rPr>
+          <w:b/>
+          <w:bCs/>
+          <w:lang w:val="en-US"/>
+        </w:rPr>
+        <w:t>Inbound IP</w:t>
+      </w:r>
+      <w:r>
+        <w:rPr>
+          <w:b/>
+          <w:bCs/>
+          <w:lang w:val="en-US"/>
+        </w:rPr>
         <w:t xml:space="preserve"> </w:t>
+      </w:r>
+      <w:r>
+        <w:rPr>
+          <w:lang w:val="en-US"/>
+        </w:rPr>
+        <w:t xml:space="preserve">– </w:t>
+      </w:r>
+      <w:r>
+        <w:rPr>
+          <w:lang w:val="en-US"/>
+        </w:rPr>
+        <w:t xml:space="preserve">the IP that users can use to reach the app. </w:t>
+      </w:r>
+      <w:r>
+        <w:rPr>
+          <w:lang w:val="en-US"/>
+        </w:rPr>
+        <w:t>AAS</w:t>
+      </w:r>
+      <w:r>
+        <w:rPr>
+          <w:lang w:val="en-US"/>
+        </w:rPr>
+        <w:t xml:space="preserve"> by default </w:t>
+      </w:r>
+      <w:r>
+        <w:rPr>
+          <w:lang w:val="en-US"/>
+        </w:rPr>
+        <w:t>don't have a guaranteed dedicated inbound IP — it's shared</w:t>
+      </w:r>
+      <w:r>
+        <w:rPr>
+          <w:lang w:val="en-US"/>
+        </w:rPr>
+        <w:t xml:space="preserve">. </w:t>
+      </w:r>
+      <w:r>
+        <w:rPr>
+          <w:lang w:val="en-US"/>
+        </w:rPr>
+        <w:t>You get a dedicated IP with App Service Environment</w:t>
+      </w:r>
+      <w:r>
+        <w:rPr>
+          <w:lang w:val="en-US"/>
+        </w:rPr>
+        <w:t xml:space="preserve">. When client enter the azure app </w:t>
+      </w:r>
+      <w:r>
+        <w:rPr>
+          <w:lang w:val="en-US"/>
+        </w:rPr>
+        <w:t>URL</w:t>
+      </w:r>
+      <w:r>
+        <w:rPr>
+          <w:lang w:val="en-US"/>
+        </w:rPr>
+        <w:t xml:space="preserve">, the </w:t>
+      </w:r>
+      <w:r>
+        <w:rPr>
+          <w:lang w:val="en-US"/>
+        </w:rPr>
+        <w:t>Azure DNS</w:t>
+      </w:r>
+      <w:r>
+        <w:rPr>
+          <w:lang w:val="en-US"/>
+        </w:rPr>
+        <w:t xml:space="preserve"> resolves it to IP address.</w:t>
       </w:r>
     </w:p>
     <w:p>
@@ -7140,7 +7143,7 @@
         <w:rPr>
           <w:lang w:val="en-US"/>
         </w:rPr>
-        <w:t>The DNS lookup resolves this to a shared inbound IP, like:</w:t>
+        <w:t>User accesses your app via a domain like:</w:t>
       </w:r>
       <w:r>
         <w:rPr>
@@ -7148,11 +7151,20 @@
         </w:rPr>
         <w:br/>
       </w:r>
-      <w:r>
-        <w:rPr>
-          <w:lang w:val="en-US"/>
-        </w:rPr>
-        <w:t>20.42.72.18</w:t>
+      <w:hyperlink r:id="rId26" w:history="1">
+        <w:r>
+          <w:rPr>
+            <w:rStyle w:val="Hipercze"/>
+            <w:lang w:val="en-US"/>
+          </w:rPr>
+          <w:t>https://yourapp.azurewebsites.net</w:t>
+        </w:r>
+      </w:hyperlink>
+      <w:r>
+        <w:rPr>
+          <w:lang w:val="en-US"/>
+        </w:rPr>
+        <w:t xml:space="preserve"> </w:t>
       </w:r>
     </w:p>
     <w:p>
@@ -7170,87 +7182,19 @@
         <w:rPr>
           <w:lang w:val="en-US"/>
         </w:rPr>
-        <w:t xml:space="preserve">The request hits Azure’s </w:t>
-      </w:r>
-      <w:r>
-        <w:rPr>
-          <w:rStyle w:val="Pogrubienie"/>
-          <w:lang w:val="en-US"/>
-        </w:rPr>
-        <w:t>App Service Front End</w:t>
-      </w:r>
-      <w:r>
-        <w:rPr>
-          <w:lang w:val="en-US"/>
-        </w:rPr>
-        <w:t xml:space="preserve">, which is a </w:t>
-      </w:r>
-      <w:r>
-        <w:rPr>
-          <w:rStyle w:val="Pogrubienie"/>
-          <w:lang w:val="en-US"/>
-        </w:rPr>
-        <w:t>load balancer</w:t>
-      </w:r>
-      <w:r>
-        <w:rPr>
-          <w:lang w:val="en-US"/>
-        </w:rPr>
-        <w:t xml:space="preserve"> that:</w:t>
+        <w:t>The DNS lookup resolves this to a shared inbound IP, like:</w:t>
       </w:r>
       <w:r>
         <w:rPr>
           <w:lang w:val="en-US"/>
         </w:rPr>
         <w:br/>
-        <w:t>-</w:t>
-      </w:r>
-      <w:r>
-        <w:rPr>
-          <w:lang w:val="en-US"/>
-        </w:rPr>
-        <w:t xml:space="preserve"> Accepts traffic on that IP</w:t>
-      </w:r>
-      <w:r>
-        <w:rPr>
-          <w:lang w:val="en-US"/>
-        </w:rPr>
-        <w:br/>
-        <w:t xml:space="preserve">- </w:t>
-      </w:r>
-      <w:r>
-        <w:rPr>
-          <w:lang w:val="en-US"/>
-        </w:rPr>
-        <w:t xml:space="preserve">Inspects the </w:t>
-      </w:r>
-      <w:r>
-        <w:rPr>
-          <w:rStyle w:val="Pogrubienie"/>
-          <w:b w:val="0"/>
-          <w:bCs w:val="0"/>
-          <w:lang w:val="en-US"/>
-        </w:rPr>
-        <w:t>Host header</w:t>
-      </w:r>
-      <w:r>
-        <w:rPr>
-          <w:lang w:val="en-US"/>
-        </w:rPr>
-        <w:t xml:space="preserve"> in the HTTP request:</w:t>
-      </w:r>
-      <w:r>
-        <w:rPr>
-          <w:lang w:val="en-US"/>
-        </w:rPr>
-        <w:br/>
-      </w:r>
-      <w:r>
-        <w:rPr>
-          <w:rFonts w:ascii="Consolas" w:hAnsi="Consolas"/>
-          <w:lang w:val="en-US"/>
-        </w:rPr>
-        <w:t>Host: yourapp.azurewebsites.net</w:t>
+      </w:r>
+      <w:r>
+        <w:rPr>
+          <w:lang w:val="en-US"/>
+        </w:rPr>
+        <w:t>20.42.72.18</w:t>
       </w:r>
     </w:p>
     <w:p>
@@ -7261,6 +7205,104 @@
           <w:numId w:val="4"/>
         </w:numPr>
         <w:rPr>
+          <w:lang w:val="en-US"/>
+        </w:rPr>
+      </w:pPr>
+      <w:r>
+        <w:rPr>
+          <w:lang w:val="en-US"/>
+        </w:rPr>
+        <w:t xml:space="preserve">The request hits Azure’s </w:t>
+      </w:r>
+      <w:r>
+        <w:rPr>
+          <w:rStyle w:val="Pogrubienie"/>
+          <w:lang w:val="en-US"/>
+        </w:rPr>
+        <w:t>App Service Front End</w:t>
+      </w:r>
+      <w:r>
+        <w:rPr>
+          <w:lang w:val="en-US"/>
+        </w:rPr>
+        <w:t xml:space="preserve">, which is a </w:t>
+      </w:r>
+      <w:r>
+        <w:rPr>
+          <w:rStyle w:val="Pogrubienie"/>
+          <w:lang w:val="en-US"/>
+        </w:rPr>
+        <w:t>load balancer</w:t>
+      </w:r>
+      <w:r>
+        <w:rPr>
+          <w:lang w:val="en-US"/>
+        </w:rPr>
+        <w:t xml:space="preserve"> that:</w:t>
+      </w:r>
+      <w:r>
+        <w:rPr>
+          <w:lang w:val="en-US"/>
+        </w:rPr>
+        <w:br/>
+        <w:t>-</w:t>
+      </w:r>
+      <w:r>
+        <w:rPr>
+          <w:lang w:val="en-US"/>
+        </w:rPr>
+        <w:t xml:space="preserve"> Accepts traffic on that IP</w:t>
+      </w:r>
+      <w:r>
+        <w:rPr>
+          <w:lang w:val="en-US"/>
+        </w:rPr>
+        <w:br/>
+        <w:t xml:space="preserve">- </w:t>
+      </w:r>
+      <w:r>
+        <w:rPr>
+          <w:lang w:val="en-US"/>
+        </w:rPr>
+        <w:t xml:space="preserve">Inspects the </w:t>
+      </w:r>
+      <w:r>
+        <w:rPr>
+          <w:rStyle w:val="Pogrubienie"/>
+          <w:b w:val="0"/>
+          <w:bCs w:val="0"/>
+          <w:lang w:val="en-US"/>
+        </w:rPr>
+        <w:t>Host header</w:t>
+      </w:r>
+      <w:r>
+        <w:rPr>
+          <w:lang w:val="en-US"/>
+        </w:rPr>
+        <w:t xml:space="preserve"> in the HTTP request:</w:t>
+      </w:r>
+      <w:r>
+        <w:rPr>
+          <w:lang w:val="en-US"/>
+        </w:rPr>
+        <w:br/>
+      </w:r>
+      <w:r>
+        <w:rPr>
+          <w:rFonts w:ascii="Consolas" w:hAnsi="Consolas"/>
+          <w:lang w:val="en-US"/>
+        </w:rPr>
+        <w:t>Host: yourapp.azurewebsites.net</w:t>
+      </w:r>
+    </w:p>
+    <w:p>
+      <w:pPr>
+        <w:pStyle w:val="Akapitzlist"/>
+        <w:numPr>
+          <w:ilvl w:val="0"/>
+          <w:numId w:val="4"/>
+        </w:numPr>
+        <w:rPr>
           <w:rFonts w:cs="Segoe UI"/>
           <w:lang w:val="en-US"/>
         </w:rPr>
@@ -7301,6 +7343,7 @@
           <w:bCs/>
           <w:lang w:val="en-US"/>
         </w:rPr>
+        <w:lastRenderedPageBreak/>
         <w:t>Outbound IP</w:t>
       </w:r>
       <w:r>
@@ -7783,7 +7826,6 @@
           <w:szCs w:val="21"/>
           <w:lang w:val="en-US"/>
         </w:rPr>
-        <w:lastRenderedPageBreak/>
         <w:t xml:space="preserve">    </w:t>
       </w:r>
       <w:r>
@@ -8676,6 +8718,7 @@
         <w:rPr>
           <w:lang w:val="en-US"/>
         </w:rPr>
+        <w:lastRenderedPageBreak/>
         <w:t>Application settings configuration</w:t>
       </w:r>
     </w:p>
@@ -9108,7 +9151,6 @@
           <w:noProof/>
           <w:lang w:val="en-US"/>
         </w:rPr>
-        <w:lastRenderedPageBreak/>
         <w:drawing>
           <wp:anchor distT="0" distB="0" distL="114300" distR="114300" simplePos="0" relativeHeight="251659264" behindDoc="0" locked="0" layoutInCell="1" allowOverlap="1" wp14:anchorId="56D55AE7" wp14:editId="79768AF4">
             <wp:simplePos x="0" y="0"/>
@@ -9133,7 +9175,7 @@
                     <pic:cNvPicPr/>
                   </pic:nvPicPr>
                   <pic:blipFill>
-                    <a:blip r:embed="rId26">
+                    <a:blip r:embed="rId27">
                       <a:extLst>
                         <a:ext uri="{28A0092B-C50C-407E-A947-70E740481C1C}">
                           <a14:useLocalDpi xmlns:a14="http://schemas.microsoft.com/office/drawing/2010/main" val="0"/>
@@ -9202,7 +9244,7 @@
                     <pic:cNvPicPr/>
                   </pic:nvPicPr>
                   <pic:blipFill>
-                    <a:blip r:embed="rId27">
+                    <a:blip r:embed="rId28">
                       <a:extLst>
                         <a:ext uri="{28A0092B-C50C-407E-A947-70E740481C1C}">
                           <a14:useLocalDpi xmlns:a14="http://schemas.microsoft.com/office/drawing/2010/main" val="0"/>
@@ -9259,6 +9301,7 @@
         <w:rPr>
           <w:lang w:val="en-US"/>
         </w:rPr>
+        <w:lastRenderedPageBreak/>
         <w:t>The following setting:</w:t>
       </w:r>
     </w:p>
@@ -9716,7 +9759,6 @@
           <w:szCs w:val="21"/>
           <w:lang w:val="en-US"/>
         </w:rPr>
-        <w:lastRenderedPageBreak/>
         <w:t>{</w:t>
       </w:r>
     </w:p>
@@ -11673,7 +11715,6 @@
           <w:noProof/>
           <w:lang w:val="en-US"/>
         </w:rPr>
-        <w:lastRenderedPageBreak/>
         <w:drawing>
           <wp:anchor distT="0" distB="0" distL="114300" distR="114300" simplePos="0" relativeHeight="251661312" behindDoc="0" locked="0" layoutInCell="1" allowOverlap="1" wp14:anchorId="027A21DD" wp14:editId="026010D3">
             <wp:simplePos x="0" y="0"/>
@@ -11698,7 +11739,7 @@
                     <pic:cNvPicPr/>
                   </pic:nvPicPr>
                   <pic:blipFill>
-                    <a:blip r:embed="rId28" cstate="print">
+                    <a:blip r:embed="rId29" cstate="print">
                       <a:extLst>
                         <a:ext uri="{28A0092B-C50C-407E-A947-70E740481C1C}">
                           <a14:useLocalDpi xmlns:a14="http://schemas.microsoft.com/office/drawing/2010/main" val="0"/>
@@ -12298,6 +12339,7 @@
         <w:rPr>
           <w:lang w:val="en-US"/>
         </w:rPr>
+        <w:lastRenderedPageBreak/>
         <w:t>Configuration &gt; Path mappings</w:t>
       </w:r>
     </w:p>
@@ -12756,7 +12798,7 @@
           <w:lang w:val="en-US"/>
         </w:rPr>
       </w:pPr>
-      <w:hyperlink r:id="rId29" w:history="1">
+      <w:hyperlink r:id="rId30" w:history="1">
         <w:r>
           <w:rPr>
             <w:rStyle w:val="Hipercze"/>
@@ -13389,6 +13431,7 @@
         <w:rPr>
           <w:lang w:val="en-US"/>
         </w:rPr>
+        <w:lastRenderedPageBreak/>
         <w:t xml:space="preserve">Separate code and data. Sometimes it’s helpful to </w:t>
       </w:r>
       <w:r>
@@ -13638,7 +13681,6 @@
           <w:szCs w:val="24"/>
           <w:lang w:val="en-US"/>
         </w:rPr>
-        <w:lastRenderedPageBreak/>
         <w:t>Name</w:t>
       </w:r>
       <w:r>
@@ -16910,7 +16952,7 @@
 </file>
 
 <file path=customXml/itemProps1.xml><?xml version="1.0" encoding="utf-8"?>
-<ds:datastoreItem xmlns:ds="http://schemas.openxmlformats.org/officeDocument/2006/customXml" ds:itemID="{72E257CA-1034-4797-8176-D8CDE2DE400D}">
+<ds:datastoreItem xmlns:ds="http://schemas.openxmlformats.org/officeDocument/2006/customXml" ds:itemID="{9C86FF55-089B-495D-8085-791D9868809E}">
   <ds:schemaRefs>
     <ds:schemaRef ds:uri="http://schemas.openxmlformats.org/officeDocument/2006/bibliography"/>
   </ds:schemaRefs>

--- a/Azure.docx
+++ b/Azure.docx
@@ -1,18 +1,44 @@
 
 <file path=word/document.xml><?xml version="1.0" encoding="utf-8"?>
-<w:document xmlns:wpc="http://schemas.microsoft.com/office/word/2010/wordprocessingCanvas" xmlns:cx="http://schemas.microsoft.com/office/drawing/2014/chartex" xmlns:mc="http://schemas.openxmlformats.org/markup-compatibility/2006" xmlns:o="urn:schemas-microsoft-com:office:office" xmlns:r="http://schemas.openxmlformats.org/officeDocument/2006/relationships" xmlns:m="http://schemas.openxmlformats.org/officeDocument/2006/math" xmlns:v="urn:schemas-microsoft-com:vml" xmlns:wp14="http://schemas.microsoft.com/office/word/2010/wordprocessingDrawing" xmlns:wp="http://schemas.openxmlformats.org/drawingml/2006/wordprocessingDrawing" xmlns:w10="urn:schemas-microsoft-com:office:word" xmlns:w="http://schemas.openxmlformats.org/wordprocessingml/2006/main" xmlns:w14="http://schemas.microsoft.com/office/word/2010/wordml" xmlns:w15="http://schemas.microsoft.com/office/word/2012/wordml" xmlns:w16se="http://schemas.microsoft.com/office/word/2015/wordml/symex" xmlns:wpg="http://schemas.microsoft.com/office/word/2010/wordprocessingGroup" xmlns:wpi="http://schemas.microsoft.com/office/word/2010/wordprocessingInk" xmlns:wne="http://schemas.microsoft.com/office/word/2006/wordml" xmlns:wps="http://schemas.microsoft.com/office/word/2010/wordprocessingShape" mc:Ignorable="w14 w15 w16se wp14">
+<w:document xmlns:wpc="http://schemas.microsoft.com/office/word/2010/wordprocessingCanvas" xmlns:cx="http://schemas.microsoft.com/office/drawing/2014/chartex" xmlns:cx1="http://schemas.microsoft.com/office/drawing/2015/9/8/chartex" xmlns:cx2="http://schemas.microsoft.com/office/drawing/2015/10/21/chartex" xmlns:cx3="http://schemas.microsoft.com/office/drawing/2016/5/9/chartex" xmlns:cx4="http://schemas.microsoft.com/office/drawing/2016/5/10/chartex" xmlns:cx5="http://schemas.microsoft.com/office/drawing/2016/5/11/chartex" xmlns:cx6="http://schemas.microsoft.com/office/drawing/2016/5/12/chartex" xmlns:cx7="http://schemas.microsoft.com/office/drawing/2016/5/13/chartex" xmlns:cx8="http://schemas.microsoft.com/office/drawing/2016/5/14/chartex" xmlns:mc="http://schemas.openxmlformats.org/markup-compatibility/2006" xmlns:aink="http://schemas.microsoft.com/office/drawing/2016/ink" xmlns:am3d="http://schemas.microsoft.com/office/drawing/2017/model3d" xmlns:o="urn:schemas-microsoft-com:office:office" xmlns:oel="http://schemas.microsoft.com/office/2019/extlst" xmlns:r="http://schemas.openxmlformats.org/officeDocument/2006/relationships" xmlns:m="http://schemas.openxmlformats.org/officeDocument/2006/math" xmlns:v="urn:schemas-microsoft-com:vml" xmlns:wp14="http://schemas.microsoft.com/office/word/2010/wordprocessingDrawing" xmlns:wp="http://schemas.openxmlformats.org/drawingml/2006/wordprocessingDrawing" xmlns:w10="urn:schemas-microsoft-com:office:word" xmlns:w="http://schemas.openxmlformats.org/wordprocessingml/2006/main" xmlns:w14="http://schemas.microsoft.com/office/word/2010/wordml" xmlns:w15="http://schemas.microsoft.com/office/word/2012/wordml" xmlns:w16cex="http://schemas.microsoft.com/office/word/2018/wordml/cex" xmlns:w16cid="http://schemas.microsoft.com/office/word/2016/wordml/cid" xmlns:w16="http://schemas.microsoft.com/office/word/2018/wordml" xmlns:w16du="http://schemas.microsoft.com/office/word/2023/wordml/word16du" xmlns:w16sdtdh="http://schemas.microsoft.com/office/word/2020/wordml/sdtdatahash" xmlns:w16sdtfl="http://schemas.microsoft.com/office/word/2024/wordml/sdtformatlock" xmlns:w16se="http://schemas.microsoft.com/office/word/2015/wordml/symex" xmlns:wpg="http://schemas.microsoft.com/office/word/2010/wordprocessingGroup" xmlns:wpi="http://schemas.microsoft.com/office/word/2010/wordprocessingInk" xmlns:wne="http://schemas.microsoft.com/office/word/2006/wordml" xmlns:wps="http://schemas.microsoft.com/office/word/2010/wordprocessingShape" mc:Ignorable="w14 w15 w16se w16cid w16 w16cex w16sdtdh w16sdtfl w16du wp14">
   <w:body>
     <w:p>
-      <w:r>
-        <w:t xml:space="preserve">Sql server admin: </w:t>
-      </w:r>
-      <w:r>
-        <w:t>daniel:User1234</w:t>
-      </w:r>
-    </w:p>
-    <w:p>
-      <w:pPr>
-        <w:pStyle w:val="Nagwek1"/>
+      <w:proofErr w:type="spellStart"/>
+      <w:r>
+        <w:t>Sql</w:t>
+      </w:r>
+      <w:proofErr w:type="spellEnd"/>
+      <w:r>
+        <w:t xml:space="preserve"> </w:t>
+      </w:r>
+      <w:proofErr w:type="spellStart"/>
+      <w:r>
+        <w:t>server</w:t>
+      </w:r>
+      <w:proofErr w:type="spellEnd"/>
+      <w:r>
+        <w:t xml:space="preserve"> </w:t>
+      </w:r>
+      <w:proofErr w:type="gramStart"/>
+      <w:r>
+        <w:t>admin</w:t>
+      </w:r>
+      <w:proofErr w:type="gramEnd"/>
+      <w:r>
+        <w:t xml:space="preserve">: </w:t>
+      </w:r>
+      <w:proofErr w:type="gramStart"/>
+      <w:r>
+        <w:t>daniel:User</w:t>
+      </w:r>
+      <w:proofErr w:type="gramEnd"/>
+      <w:r>
+        <w:t>1234</w:t>
+      </w:r>
+    </w:p>
+    <w:p>
+      <w:pPr>
+        <w:pStyle w:val="Heading1"/>
       </w:pPr>
       <w:r>
         <w:t>Plan</w:t>
@@ -47,7 +73,7 @@
       <w:hyperlink r:id="rId8" w:history="1">
         <w:r>
           <w:rPr>
-            <w:rStyle w:val="Hipercze"/>
+            <w:rStyle w:val="Hyperlink"/>
             <w:lang w:val="en-US"/>
           </w:rPr>
           <w:t>https://skillcertpro.com/product/developing-solutions-for-microsoft-azure-az-204-practice-exam-test/</w:t>
@@ -76,12 +102,26 @@
         <w:rPr>
           <w:lang w:val="en-US"/>
         </w:rPr>
-        <w:t xml:space="preserve">Learn downloaded git repo </w:t>
+        <w:t xml:space="preserve">Learn downloaded </w:t>
+      </w:r>
+      <w:proofErr w:type="spellStart"/>
+      <w:r>
+        <w:rPr>
+          <w:lang w:val="en-US"/>
+        </w:rPr>
+        <w:t>git</w:t>
+      </w:r>
+      <w:proofErr w:type="spellEnd"/>
+      <w:r>
+        <w:rPr>
+          <w:lang w:val="en-US"/>
+        </w:rPr>
+        <w:t xml:space="preserve"> repo </w:t>
       </w:r>
       <w:hyperlink r:id="rId9" w:history="1">
         <w:r>
           <w:rPr>
-            <w:rStyle w:val="Hipercze"/>
+            <w:rStyle w:val="Hyperlink"/>
             <w:lang w:val="en-US"/>
           </w:rPr>
           <w:t>https://github.com/arvigeus/AZ-204</w:t>
@@ -116,7 +156,21 @@
         <w:rPr>
           <w:lang w:val="en-US"/>
         </w:rPr>
-        <w:t>the answers in git repo as well)</w:t>
+        <w:t xml:space="preserve">the answers in </w:t>
+      </w:r>
+      <w:proofErr w:type="spellStart"/>
+      <w:r>
+        <w:rPr>
+          <w:lang w:val="en-US"/>
+        </w:rPr>
+        <w:t>git</w:t>
+      </w:r>
+      <w:proofErr w:type="spellEnd"/>
+      <w:r>
+        <w:rPr>
+          <w:lang w:val="en-US"/>
+        </w:rPr>
+        <w:t xml:space="preserve"> repo as well)</w:t>
       </w:r>
       <w:r>
         <w:rPr>
@@ -127,7 +181,7 @@
       <w:hyperlink r:id="rId10" w:history="1">
         <w:r>
           <w:rPr>
-            <w:rStyle w:val="Hipercze"/>
+            <w:rStyle w:val="Hyperlink"/>
             <w:lang w:val="en-US"/>
           </w:rPr>
           <w:t>https://az-204.vercel.app/?id=585a8c1fb45e87c4d5f9c9134633e8239f53275f34a6df54c3c7db350c4d1100</w:t>
@@ -155,7 +209,7 @@
       <w:hyperlink r:id="rId11" w:history="1">
         <w:r>
           <w:rPr>
-            <w:rStyle w:val="Hipercze"/>
+            <w:rStyle w:val="Hyperlink"/>
             <w:lang w:val="en-US"/>
           </w:rPr>
           <w:t>https://www.whizlabs.com/microsoft-azure-certification-az-204/</w:t>
@@ -201,7 +255,7 @@
       <w:hyperlink r:id="rId12" w:history="1">
         <w:r>
           <w:rPr>
-            <w:rStyle w:val="Hipercze"/>
+            <w:rStyle w:val="Hyperlink"/>
             <w:lang w:val="en-US"/>
           </w:rPr>
           <w:t>https://www.dumps-files.com/files/AZ-204/</w:t>
@@ -216,11 +270,13 @@
     </w:p>
     <w:p>
       <w:pPr>
-        <w:pStyle w:val="Nagwek1"/>
-      </w:pPr>
+        <w:pStyle w:val="Heading1"/>
+      </w:pPr>
+      <w:proofErr w:type="spellStart"/>
       <w:r>
         <w:t>Exam</w:t>
       </w:r>
+      <w:proofErr w:type="spellEnd"/>
     </w:p>
     <w:p>
       <w:pPr>
@@ -243,7 +299,7 @@
       <w:hyperlink r:id="rId13" w:history="1">
         <w:r>
           <w:rPr>
-            <w:rStyle w:val="Hipercze"/>
+            <w:rStyle w:val="Hyperlink"/>
             <w:lang w:val="en-US"/>
           </w:rPr>
           <w:t>https://learn.microsoft.com/en-ca/credentials/certifications/exams/az-204/practice/assessment?assessment-type=practice&amp;assessmentId=35</w:t>
@@ -271,7 +327,7 @@
       <w:hyperlink r:id="rId14" w:history="1">
         <w:r>
           <w:rPr>
-            <w:rStyle w:val="Hipercze"/>
+            <w:rStyle w:val="Hyperlink"/>
             <w:lang w:val="en-US"/>
           </w:rPr>
           <w:t>https://www.youtube.com/watch?v=si37TjkmWBA</w:t>
@@ -293,7 +349,7 @@
       <w:hyperlink r:id="rId15" w:history="1">
         <w:r>
           <w:rPr>
-            <w:rStyle w:val="Hipercze"/>
+            <w:rStyle w:val="Hyperlink"/>
             <w:lang w:val="en-US"/>
           </w:rPr>
           <w:t>https://www.youtube.com/watch?v=k4Gm7HnIpcg</w:t>
@@ -308,7 +364,7 @@
     </w:p>
     <w:p>
       <w:pPr>
-        <w:pStyle w:val="Nagwek1"/>
+        <w:pStyle w:val="Heading1"/>
         <w:rPr>
           <w:lang w:val="en-US"/>
         </w:rPr>
@@ -322,7 +378,7 @@
     </w:p>
     <w:p>
       <w:pPr>
-        <w:pStyle w:val="Nagwek2"/>
+        <w:pStyle w:val="Heading2"/>
         <w:rPr>
           <w:lang w:val="en-US"/>
         </w:rPr>
@@ -330,7 +386,7 @@
       <w:hyperlink r:id="rId16" w:history="1">
         <w:r>
           <w:rPr>
-            <w:rStyle w:val="Hipercze"/>
+            <w:rStyle w:val="Hyperlink"/>
             <w:rFonts w:cs="Segoe UI"/>
             <w:color w:val="0065B3"/>
             <w:shd w:val="clear" w:color="auto" w:fill="FFFFFF"/>
@@ -354,7 +410,7 @@
     </w:p>
     <w:p>
       <w:pPr>
-        <w:pStyle w:val="Nagwek3"/>
+        <w:pStyle w:val="Heading3"/>
         <w:rPr>
           <w:lang w:val="en-US"/>
         </w:rPr>
@@ -826,7 +882,21 @@
         <w:rPr>
           <w:lang w:val="en-US"/>
         </w:rPr>
-        <w:t>Infrastructure as a service - you manage VMs, OS, runtime, data, apps. Examples: Azure Virtual Machines, Azure VNet.</w:t>
+        <w:t xml:space="preserve">Infrastructure as a service - you manage VMs, OS, runtime, data, apps. Examples: Azure Virtual Machines, Azure </w:t>
+      </w:r>
+      <w:proofErr w:type="spellStart"/>
+      <w:r>
+        <w:rPr>
+          <w:lang w:val="en-US"/>
+        </w:rPr>
+        <w:t>VNet</w:t>
+      </w:r>
+      <w:proofErr w:type="spellEnd"/>
+      <w:r>
+        <w:rPr>
+          <w:lang w:val="en-US"/>
+        </w:rPr>
+        <w:t>.</w:t>
       </w:r>
     </w:p>
     <w:p>
@@ -914,7 +984,21 @@
         <w:rPr>
           <w:lang w:val="en-US"/>
         </w:rPr>
-        <w:t>e, from developer(real customer) perspective They do manage the app</w:t>
+        <w:t xml:space="preserve">e, from </w:t>
+      </w:r>
+      <w:proofErr w:type="gramStart"/>
+      <w:r>
+        <w:rPr>
+          <w:lang w:val="en-US"/>
+        </w:rPr>
+        <w:t>developer(</w:t>
+      </w:r>
+      <w:proofErr w:type="gramEnd"/>
+      <w:r>
+        <w:rPr>
+          <w:lang w:val="en-US"/>
+        </w:rPr>
+        <w:t>real customer) perspective They do manage the app</w:t>
       </w:r>
       <w:r>
         <w:rPr>
@@ -952,7 +1036,14 @@
         <w:rPr>
           <w:lang w:val="en-US"/>
         </w:rPr>
-        <w:t>own datacenter</w:t>
+        <w:t xml:space="preserve">own </w:t>
+      </w:r>
+      <w:proofErr w:type="gramStart"/>
+      <w:r>
+        <w:rPr>
+          <w:lang w:val="en-US"/>
+        </w:rPr>
+        <w:t>datacenter</w:t>
       </w:r>
       <w:r>
         <w:rPr>
@@ -966,6 +1057,7 @@
         </w:rPr>
         <w:t>)</w:t>
       </w:r>
+      <w:proofErr w:type="gramEnd"/>
       <w:r>
         <w:rPr>
           <w:lang w:val="en-US"/>
@@ -1090,16 +1182,37 @@
           <w:shd w:val="clear" w:color="auto" w:fill="FFFFFF"/>
           <w:lang w:val="en-US"/>
         </w:rPr>
-        <w:t>Public cloud</w:t>
-      </w:r>
-      <w:r>
-        <w:rPr>
-          <w:rFonts w:cs="Segoe UI"/>
-          <w:color w:val="161616"/>
-          <w:shd w:val="clear" w:color="auto" w:fill="FFFFFF"/>
-          <w:lang w:val="en-US"/>
-        </w:rPr>
-        <w:t xml:space="preserve"> is built, controlled, and maintained by a third-party cloud provider. </w:t>
+        <w:t xml:space="preserve">Public </w:t>
+      </w:r>
+      <w:proofErr w:type="gramStart"/>
+      <w:r>
+        <w:rPr>
+          <w:rFonts w:cs="Segoe UI"/>
+          <w:b/>
+          <w:color w:val="161616"/>
+          <w:shd w:val="clear" w:color="auto" w:fill="FFFFFF"/>
+          <w:lang w:val="en-US"/>
+        </w:rPr>
+        <w:t>cloud</w:t>
+      </w:r>
+      <w:r>
+        <w:rPr>
+          <w:rFonts w:cs="Segoe UI"/>
+          <w:color w:val="161616"/>
+          <w:shd w:val="clear" w:color="auto" w:fill="FFFFFF"/>
+          <w:lang w:val="en-US"/>
+        </w:rPr>
+        <w:t xml:space="preserve"> is</w:t>
+      </w:r>
+      <w:proofErr w:type="gramEnd"/>
+      <w:r>
+        <w:rPr>
+          <w:rFonts w:cs="Segoe UI"/>
+          <w:color w:val="161616"/>
+          <w:shd w:val="clear" w:color="auto" w:fill="FFFFFF"/>
+          <w:lang w:val="en-US"/>
+        </w:rPr>
+        <w:t xml:space="preserve"> built, controlled, and maintained by a third-party cloud provider. </w:t>
       </w:r>
       <w:r>
         <w:rPr>
@@ -1146,13 +1259,27 @@
         <w:rPr>
           <w:lang w:val="en-US"/>
         </w:rPr>
-        <w:t>- use both. E</w:t>
-      </w:r>
-      <w:r>
-        <w:rPr>
-          <w:lang w:val="en-US"/>
-        </w:rPr>
-        <w:t xml:space="preserve">g. Use private cloud, but during high traffic load – use public cloud. </w:t>
+        <w:t xml:space="preserve">- use both. </w:t>
+      </w:r>
+      <w:proofErr w:type="spellStart"/>
+      <w:r>
+        <w:rPr>
+          <w:lang w:val="en-US"/>
+        </w:rPr>
+        <w:t>E</w:t>
+      </w:r>
+      <w:r>
+        <w:rPr>
+          <w:lang w:val="en-US"/>
+        </w:rPr>
+        <w:t>g.</w:t>
+      </w:r>
+      <w:proofErr w:type="spellEnd"/>
+      <w:r>
+        <w:rPr>
+          <w:lang w:val="en-US"/>
+        </w:rPr>
+        <w:t xml:space="preserve"> Use private cloud, but during high traffic load – use public cloud. </w:t>
       </w:r>
     </w:p>
     <w:p>
@@ -1255,7 +1382,7 @@
     <w:p>
       <w:pPr>
         <w:rPr>
-          <w:lang w:val="ru-UA"/>
+          <w:lang/>
         </w:rPr>
       </w:pPr>
       <w:r>
@@ -1327,7 +1454,7 @@
     </w:p>
     <w:p>
       <w:pPr>
-        <w:pStyle w:val="Akapitzlist"/>
+        <w:pStyle w:val="ListParagraph"/>
         <w:numPr>
           <w:ilvl w:val="0"/>
           <w:numId w:val="9"/>
@@ -1345,7 +1472,7 @@
     </w:p>
     <w:p>
       <w:pPr>
-        <w:pStyle w:val="Akapitzlist"/>
+        <w:pStyle w:val="ListParagraph"/>
         <w:numPr>
           <w:ilvl w:val="0"/>
           <w:numId w:val="9"/>
@@ -1363,7 +1490,7 @@
     </w:p>
     <w:p>
       <w:pPr>
-        <w:pStyle w:val="Akapitzlist"/>
+        <w:pStyle w:val="ListParagraph"/>
         <w:numPr>
           <w:ilvl w:val="0"/>
           <w:numId w:val="9"/>
@@ -1381,7 +1508,7 @@
     </w:p>
     <w:p>
       <w:pPr>
-        <w:pStyle w:val="Akapitzlist"/>
+        <w:pStyle w:val="ListParagraph"/>
         <w:numPr>
           <w:ilvl w:val="0"/>
           <w:numId w:val="9"/>
@@ -1403,29 +1530,45 @@
           <w:lang w:val="en-US"/>
         </w:rPr>
       </w:pPr>
-      <w:r>
-        <w:rPr>
-          <w:lang w:val="en-US"/>
-        </w:rPr>
-        <w:t>CapEx (capital expenditure) – one-time expenses like building a datacenter</w:t>
-      </w:r>
-    </w:p>
-    <w:p>
-      <w:pPr>
-        <w:rPr>
-          <w:lang w:val="en-US"/>
-        </w:rPr>
-      </w:pPr>
-      <w:r>
-        <w:rPr>
-          <w:lang w:val="en-US"/>
-        </w:rPr>
-        <w:t>OpEx (operational expenditure) – spending money over the time, renting.</w:t>
-      </w:r>
-    </w:p>
-    <w:p>
-      <w:pPr>
-        <w:pStyle w:val="Nagwek3"/>
+      <w:proofErr w:type="spellStart"/>
+      <w:r>
+        <w:rPr>
+          <w:lang w:val="en-US"/>
+        </w:rPr>
+        <w:t>CapEx</w:t>
+      </w:r>
+      <w:proofErr w:type="spellEnd"/>
+      <w:r>
+        <w:rPr>
+          <w:lang w:val="en-US"/>
+        </w:rPr>
+        <w:t xml:space="preserve"> (capital expenditure) – one-time expenses like building a datacenter</w:t>
+      </w:r>
+    </w:p>
+    <w:p>
+      <w:pPr>
+        <w:rPr>
+          <w:lang w:val="en-US"/>
+        </w:rPr>
+      </w:pPr>
+      <w:proofErr w:type="spellStart"/>
+      <w:r>
+        <w:rPr>
+          <w:lang w:val="en-US"/>
+        </w:rPr>
+        <w:t>OpEx</w:t>
+      </w:r>
+      <w:proofErr w:type="spellEnd"/>
+      <w:r>
+        <w:rPr>
+          <w:lang w:val="en-US"/>
+        </w:rPr>
+        <w:t xml:space="preserve"> (operational expenditure) – spending money over the time, renting.</w:t>
+      </w:r>
+    </w:p>
+    <w:p>
+      <w:pPr>
+        <w:pStyle w:val="Heading3"/>
         <w:rPr>
           <w:lang w:val="en-US"/>
         </w:rPr>
@@ -1459,7 +1602,7 @@
     </w:p>
     <w:p>
       <w:pPr>
-        <w:pStyle w:val="Akapitzlist"/>
+        <w:pStyle w:val="ListParagraph"/>
         <w:numPr>
           <w:ilvl w:val="0"/>
           <w:numId w:val="9"/>
@@ -1485,7 +1628,7 @@
     </w:p>
     <w:p>
       <w:pPr>
-        <w:pStyle w:val="Akapitzlist"/>
+        <w:pStyle w:val="ListParagraph"/>
         <w:numPr>
           <w:ilvl w:val="0"/>
           <w:numId w:val="9"/>
@@ -1505,7 +1648,7 @@
     </w:p>
     <w:p>
       <w:pPr>
-        <w:pStyle w:val="Akapitzlist"/>
+        <w:pStyle w:val="ListParagraph"/>
         <w:numPr>
           <w:ilvl w:val="0"/>
           <w:numId w:val="9"/>
@@ -1525,7 +1668,7 @@
     </w:p>
     <w:p>
       <w:pPr>
-        <w:pStyle w:val="Akapitzlist"/>
+        <w:pStyle w:val="ListParagraph"/>
         <w:numPr>
           <w:ilvl w:val="0"/>
           <w:numId w:val="9"/>
@@ -1545,7 +1688,7 @@
     </w:p>
     <w:p>
       <w:pPr>
-        <w:pStyle w:val="Akapitzlist"/>
+        <w:pStyle w:val="ListParagraph"/>
         <w:numPr>
           <w:ilvl w:val="0"/>
           <w:numId w:val="9"/>
@@ -1565,7 +1708,7 @@
     </w:p>
     <w:p>
       <w:pPr>
-        <w:pStyle w:val="Akapitzlist"/>
+        <w:pStyle w:val="ListParagraph"/>
         <w:numPr>
           <w:ilvl w:val="0"/>
           <w:numId w:val="9"/>
@@ -1585,7 +1728,7 @@
     </w:p>
     <w:p>
       <w:pPr>
-        <w:pStyle w:val="Akapitzlist"/>
+        <w:pStyle w:val="ListParagraph"/>
         <w:numPr>
           <w:ilvl w:val="0"/>
           <w:numId w:val="9"/>
@@ -1596,13 +1739,23 @@
           <w:lang w:val="en-US"/>
         </w:rPr>
       </w:pPr>
-      <w:r>
-        <w:rPr>
-          <w:rFonts w:cs="Segoe UI"/>
-          <w:color w:val="161616"/>
-          <w:shd w:val="clear" w:color="auto" w:fill="FFFFFF"/>
-        </w:rPr>
-        <w:t>manageability </w:t>
+      <w:proofErr w:type="spellStart"/>
+      <w:r>
+        <w:rPr>
+          <w:rFonts w:cs="Segoe UI"/>
+          <w:color w:val="161616"/>
+          <w:shd w:val="clear" w:color="auto" w:fill="FFFFFF"/>
+        </w:rPr>
+        <w:t>manageability</w:t>
+      </w:r>
+      <w:proofErr w:type="spellEnd"/>
+      <w:r>
+        <w:rPr>
+          <w:rFonts w:cs="Segoe UI"/>
+          <w:color w:val="161616"/>
+          <w:shd w:val="clear" w:color="auto" w:fill="FFFFFF"/>
+        </w:rPr>
+        <w:t> </w:t>
       </w:r>
     </w:p>
     <w:p>
@@ -1724,7 +1877,21 @@
         <w:rPr>
           <w:lang w:val="en-US"/>
         </w:rPr>
-        <w:t xml:space="preserve"> opposite to up time, how long the service were unavailable.</w:t>
+        <w:t xml:space="preserve"> opposite to up time, how long the service </w:t>
+      </w:r>
+      <w:proofErr w:type="gramStart"/>
+      <w:r>
+        <w:rPr>
+          <w:lang w:val="en-US"/>
+        </w:rPr>
+        <w:t>were</w:t>
+      </w:r>
+      <w:proofErr w:type="gramEnd"/>
+      <w:r>
+        <w:rPr>
+          <w:lang w:val="en-US"/>
+        </w:rPr>
+        <w:t xml:space="preserve"> unavailable.</w:t>
       </w:r>
     </w:p>
     <w:p>
@@ -1891,7 +2058,27 @@
           <w:shd w:val="clear" w:color="auto" w:fill="FFFFFF"/>
           <w:lang w:val="en-US"/>
         </w:rPr>
-        <w:t>always available. 100% availability or close to it is very expansive, it requires no time for making service down for maintenance, duplicating every single component in case of one component fail</w:t>
+        <w:t xml:space="preserve">always available. 100% availability or close to it is very </w:t>
+      </w:r>
+      <w:proofErr w:type="gramStart"/>
+      <w:r>
+        <w:rPr>
+          <w:rFonts w:cs="Segoe UI"/>
+          <w:color w:val="161616"/>
+          <w:shd w:val="clear" w:color="auto" w:fill="FFFFFF"/>
+          <w:lang w:val="en-US"/>
+        </w:rPr>
+        <w:t>expansive</w:t>
+      </w:r>
+      <w:proofErr w:type="gramEnd"/>
+      <w:r>
+        <w:rPr>
+          <w:rFonts w:cs="Segoe UI"/>
+          <w:color w:val="161616"/>
+          <w:shd w:val="clear" w:color="auto" w:fill="FFFFFF"/>
+          <w:lang w:val="en-US"/>
+        </w:rPr>
+        <w:t>, it requires no time for making service down for maintenance, duplicating every single component in case of one component fail</w:t>
       </w:r>
       <w:r>
         <w:rPr>
@@ -1909,7 +2096,27 @@
           <w:shd w:val="clear" w:color="auto" w:fill="FFFFFF"/>
           <w:lang w:val="en-US"/>
         </w:rPr>
-        <w:t>d, backups that applies with 0 interaction to customer.</w:t>
+        <w:t xml:space="preserve">d, backups that </w:t>
+      </w:r>
+      <w:proofErr w:type="gramStart"/>
+      <w:r>
+        <w:rPr>
+          <w:rFonts w:cs="Segoe UI"/>
+          <w:color w:val="161616"/>
+          <w:shd w:val="clear" w:color="auto" w:fill="FFFFFF"/>
+          <w:lang w:val="en-US"/>
+        </w:rPr>
+        <w:t>applies</w:t>
+      </w:r>
+      <w:proofErr w:type="gramEnd"/>
+      <w:r>
+        <w:rPr>
+          <w:rFonts w:cs="Segoe UI"/>
+          <w:color w:val="161616"/>
+          <w:shd w:val="clear" w:color="auto" w:fill="FFFFFF"/>
+          <w:lang w:val="en-US"/>
+        </w:rPr>
+        <w:t xml:space="preserve"> with 0 interaction to customer.</w:t>
       </w:r>
     </w:p>
     <w:p>
@@ -2336,14 +2543,25 @@
         </w:rPr>
         <w:t xml:space="preserve">. </w:t>
       </w:r>
-      <w:r>
-        <w:rPr>
-          <w:rFonts w:cs="Segoe UI"/>
-          <w:color w:val="161616"/>
-          <w:shd w:val="clear" w:color="auto" w:fill="FFFFFF"/>
-          <w:lang w:val="en-US"/>
-        </w:rPr>
-        <w:t>With the cloud, you can track your resource use in real time, monitor resources, and apply data analytics to find patterns and trends that help better plan resource deployments.  </w:t>
+      <w:proofErr w:type="gramStart"/>
+      <w:r>
+        <w:rPr>
+          <w:rFonts w:cs="Segoe UI"/>
+          <w:color w:val="161616"/>
+          <w:shd w:val="clear" w:color="auto" w:fill="FFFFFF"/>
+          <w:lang w:val="en-US"/>
+        </w:rPr>
+        <w:t>With the cloud</w:t>
+      </w:r>
+      <w:proofErr w:type="gramEnd"/>
+      <w:r>
+        <w:rPr>
+          <w:rFonts w:cs="Segoe UI"/>
+          <w:color w:val="161616"/>
+          <w:shd w:val="clear" w:color="auto" w:fill="FFFFFF"/>
+          <w:lang w:val="en-US"/>
+        </w:rPr>
+        <w:t>, you can track your resource use in real time, monitor resources, and apply data analytics to find patterns and trends that help better plan resource deployments.  </w:t>
       </w:r>
       <w:r>
         <w:rPr>
@@ -2510,7 +2728,27 @@
           <w:shd w:val="clear" w:color="auto" w:fill="FFFFFF"/>
           <w:lang w:val="en-US"/>
         </w:rPr>
-        <w:t>. PaaS and SaaS let care the patches and maintenance automatically. C</w:t>
+        <w:t xml:space="preserve">. PaaS and SaaS let </w:t>
+      </w:r>
+      <w:proofErr w:type="gramStart"/>
+      <w:r>
+        <w:rPr>
+          <w:rFonts w:cs="Segoe UI"/>
+          <w:color w:val="161616"/>
+          <w:shd w:val="clear" w:color="auto" w:fill="FFFFFF"/>
+          <w:lang w:val="en-US"/>
+        </w:rPr>
+        <w:t>care</w:t>
+      </w:r>
+      <w:proofErr w:type="gramEnd"/>
+      <w:r>
+        <w:rPr>
+          <w:rFonts w:cs="Segoe UI"/>
+          <w:color w:val="161616"/>
+          <w:shd w:val="clear" w:color="auto" w:fill="FFFFFF"/>
+          <w:lang w:val="en-US"/>
+        </w:rPr>
+        <w:t xml:space="preserve"> the patches and maintenance automatically. C</w:t>
       </w:r>
       <w:r>
         <w:rPr>
@@ -2646,7 +2884,7 @@
     </w:p>
     <w:p>
       <w:pPr>
-        <w:pStyle w:val="Akapitzlist"/>
+        <w:pStyle w:val="ListParagraph"/>
         <w:numPr>
           <w:ilvl w:val="0"/>
           <w:numId w:val="9"/>
@@ -2667,7 +2905,7 @@
     </w:p>
     <w:p>
       <w:pPr>
-        <w:pStyle w:val="Akapitzlist"/>
+        <w:pStyle w:val="ListParagraph"/>
         <w:numPr>
           <w:ilvl w:val="0"/>
           <w:numId w:val="9"/>
@@ -2688,7 +2926,7 @@
     </w:p>
     <w:p>
       <w:pPr>
-        <w:pStyle w:val="Akapitzlist"/>
+        <w:pStyle w:val="ListParagraph"/>
         <w:numPr>
           <w:ilvl w:val="0"/>
           <w:numId w:val="9"/>
@@ -2709,7 +2947,7 @@
     </w:p>
     <w:p>
       <w:pPr>
-        <w:pStyle w:val="Akapitzlist"/>
+        <w:pStyle w:val="ListParagraph"/>
         <w:numPr>
           <w:ilvl w:val="0"/>
           <w:numId w:val="9"/>
@@ -2730,7 +2968,7 @@
     </w:p>
     <w:p>
       <w:pPr>
-        <w:pStyle w:val="Nagwek3"/>
+        <w:pStyle w:val="Heading3"/>
         <w:rPr>
           <w:lang w:val="en-US"/>
         </w:rPr>
@@ -2877,7 +3115,7 @@
     </w:p>
     <w:p>
       <w:pPr>
-        <w:pStyle w:val="Akapitzlist"/>
+        <w:pStyle w:val="ListParagraph"/>
         <w:numPr>
           <w:ilvl w:val="0"/>
           <w:numId w:val="9"/>
@@ -2898,7 +3136,7 @@
     </w:p>
     <w:p>
       <w:pPr>
-        <w:pStyle w:val="Akapitzlist"/>
+        <w:pStyle w:val="ListParagraph"/>
         <w:numPr>
           <w:ilvl w:val="0"/>
           <w:numId w:val="9"/>
@@ -2907,13 +3145,23 @@
           <w:lang w:val="en-US"/>
         </w:rPr>
       </w:pPr>
-      <w:r>
-        <w:rPr>
-          <w:rFonts w:cs="Segoe UI"/>
-          <w:color w:val="161616"/>
-          <w:shd w:val="clear" w:color="auto" w:fill="FFFFFF"/>
-        </w:rPr>
-        <w:t xml:space="preserve">installation, </w:t>
+      <w:proofErr w:type="spellStart"/>
+      <w:r>
+        <w:rPr>
+          <w:rFonts w:cs="Segoe UI"/>
+          <w:color w:val="161616"/>
+          <w:shd w:val="clear" w:color="auto" w:fill="FFFFFF"/>
+        </w:rPr>
+        <w:t>installation</w:t>
+      </w:r>
+      <w:proofErr w:type="spellEnd"/>
+      <w:r>
+        <w:rPr>
+          <w:rFonts w:cs="Segoe UI"/>
+          <w:color w:val="161616"/>
+          <w:shd w:val="clear" w:color="auto" w:fill="FFFFFF"/>
+        </w:rPr>
+        <w:t xml:space="preserve">, </w:t>
       </w:r>
       <w:r>
         <w:rPr>
@@ -2936,7 +3184,7 @@
     </w:p>
     <w:p>
       <w:pPr>
-        <w:pStyle w:val="Akapitzlist"/>
+        <w:pStyle w:val="ListParagraph"/>
         <w:numPr>
           <w:ilvl w:val="0"/>
           <w:numId w:val="9"/>
@@ -2945,18 +3193,38 @@
           <w:lang w:val="en-US"/>
         </w:rPr>
       </w:pPr>
-      <w:r>
-        <w:rPr>
-          <w:rFonts w:cs="Segoe UI"/>
-          <w:color w:val="161616"/>
-          <w:shd w:val="clear" w:color="auto" w:fill="FFFFFF"/>
-        </w:rPr>
-        <w:t>patching and updates</w:t>
-      </w:r>
-    </w:p>
-    <w:p>
-      <w:pPr>
-        <w:pStyle w:val="Akapitzlist"/>
+      <w:proofErr w:type="spellStart"/>
+      <w:r>
+        <w:rPr>
+          <w:rFonts w:cs="Segoe UI"/>
+          <w:color w:val="161616"/>
+          <w:shd w:val="clear" w:color="auto" w:fill="FFFFFF"/>
+        </w:rPr>
+        <w:t>patching</w:t>
+      </w:r>
+      <w:proofErr w:type="spellEnd"/>
+      <w:r>
+        <w:rPr>
+          <w:rFonts w:cs="Segoe UI"/>
+          <w:color w:val="161616"/>
+          <w:shd w:val="clear" w:color="auto" w:fill="FFFFFF"/>
+        </w:rPr>
+        <w:t xml:space="preserve"> and </w:t>
+      </w:r>
+      <w:proofErr w:type="spellStart"/>
+      <w:r>
+        <w:rPr>
+          <w:rFonts w:cs="Segoe UI"/>
+          <w:color w:val="161616"/>
+          <w:shd w:val="clear" w:color="auto" w:fill="FFFFFF"/>
+        </w:rPr>
+        <w:t>updates</w:t>
+      </w:r>
+      <w:proofErr w:type="spellEnd"/>
+    </w:p>
+    <w:p>
+      <w:pPr>
+        <w:pStyle w:val="ListParagraph"/>
         <w:numPr>
           <w:ilvl w:val="0"/>
           <w:numId w:val="9"/>
@@ -2977,7 +3245,7 @@
     </w:p>
     <w:p>
       <w:pPr>
-        <w:pStyle w:val="Akapitzlist"/>
+        <w:pStyle w:val="ListParagraph"/>
         <w:numPr>
           <w:ilvl w:val="0"/>
           <w:numId w:val="9"/>
@@ -2998,7 +3266,7 @@
     </w:p>
     <w:p>
       <w:pPr>
-        <w:pStyle w:val="Akapitzlist"/>
+        <w:pStyle w:val="ListParagraph"/>
         <w:numPr>
           <w:ilvl w:val="0"/>
           <w:numId w:val="9"/>
@@ -3007,6 +3275,7 @@
           <w:lang w:val="en-US"/>
         </w:rPr>
       </w:pPr>
+      <w:proofErr w:type="spellStart"/>
       <w:r>
         <w:rPr>
           <w:rFonts w:cs="Segoe UI"/>
@@ -3015,6 +3284,7 @@
         </w:rPr>
         <w:t>security</w:t>
       </w:r>
+      <w:proofErr w:type="spellEnd"/>
     </w:p>
     <w:p>
       <w:pPr>
@@ -3046,7 +3316,7 @@
     </w:p>
     <w:p>
       <w:pPr>
-        <w:pStyle w:val="Akapitzlist"/>
+        <w:pStyle w:val="ListParagraph"/>
         <w:numPr>
           <w:ilvl w:val="0"/>
           <w:numId w:val="9"/>
@@ -3062,7 +3332,27 @@
           <w:shd w:val="clear" w:color="auto" w:fill="FFFFFF"/>
           <w:lang w:val="en-US"/>
         </w:rPr>
-        <w:t>Lift-and-shift migration: You’re setting up cloud resources similar to your on-prem datacenter, and then simply moving the things running on-prem to running on the IaaS infrastructure.</w:t>
+        <w:t xml:space="preserve">Lift-and-shift migration: You’re setting up cloud resources </w:t>
+      </w:r>
+      <w:proofErr w:type="gramStart"/>
+      <w:r>
+        <w:rPr>
+          <w:rFonts w:cs="Segoe UI"/>
+          <w:color w:val="161616"/>
+          <w:shd w:val="clear" w:color="auto" w:fill="FFFFFF"/>
+          <w:lang w:val="en-US"/>
+        </w:rPr>
+        <w:t>similar to</w:t>
+      </w:r>
+      <w:proofErr w:type="gramEnd"/>
+      <w:r>
+        <w:rPr>
+          <w:rFonts w:cs="Segoe UI"/>
+          <w:color w:val="161616"/>
+          <w:shd w:val="clear" w:color="auto" w:fill="FFFFFF"/>
+          <w:lang w:val="en-US"/>
+        </w:rPr>
+        <w:t xml:space="preserve"> your on-prem datacenter, and then simply moving the things running on-prem to running on the IaaS infrastructure.</w:t>
       </w:r>
     </w:p>
     <w:p>
@@ -3141,12 +3431,32 @@
           <w:shd w:val="clear" w:color="auto" w:fill="FFFFFF"/>
           <w:lang w:val="en-US"/>
         </w:rPr>
-        <w:t>The cloud provider also maintain:</w:t>
-      </w:r>
-    </w:p>
-    <w:p>
-      <w:pPr>
-        <w:pStyle w:val="Akapitzlist"/>
+        <w:t xml:space="preserve">The cloud provider also </w:t>
+      </w:r>
+      <w:proofErr w:type="gramStart"/>
+      <w:r>
+        <w:rPr>
+          <w:rFonts w:cs="Segoe UI"/>
+          <w:color w:val="161616"/>
+          <w:shd w:val="clear" w:color="auto" w:fill="FFFFFF"/>
+          <w:lang w:val="en-US"/>
+        </w:rPr>
+        <w:t>maintain</w:t>
+      </w:r>
+      <w:proofErr w:type="gramEnd"/>
+      <w:r>
+        <w:rPr>
+          <w:rFonts w:cs="Segoe UI"/>
+          <w:color w:val="161616"/>
+          <w:shd w:val="clear" w:color="auto" w:fill="FFFFFF"/>
+          <w:lang w:val="en-US"/>
+        </w:rPr>
+        <w:t>:</w:t>
+      </w:r>
+    </w:p>
+    <w:p>
+      <w:pPr>
+        <w:pStyle w:val="ListParagraph"/>
         <w:numPr>
           <w:ilvl w:val="0"/>
           <w:numId w:val="9"/>
@@ -3170,7 +3480,7 @@
     </w:p>
     <w:p>
       <w:pPr>
-        <w:pStyle w:val="Akapitzlist"/>
+        <w:pStyle w:val="ListParagraph"/>
         <w:numPr>
           <w:ilvl w:val="0"/>
           <w:numId w:val="9"/>
@@ -3194,7 +3504,7 @@
     </w:p>
     <w:p>
       <w:pPr>
-        <w:pStyle w:val="Akapitzlist"/>
+        <w:pStyle w:val="ListParagraph"/>
         <w:numPr>
           <w:ilvl w:val="0"/>
           <w:numId w:val="9"/>
@@ -3218,7 +3528,7 @@
     </w:p>
     <w:p>
       <w:pPr>
-        <w:pStyle w:val="Akapitzlist"/>
+        <w:pStyle w:val="ListParagraph"/>
         <w:numPr>
           <w:ilvl w:val="0"/>
           <w:numId w:val="9"/>
@@ -3242,7 +3552,7 @@
     </w:p>
     <w:p>
       <w:pPr>
-        <w:pStyle w:val="Akapitzlist"/>
+        <w:pStyle w:val="ListParagraph"/>
         <w:numPr>
           <w:ilvl w:val="0"/>
           <w:numId w:val="9"/>
@@ -3305,7 +3615,7 @@
     </w:p>
     <w:p>
       <w:pPr>
-        <w:pStyle w:val="Akapitzlist"/>
+        <w:pStyle w:val="ListParagraph"/>
         <w:numPr>
           <w:ilvl w:val="0"/>
           <w:numId w:val="9"/>
@@ -3329,7 +3639,7 @@
     </w:p>
     <w:p>
       <w:pPr>
-        <w:pStyle w:val="Akapitzlist"/>
+        <w:pStyle w:val="ListParagraph"/>
         <w:numPr>
           <w:ilvl w:val="0"/>
           <w:numId w:val="9"/>
@@ -3371,7 +3681,7 @@
     </w:p>
     <w:p>
       <w:pPr>
-        <w:pStyle w:val="Akapitzlist"/>
+        <w:pStyle w:val="ListParagraph"/>
         <w:numPr>
           <w:ilvl w:val="0"/>
           <w:numId w:val="9"/>
@@ -3423,7 +3733,7 @@
     </w:p>
     <w:p>
       <w:pPr>
-        <w:pStyle w:val="Akapitzlist"/>
+        <w:pStyle w:val="ListParagraph"/>
         <w:numPr>
           <w:ilvl w:val="0"/>
           <w:numId w:val="9"/>
@@ -3442,12 +3752,32 @@
           <w:shd w:val="clear" w:color="auto" w:fill="FFFFFF"/>
           <w:lang w:val="en-US"/>
         </w:rPr>
-        <w:t>Development framework: PaaS provides a framework that developers can build upon to develop or customize cloud-based applications. Similar to the way you create an Excel macro, PaaS lets developers create applications using built-in software components. Cloud features such as scalability, high-availability, and multi-tenant capability are included, reducing the amount of coding that developers must do.</w:t>
-      </w:r>
-    </w:p>
-    <w:p>
-      <w:pPr>
-        <w:pStyle w:val="Akapitzlist"/>
+        <w:t xml:space="preserve">Development framework: PaaS provides a framework that developers can build upon to develop or customize cloud-based applications. </w:t>
+      </w:r>
+      <w:proofErr w:type="gramStart"/>
+      <w:r>
+        <w:rPr>
+          <w:rFonts w:cs="Segoe UI"/>
+          <w:color w:val="161616"/>
+          <w:shd w:val="clear" w:color="auto" w:fill="FFFFFF"/>
+          <w:lang w:val="en-US"/>
+        </w:rPr>
+        <w:t>Similar to</w:t>
+      </w:r>
+      <w:proofErr w:type="gramEnd"/>
+      <w:r>
+        <w:rPr>
+          <w:rFonts w:cs="Segoe UI"/>
+          <w:color w:val="161616"/>
+          <w:shd w:val="clear" w:color="auto" w:fill="FFFFFF"/>
+          <w:lang w:val="en-US"/>
+        </w:rPr>
+        <w:t xml:space="preserve"> the way you create an Excel macro, PaaS lets developers create applications using built-in software components. Cloud features such as scalability, high-availability, and multi-tenant capability are included, reducing the amount of coding that developers must do.</w:t>
+      </w:r>
+    </w:p>
+    <w:p>
+      <w:pPr>
+        <w:pStyle w:val="ListParagraph"/>
         <w:numPr>
           <w:ilvl w:val="0"/>
           <w:numId w:val="9"/>
@@ -3539,7 +3869,7 @@
     </w:p>
     <w:p>
       <w:pPr>
-        <w:pStyle w:val="Akapitzlist"/>
+        <w:pStyle w:val="ListParagraph"/>
         <w:numPr>
           <w:ilvl w:val="0"/>
           <w:numId w:val="9"/>
@@ -3563,7 +3893,7 @@
     </w:p>
     <w:p>
       <w:pPr>
-        <w:pStyle w:val="Akapitzlist"/>
+        <w:pStyle w:val="ListParagraph"/>
         <w:numPr>
           <w:ilvl w:val="0"/>
           <w:numId w:val="9"/>
@@ -3587,7 +3917,7 @@
     </w:p>
     <w:p>
       <w:pPr>
-        <w:pStyle w:val="Akapitzlist"/>
+        <w:pStyle w:val="ListParagraph"/>
         <w:numPr>
           <w:ilvl w:val="0"/>
           <w:numId w:val="9"/>
@@ -3621,7 +3951,7 @@
     </w:p>
     <w:p>
       <w:pPr>
-        <w:pStyle w:val="Nagwek2"/>
+        <w:pStyle w:val="Heading2"/>
         <w:rPr>
           <w:rFonts w:cs="Segoe UI"/>
           <w:color w:val="161616"/>
@@ -3632,7 +3962,7 @@
       <w:hyperlink r:id="rId19" w:history="1">
         <w:r>
           <w:rPr>
-            <w:rStyle w:val="Hipercze"/>
+            <w:rStyle w:val="Hyperlink"/>
             <w:rFonts w:cs="Segoe UI"/>
             <w:color w:val="115EA3"/>
             <w:shd w:val="clear" w:color="auto" w:fill="FFFFFF"/>
@@ -3656,7 +3986,7 @@
     </w:p>
     <w:p>
       <w:pPr>
-        <w:pStyle w:val="Nagwek3"/>
+        <w:pStyle w:val="Heading3"/>
         <w:rPr>
           <w:shd w:val="clear" w:color="auto" w:fill="FFFFFF"/>
           <w:lang w:val="en-US"/>
@@ -3943,7 +4273,7 @@
     </w:p>
     <w:p>
       <w:pPr>
-        <w:pStyle w:val="Akapitzlist"/>
+        <w:pStyle w:val="ListParagraph"/>
         <w:numPr>
           <w:ilvl w:val="0"/>
           <w:numId w:val="9"/>
@@ -3976,7 +4306,7 @@
     </w:p>
     <w:p>
       <w:pPr>
-        <w:pStyle w:val="Akapitzlist"/>
+        <w:pStyle w:val="ListParagraph"/>
         <w:numPr>
           <w:ilvl w:val="0"/>
           <w:numId w:val="9"/>
@@ -4006,14 +4336,25 @@
         </w:rPr>
         <w:t xml:space="preserve"> (</w:t>
       </w:r>
-      <w:r>
-        <w:rPr>
-          <w:rFonts w:cs="Segoe UI"/>
-          <w:color w:val="161616"/>
-          <w:shd w:val="clear" w:color="auto" w:fill="FFFFFF"/>
-          <w:lang w:val="en-US"/>
-        </w:rPr>
-        <w:t>offer a range of complete managed-cloud solutions</w:t>
+      <w:proofErr w:type="gramStart"/>
+      <w:r>
+        <w:rPr>
+          <w:rFonts w:cs="Segoe UI"/>
+          <w:color w:val="161616"/>
+          <w:shd w:val="clear" w:color="auto" w:fill="FFFFFF"/>
+          <w:lang w:val="en-US"/>
+        </w:rPr>
+        <w:t>offer</w:t>
+      </w:r>
+      <w:proofErr w:type="gramEnd"/>
+      <w:r>
+        <w:rPr>
+          <w:rFonts w:cs="Segoe UI"/>
+          <w:color w:val="161616"/>
+          <w:shd w:val="clear" w:color="auto" w:fill="FFFFFF"/>
+          <w:lang w:val="en-US"/>
+        </w:rPr>
+        <w:t xml:space="preserve"> a range of complete managed-cloud solutions</w:t>
       </w:r>
       <w:r>
         <w:rPr>
@@ -4046,7 +4387,7 @@
     </w:p>
     <w:p>
       <w:pPr>
-        <w:pStyle w:val="Akapitzlist"/>
+        <w:pStyle w:val="ListParagraph"/>
         <w:numPr>
           <w:ilvl w:val="0"/>
           <w:numId w:val="9"/>
@@ -4070,7 +4411,7 @@
     </w:p>
     <w:p>
       <w:pPr>
-        <w:pStyle w:val="Akapitzlist"/>
+        <w:pStyle w:val="ListParagraph"/>
         <w:numPr>
           <w:ilvl w:val="0"/>
           <w:numId w:val="9"/>
@@ -4131,7 +4472,7 @@
     </w:p>
     <w:p>
       <w:pPr>
-        <w:pStyle w:val="Akapitzlist"/>
+        <w:pStyle w:val="ListParagraph"/>
         <w:numPr>
           <w:ilvl w:val="0"/>
           <w:numId w:val="9"/>
@@ -4174,7 +4515,7 @@
     </w:p>
     <w:p>
       <w:pPr>
-        <w:pStyle w:val="Akapitzlist"/>
+        <w:pStyle w:val="ListParagraph"/>
         <w:numPr>
           <w:ilvl w:val="0"/>
           <w:numId w:val="9"/>
@@ -4198,7 +4539,7 @@
     </w:p>
     <w:p>
       <w:pPr>
-        <w:pStyle w:val="Akapitzlist"/>
+        <w:pStyle w:val="ListParagraph"/>
         <w:numPr>
           <w:ilvl w:val="0"/>
           <w:numId w:val="9"/>
@@ -4235,7 +4576,27 @@
           <w:shd w:val="clear" w:color="auto" w:fill="FFFFFF"/>
           <w:lang w:val="en-US"/>
         </w:rPr>
-        <w:t xml:space="preserve">credit to use in the first </w:t>
+        <w:t xml:space="preserve">credit to </w:t>
+      </w:r>
+      <w:proofErr w:type="gramStart"/>
+      <w:r>
+        <w:rPr>
+          <w:rFonts w:cs="Segoe UI"/>
+          <w:color w:val="161616"/>
+          <w:shd w:val="clear" w:color="auto" w:fill="FFFFFF"/>
+          <w:lang w:val="en-US"/>
+        </w:rPr>
+        <w:t>use</w:t>
+      </w:r>
+      <w:proofErr w:type="gramEnd"/>
+      <w:r>
+        <w:rPr>
+          <w:rFonts w:cs="Segoe UI"/>
+          <w:color w:val="161616"/>
+          <w:shd w:val="clear" w:color="auto" w:fill="FFFFFF"/>
+          <w:lang w:val="en-US"/>
+        </w:rPr>
+        <w:t xml:space="preserve"> in the first </w:t>
       </w:r>
       <w:r>
         <w:rPr>
@@ -4259,7 +4620,7 @@
     </w:p>
     <w:p>
       <w:pPr>
-        <w:pStyle w:val="Akapitzlist"/>
+        <w:pStyle w:val="ListParagraph"/>
         <w:numPr>
           <w:ilvl w:val="0"/>
           <w:numId w:val="9"/>
@@ -4283,7 +4644,7 @@
     </w:p>
     <w:p>
       <w:pPr>
-        <w:pStyle w:val="Akapitzlist"/>
+        <w:pStyle w:val="ListParagraph"/>
         <w:numPr>
           <w:ilvl w:val="0"/>
           <w:numId w:val="9"/>
@@ -4307,7 +4668,7 @@
     </w:p>
     <w:p>
       <w:pPr>
-        <w:pStyle w:val="Akapitzlist"/>
+        <w:pStyle w:val="ListParagraph"/>
         <w:numPr>
           <w:ilvl w:val="0"/>
           <w:numId w:val="9"/>
@@ -4367,9 +4728,10 @@
         </w:rPr>
         <w:t>Each exercise has a </w:t>
       </w:r>
-      <w:r>
-        <w:rPr>
-          <w:rStyle w:val="Pogrubienie"/>
+      <w:proofErr w:type="spellStart"/>
+      <w:r>
+        <w:rPr>
+          <w:rStyle w:val="Strong"/>
           <w:rFonts w:cs="Segoe UI"/>
           <w:color w:val="161616"/>
           <w:shd w:val="clear" w:color="auto" w:fill="FFFFFF"/>
@@ -4377,14 +4739,55 @@
         </w:rPr>
         <w:t>clean up</w:t>
       </w:r>
-      <w:r>
-        <w:rPr>
-          <w:rFonts w:cs="Segoe UI"/>
-          <w:color w:val="161616"/>
-          <w:shd w:val="clear" w:color="auto" w:fill="FFFFFF"/>
-          <w:lang w:val="en-US"/>
-        </w:rPr>
-        <w:t> step at the end. It's important to complete the clean up step in order to avoid unanticipated Azure costs.</w:t>
+      <w:proofErr w:type="spellEnd"/>
+      <w:r>
+        <w:rPr>
+          <w:rFonts w:cs="Segoe UI"/>
+          <w:color w:val="161616"/>
+          <w:shd w:val="clear" w:color="auto" w:fill="FFFFFF"/>
+          <w:lang w:val="en-US"/>
+        </w:rPr>
+        <w:t xml:space="preserve"> step at the end. It's important to complete the </w:t>
+      </w:r>
+      <w:proofErr w:type="spellStart"/>
+      <w:r>
+        <w:rPr>
+          <w:rFonts w:cs="Segoe UI"/>
+          <w:color w:val="161616"/>
+          <w:shd w:val="clear" w:color="auto" w:fill="FFFFFF"/>
+          <w:lang w:val="en-US"/>
+        </w:rPr>
+        <w:t>clean up</w:t>
+      </w:r>
+      <w:proofErr w:type="spellEnd"/>
+      <w:r>
+        <w:rPr>
+          <w:rFonts w:cs="Segoe UI"/>
+          <w:color w:val="161616"/>
+          <w:shd w:val="clear" w:color="auto" w:fill="FFFFFF"/>
+          <w:lang w:val="en-US"/>
+        </w:rPr>
+        <w:t xml:space="preserve"> step </w:t>
+      </w:r>
+      <w:proofErr w:type="gramStart"/>
+      <w:r>
+        <w:rPr>
+          <w:rFonts w:cs="Segoe UI"/>
+          <w:color w:val="161616"/>
+          <w:shd w:val="clear" w:color="auto" w:fill="FFFFFF"/>
+          <w:lang w:val="en-US"/>
+        </w:rPr>
+        <w:t>in order to</w:t>
+      </w:r>
+      <w:proofErr w:type="gramEnd"/>
+      <w:r>
+        <w:rPr>
+          <w:rFonts w:cs="Segoe UI"/>
+          <w:color w:val="161616"/>
+          <w:shd w:val="clear" w:color="auto" w:fill="FFFFFF"/>
+          <w:lang w:val="en-US"/>
+        </w:rPr>
+        <w:t xml:space="preserve"> avoid unanticipated Azure costs.</w:t>
       </w:r>
     </w:p>
     <w:p>
@@ -4481,7 +4884,7 @@
       <w:hyperlink r:id="rId22" w:tgtFrame="az-portal" w:history="1">
         <w:r>
           <w:rPr>
-            <w:rStyle w:val="Hipercze"/>
+            <w:rStyle w:val="Hyperlink"/>
             <w:rFonts w:cs="Segoe UI"/>
             <w:color w:val="0065B3"/>
             <w:shd w:val="clear" w:color="auto" w:fill="FFFFFF"/>
@@ -4549,6 +4952,7 @@
       <w:r>
         <w:rPr>
           <w:rFonts w:cs="Segoe UI"/>
+          <w:noProof/>
           <w:color w:val="161616"/>
           <w:shd w:val="clear" w:color="auto" w:fill="FFFFFF"/>
           <w:lang w:val="en-US"/>
@@ -4625,7 +5029,7 @@
       </w:r>
       <w:r>
         <w:rPr>
-          <w:rStyle w:val="Pogrubienie"/>
+          <w:rStyle w:val="Strong"/>
           <w:rFonts w:cs="Segoe UI"/>
           <w:color w:val="161616"/>
           <w:shd w:val="clear" w:color="auto" w:fill="FFFFFF"/>
@@ -4635,7 +5039,7 @@
       </w:r>
       <w:r>
         <w:rPr>
-          <w:rStyle w:val="Pogrubienie"/>
+          <w:rStyle w:val="Strong"/>
           <w:rFonts w:cs="Segoe UI"/>
           <w:color w:val="161616"/>
           <w:shd w:val="clear" w:color="auto" w:fill="FFFFFF"/>
@@ -4643,122 +5047,125 @@
         </w:rPr>
         <w:t>.</w:t>
       </w:r>
-      <w:bookmarkStart w:id="0" w:name="_GoBack"/>
-      <w:bookmarkEnd w:id="0"/>
-    </w:p>
-    <w:p>
-      <w:pPr>
-        <w:rPr>
-          <w:rFonts w:cs="Segoe UI"/>
-          <w:color w:val="161616"/>
-          <w:shd w:val="clear" w:color="auto" w:fill="FFFFFF"/>
-          <w:lang w:val="en-US"/>
-        </w:rPr>
-      </w:pPr>
-    </w:p>
-    <w:p>
-      <w:pPr>
-        <w:rPr>
-          <w:rFonts w:cs="Segoe UI"/>
-          <w:color w:val="161616"/>
-          <w:shd w:val="clear" w:color="auto" w:fill="FFFFFF"/>
-          <w:lang w:val="en-US"/>
-        </w:rPr>
-      </w:pPr>
-    </w:p>
-    <w:p>
-      <w:pPr>
-        <w:rPr>
-          <w:rFonts w:cs="Segoe UI"/>
-          <w:color w:val="161616"/>
-          <w:shd w:val="clear" w:color="auto" w:fill="FFFFFF"/>
-          <w:lang w:val="en-US"/>
-        </w:rPr>
-      </w:pPr>
-    </w:p>
-    <w:p>
-      <w:pPr>
-        <w:rPr>
-          <w:rFonts w:cs="Segoe UI"/>
-          <w:color w:val="161616"/>
-          <w:shd w:val="clear" w:color="auto" w:fill="FFFFFF"/>
-          <w:lang w:val="en-US"/>
-        </w:rPr>
-      </w:pPr>
-    </w:p>
-    <w:p>
-      <w:pPr>
-        <w:rPr>
-          <w:rFonts w:cs="Segoe UI"/>
-          <w:color w:val="161616"/>
-          <w:shd w:val="clear" w:color="auto" w:fill="FFFFFF"/>
-          <w:lang w:val="en-US"/>
-        </w:rPr>
-      </w:pPr>
-    </w:p>
-    <w:p>
-      <w:pPr>
-        <w:rPr>
-          <w:rFonts w:cs="Segoe UI"/>
-          <w:color w:val="161616"/>
-          <w:shd w:val="clear" w:color="auto" w:fill="FFFFFF"/>
-          <w:lang w:val="en-US"/>
-        </w:rPr>
-      </w:pPr>
-    </w:p>
-    <w:p>
-      <w:pPr>
-        <w:rPr>
-          <w:rFonts w:cs="Segoe UI"/>
-          <w:color w:val="161616"/>
-          <w:shd w:val="clear" w:color="auto" w:fill="FFFFFF"/>
-          <w:lang w:val="en-US"/>
-        </w:rPr>
-      </w:pPr>
-    </w:p>
-    <w:p>
-      <w:pPr>
-        <w:rPr>
-          <w:rFonts w:cs="Segoe UI"/>
-          <w:color w:val="161616"/>
-          <w:shd w:val="clear" w:color="auto" w:fill="FFFFFF"/>
-          <w:lang w:val="en-US"/>
-        </w:rPr>
-      </w:pPr>
-    </w:p>
-    <w:p>
-      <w:pPr>
-        <w:rPr>
-          <w:rFonts w:cs="Segoe UI"/>
-          <w:color w:val="161616"/>
-          <w:shd w:val="clear" w:color="auto" w:fill="FFFFFF"/>
-          <w:lang w:val="en-US"/>
-        </w:rPr>
-      </w:pPr>
-    </w:p>
-    <w:p>
-      <w:pPr>
-        <w:rPr>
-          <w:rFonts w:cs="Segoe UI"/>
-          <w:color w:val="161616"/>
-          <w:shd w:val="clear" w:color="auto" w:fill="FFFFFF"/>
-          <w:lang w:val="en-US"/>
-        </w:rPr>
-      </w:pPr>
-    </w:p>
-    <w:p>
-      <w:pPr>
-        <w:rPr>
-          <w:lang w:val="en-US"/>
-        </w:rPr>
-      </w:pPr>
-    </w:p>
-    <w:p>
-      <w:pPr>
-        <w:pStyle w:val="Nagwek1"/>
-      </w:pPr>
-      <w:r>
-        <w:t>Azure SQL Server</w:t>
+    </w:p>
+    <w:p>
+      <w:pPr>
+        <w:rPr>
+          <w:rFonts w:cs="Segoe UI"/>
+          <w:color w:val="161616"/>
+          <w:shd w:val="clear" w:color="auto" w:fill="FFFFFF"/>
+          <w:lang w:val="en-US"/>
+        </w:rPr>
+      </w:pPr>
+    </w:p>
+    <w:p>
+      <w:pPr>
+        <w:rPr>
+          <w:rFonts w:cs="Segoe UI"/>
+          <w:color w:val="161616"/>
+          <w:shd w:val="clear" w:color="auto" w:fill="FFFFFF"/>
+          <w:lang w:val="en-US"/>
+        </w:rPr>
+      </w:pPr>
+    </w:p>
+    <w:p>
+      <w:pPr>
+        <w:rPr>
+          <w:rFonts w:cs="Segoe UI"/>
+          <w:color w:val="161616"/>
+          <w:shd w:val="clear" w:color="auto" w:fill="FFFFFF"/>
+          <w:lang w:val="en-US"/>
+        </w:rPr>
+      </w:pPr>
+    </w:p>
+    <w:p>
+      <w:pPr>
+        <w:rPr>
+          <w:rFonts w:cs="Segoe UI"/>
+          <w:color w:val="161616"/>
+          <w:shd w:val="clear" w:color="auto" w:fill="FFFFFF"/>
+          <w:lang w:val="en-US"/>
+        </w:rPr>
+      </w:pPr>
+    </w:p>
+    <w:p>
+      <w:pPr>
+        <w:rPr>
+          <w:rFonts w:cs="Segoe UI"/>
+          <w:color w:val="161616"/>
+          <w:shd w:val="clear" w:color="auto" w:fill="FFFFFF"/>
+          <w:lang w:val="en-US"/>
+        </w:rPr>
+      </w:pPr>
+    </w:p>
+    <w:p>
+      <w:pPr>
+        <w:rPr>
+          <w:rFonts w:cs="Segoe UI"/>
+          <w:color w:val="161616"/>
+          <w:shd w:val="clear" w:color="auto" w:fill="FFFFFF"/>
+          <w:lang w:val="en-US"/>
+        </w:rPr>
+      </w:pPr>
+    </w:p>
+    <w:p>
+      <w:pPr>
+        <w:rPr>
+          <w:rFonts w:cs="Segoe UI"/>
+          <w:color w:val="161616"/>
+          <w:shd w:val="clear" w:color="auto" w:fill="FFFFFF"/>
+          <w:lang w:val="en-US"/>
+        </w:rPr>
+      </w:pPr>
+    </w:p>
+    <w:p>
+      <w:pPr>
+        <w:rPr>
+          <w:rFonts w:cs="Segoe UI"/>
+          <w:color w:val="161616"/>
+          <w:shd w:val="clear" w:color="auto" w:fill="FFFFFF"/>
+          <w:lang w:val="en-US"/>
+        </w:rPr>
+      </w:pPr>
+    </w:p>
+    <w:p>
+      <w:pPr>
+        <w:rPr>
+          <w:rFonts w:cs="Segoe UI"/>
+          <w:color w:val="161616"/>
+          <w:shd w:val="clear" w:color="auto" w:fill="FFFFFF"/>
+          <w:lang w:val="en-US"/>
+        </w:rPr>
+      </w:pPr>
+    </w:p>
+    <w:p>
+      <w:pPr>
+        <w:rPr>
+          <w:rFonts w:cs="Segoe UI"/>
+          <w:color w:val="161616"/>
+          <w:shd w:val="clear" w:color="auto" w:fill="FFFFFF"/>
+          <w:lang w:val="en-US"/>
+        </w:rPr>
+      </w:pPr>
+    </w:p>
+    <w:p>
+      <w:pPr>
+        <w:rPr>
+          <w:lang w:val="en-US"/>
+        </w:rPr>
+      </w:pPr>
+    </w:p>
+    <w:p>
+      <w:pPr>
+        <w:pStyle w:val="Heading1"/>
+      </w:pPr>
+      <w:proofErr w:type="spellStart"/>
+      <w:r>
+        <w:t>Azure</w:t>
+      </w:r>
+      <w:proofErr w:type="spellEnd"/>
+      <w:r>
+        <w:t xml:space="preserve"> SQL Server</w:t>
       </w:r>
     </w:p>
     <w:p>
@@ -4777,20 +5184,55 @@
         <w:rPr>
           <w:lang w:val="en-US"/>
         </w:rPr>
-        <w:t>ame: dy-azure-sql-server</w:t>
-      </w:r>
-    </w:p>
-    <w:p>
-      <w:pPr>
-        <w:rPr>
-          <w:lang w:val="en-US"/>
-        </w:rPr>
-      </w:pPr>
-      <w:r>
-        <w:rPr>
-          <w:lang w:val="en-US"/>
-        </w:rPr>
-        <w:t>Db name: s</w:t>
+        <w:t xml:space="preserve">ame: </w:t>
+      </w:r>
+      <w:proofErr w:type="spellStart"/>
+      <w:r>
+        <w:rPr>
+          <w:lang w:val="en-US"/>
+        </w:rPr>
+        <w:t>dy</w:t>
+      </w:r>
+      <w:proofErr w:type="spellEnd"/>
+      <w:r>
+        <w:rPr>
+          <w:lang w:val="en-US"/>
+        </w:rPr>
+        <w:t>-azure-</w:t>
+      </w:r>
+      <w:proofErr w:type="spellStart"/>
+      <w:r>
+        <w:rPr>
+          <w:lang w:val="en-US"/>
+        </w:rPr>
+        <w:t>sql</w:t>
+      </w:r>
+      <w:proofErr w:type="spellEnd"/>
+      <w:r>
+        <w:rPr>
+          <w:lang w:val="en-US"/>
+        </w:rPr>
+        <w:t>-server</w:t>
+      </w:r>
+    </w:p>
+    <w:p>
+      <w:pPr>
+        <w:rPr>
+          <w:lang w:val="en-US"/>
+        </w:rPr>
+      </w:pPr>
+      <w:r>
+        <w:rPr>
+          <w:lang w:val="en-US"/>
+        </w:rPr>
+        <w:t xml:space="preserve">Db name: </w:t>
+      </w:r>
+      <w:proofErr w:type="spellStart"/>
+      <w:r>
+        <w:rPr>
+          <w:lang w:val="en-US"/>
+        </w:rPr>
+        <w:t>s</w:t>
       </w:r>
       <w:r>
         <w:rPr>
@@ -4798,29 +5240,102 @@
         </w:rPr>
         <w:t>choolRegister</w:t>
       </w:r>
-    </w:p>
-    <w:p>
-      <w:pPr>
-        <w:rPr>
-          <w:lang w:val="en-US"/>
-        </w:rPr>
-      </w:pPr>
-      <w:r>
-        <w:rPr>
-          <w:lang w:val="en-US"/>
-        </w:rPr>
-        <w:t xml:space="preserve">Local db can be saved as .bacpac file </w:t>
-      </w:r>
-      <w:r>
-        <w:rPr>
-          <w:lang w:val="en-US"/>
-        </w:rPr>
-        <w:t>(MS SQL Server Management Studio -&gt; right click on db -&gt; Tasks -&gt; Export Data Tier application), but to restore from .bacpac file you must:</w:t>
-      </w:r>
-    </w:p>
-    <w:p>
-      <w:pPr>
-        <w:pStyle w:val="Akapitzlist"/>
+      <w:proofErr w:type="spellEnd"/>
+    </w:p>
+    <w:p>
+      <w:pPr>
+        <w:rPr>
+          <w:lang w:val="en-US"/>
+        </w:rPr>
+      </w:pPr>
+      <w:r>
+        <w:rPr>
+          <w:lang w:val="en-US"/>
+        </w:rPr>
+        <w:t xml:space="preserve">Local </w:t>
+      </w:r>
+      <w:proofErr w:type="spellStart"/>
+      <w:r>
+        <w:rPr>
+          <w:lang w:val="en-US"/>
+        </w:rPr>
+        <w:t>db</w:t>
+      </w:r>
+      <w:proofErr w:type="spellEnd"/>
+      <w:r>
+        <w:rPr>
+          <w:lang w:val="en-US"/>
+        </w:rPr>
+        <w:t xml:space="preserve"> can be saved </w:t>
+      </w:r>
+      <w:proofErr w:type="gramStart"/>
+      <w:r>
+        <w:rPr>
+          <w:lang w:val="en-US"/>
+        </w:rPr>
+        <w:t>as .</w:t>
+      </w:r>
+      <w:proofErr w:type="spellStart"/>
+      <w:r>
+        <w:rPr>
+          <w:lang w:val="en-US"/>
+        </w:rPr>
+        <w:t>bacpac</w:t>
+      </w:r>
+      <w:proofErr w:type="spellEnd"/>
+      <w:proofErr w:type="gramEnd"/>
+      <w:r>
+        <w:rPr>
+          <w:lang w:val="en-US"/>
+        </w:rPr>
+        <w:t xml:space="preserve"> file </w:t>
+      </w:r>
+      <w:r>
+        <w:rPr>
+          <w:lang w:val="en-US"/>
+        </w:rPr>
+        <w:t xml:space="preserve">(MS SQL Server Management Studio -&gt; right click on </w:t>
+      </w:r>
+      <w:proofErr w:type="spellStart"/>
+      <w:r>
+        <w:rPr>
+          <w:lang w:val="en-US"/>
+        </w:rPr>
+        <w:t>db</w:t>
+      </w:r>
+      <w:proofErr w:type="spellEnd"/>
+      <w:r>
+        <w:rPr>
+          <w:lang w:val="en-US"/>
+        </w:rPr>
+        <w:t xml:space="preserve"> -&gt; Tasks -&gt; Export Data Tier application), but to restore </w:t>
+      </w:r>
+      <w:proofErr w:type="gramStart"/>
+      <w:r>
+        <w:rPr>
+          <w:lang w:val="en-US"/>
+        </w:rPr>
+        <w:t>from .</w:t>
+      </w:r>
+      <w:proofErr w:type="spellStart"/>
+      <w:r>
+        <w:rPr>
+          <w:lang w:val="en-US"/>
+        </w:rPr>
+        <w:t>bacpac</w:t>
+      </w:r>
+      <w:proofErr w:type="spellEnd"/>
+      <w:proofErr w:type="gramEnd"/>
+      <w:r>
+        <w:rPr>
+          <w:lang w:val="en-US"/>
+        </w:rPr>
+        <w:t xml:space="preserve"> file you must:</w:t>
+      </w:r>
+    </w:p>
+    <w:p>
+      <w:pPr>
+        <w:pStyle w:val="ListParagraph"/>
         <w:numPr>
           <w:ilvl w:val="0"/>
           <w:numId w:val="6"/>
@@ -4829,16 +5344,32 @@
           <w:lang w:val="en-US"/>
         </w:rPr>
       </w:pPr>
-      <w:r>
-        <w:rPr>
-          <w:lang w:val="en-US"/>
-        </w:rPr>
-        <w:t>Load .bacpac to Azure Storage – Blob Container,</w:t>
-      </w:r>
-    </w:p>
-    <w:p>
-      <w:pPr>
-        <w:pStyle w:val="Akapitzlist"/>
+      <w:proofErr w:type="gramStart"/>
+      <w:r>
+        <w:rPr>
+          <w:lang w:val="en-US"/>
+        </w:rPr>
+        <w:t>Load .</w:t>
+      </w:r>
+      <w:proofErr w:type="spellStart"/>
+      <w:r>
+        <w:rPr>
+          <w:lang w:val="en-US"/>
+        </w:rPr>
+        <w:t>bacpac</w:t>
+      </w:r>
+      <w:proofErr w:type="spellEnd"/>
+      <w:proofErr w:type="gramEnd"/>
+      <w:r>
+        <w:rPr>
+          <w:lang w:val="en-US"/>
+        </w:rPr>
+        <w:t xml:space="preserve"> to Azure Storage – Blob Container,</w:t>
+      </w:r>
+    </w:p>
+    <w:p>
+      <w:pPr>
+        <w:pStyle w:val="ListParagraph"/>
         <w:numPr>
           <w:ilvl w:val="0"/>
           <w:numId w:val="6"/>
@@ -4851,12 +5382,20 @@
         <w:rPr>
           <w:lang w:val="en-US"/>
         </w:rPr>
-        <w:t>Create new Azure SQL database ,</w:t>
-      </w:r>
-    </w:p>
-    <w:p>
-      <w:pPr>
-        <w:pStyle w:val="Akapitzlist"/>
+        <w:t xml:space="preserve">Create new Azure SQL </w:t>
+      </w:r>
+      <w:proofErr w:type="gramStart"/>
+      <w:r>
+        <w:rPr>
+          <w:lang w:val="en-US"/>
+        </w:rPr>
+        <w:t>database ,</w:t>
+      </w:r>
+      <w:proofErr w:type="gramEnd"/>
+    </w:p>
+    <w:p>
+      <w:pPr>
+        <w:pStyle w:val="ListParagraph"/>
         <w:numPr>
           <w:ilvl w:val="0"/>
           <w:numId w:val="6"/>
@@ -4888,12 +5427,26 @@
         <w:rPr>
           <w:lang w:val="en-US"/>
         </w:rPr>
-        <w:t>To create db from code-first app:</w:t>
-      </w:r>
-    </w:p>
-    <w:p>
-      <w:pPr>
-        <w:pStyle w:val="Akapitzlist"/>
+        <w:t xml:space="preserve">To create </w:t>
+      </w:r>
+      <w:proofErr w:type="spellStart"/>
+      <w:r>
+        <w:rPr>
+          <w:lang w:val="en-US"/>
+        </w:rPr>
+        <w:t>db</w:t>
+      </w:r>
+      <w:proofErr w:type="spellEnd"/>
+      <w:r>
+        <w:rPr>
+          <w:lang w:val="en-US"/>
+        </w:rPr>
+        <w:t xml:space="preserve"> from code-first app:</w:t>
+      </w:r>
+    </w:p>
+    <w:p>
+      <w:pPr>
+        <w:pStyle w:val="ListParagraph"/>
         <w:numPr>
           <w:ilvl w:val="0"/>
           <w:numId w:val="6"/>
@@ -4906,12 +5459,26 @@
         <w:rPr>
           <w:lang w:val="en-US"/>
         </w:rPr>
-        <w:t>Create empty db,</w:t>
-      </w:r>
-    </w:p>
-    <w:p>
-      <w:pPr>
-        <w:pStyle w:val="Akapitzlist"/>
+        <w:t xml:space="preserve">Create empty </w:t>
+      </w:r>
+      <w:proofErr w:type="spellStart"/>
+      <w:r>
+        <w:rPr>
+          <w:lang w:val="en-US"/>
+        </w:rPr>
+        <w:t>db</w:t>
+      </w:r>
+      <w:proofErr w:type="spellEnd"/>
+      <w:r>
+        <w:rPr>
+          <w:lang w:val="en-US"/>
+        </w:rPr>
+        <w:t>,</w:t>
+      </w:r>
+    </w:p>
+    <w:p>
+      <w:pPr>
+        <w:pStyle w:val="ListParagraph"/>
         <w:numPr>
           <w:ilvl w:val="0"/>
           <w:numId w:val="6"/>
@@ -4929,7 +5496,7 @@
     </w:p>
     <w:p>
       <w:pPr>
-        <w:pStyle w:val="Akapitzlist"/>
+        <w:pStyle w:val="ListParagraph"/>
         <w:numPr>
           <w:ilvl w:val="0"/>
           <w:numId w:val="6"/>
@@ -4947,7 +5514,7 @@
     </w:p>
     <w:p>
       <w:pPr>
-        <w:pStyle w:val="Akapitzlist"/>
+        <w:pStyle w:val="ListParagraph"/>
         <w:numPr>
           <w:ilvl w:val="0"/>
           <w:numId w:val="6"/>
@@ -4984,13 +5551,69 @@
           <w:highlight w:val="lightGray"/>
           <w:lang w:val="en-US"/>
         </w:rPr>
-        <w:t>dotnet ef database update --project SchoolRegister.DAL --startup-project SchoolRegister.Web</w:t>
-      </w:r>
+        <w:t xml:space="preserve">dotnet </w:t>
+      </w:r>
+      <w:proofErr w:type="spellStart"/>
       <w:r>
         <w:rPr>
           <w:rFonts w:ascii="Consolas" w:hAnsi="Consolas"/>
           <w:sz w:val="20"/>
           <w:szCs w:val="18"/>
+          <w:highlight w:val="lightGray"/>
+          <w:lang w:val="en-US"/>
+        </w:rPr>
+        <w:t>ef</w:t>
+      </w:r>
+      <w:proofErr w:type="spellEnd"/>
+      <w:r>
+        <w:rPr>
+          <w:rFonts w:ascii="Consolas" w:hAnsi="Consolas"/>
+          <w:sz w:val="20"/>
+          <w:szCs w:val="18"/>
+          <w:highlight w:val="lightGray"/>
+          <w:lang w:val="en-US"/>
+        </w:rPr>
+        <w:t xml:space="preserve"> database update --project </w:t>
+      </w:r>
+      <w:proofErr w:type="spellStart"/>
+      <w:r>
+        <w:rPr>
+          <w:rFonts w:ascii="Consolas" w:hAnsi="Consolas"/>
+          <w:sz w:val="20"/>
+          <w:szCs w:val="18"/>
+          <w:highlight w:val="lightGray"/>
+          <w:lang w:val="en-US"/>
+        </w:rPr>
+        <w:t>SchoolRegister.DAL</w:t>
+      </w:r>
+      <w:proofErr w:type="spellEnd"/>
+      <w:r>
+        <w:rPr>
+          <w:rFonts w:ascii="Consolas" w:hAnsi="Consolas"/>
+          <w:sz w:val="20"/>
+          <w:szCs w:val="18"/>
+          <w:highlight w:val="lightGray"/>
+          <w:lang w:val="en-US"/>
+        </w:rPr>
+        <w:t xml:space="preserve"> --startup-project </w:t>
+      </w:r>
+      <w:proofErr w:type="spellStart"/>
+      <w:r>
+        <w:rPr>
+          <w:rFonts w:ascii="Consolas" w:hAnsi="Consolas"/>
+          <w:sz w:val="20"/>
+          <w:szCs w:val="18"/>
+          <w:highlight w:val="lightGray"/>
+          <w:lang w:val="en-US"/>
+        </w:rPr>
+        <w:t>SchoolRegister.Web</w:t>
+      </w:r>
+      <w:proofErr w:type="spellEnd"/>
+      <w:r>
+        <w:rPr>
+          <w:rFonts w:ascii="Consolas" w:hAnsi="Consolas"/>
+          <w:sz w:val="20"/>
+          <w:szCs w:val="18"/>
           <w:lang w:val="en-US"/>
         </w:rPr>
         <w:t xml:space="preserve"> </w:t>
@@ -5013,19 +5636,33 @@
         <w:rPr>
           <w:lang w:val="en-US"/>
         </w:rPr>
-        <w:t>It will build program and create all tables and relations in db.</w:t>
-      </w:r>
-    </w:p>
-    <w:p>
-      <w:pPr>
-        <w:rPr>
-          <w:lang w:val="en-US"/>
-        </w:rPr>
-      </w:pPr>
-    </w:p>
-    <w:p>
-      <w:pPr>
-        <w:pStyle w:val="Nagwek1"/>
+        <w:t xml:space="preserve">It will build </w:t>
+      </w:r>
+      <w:proofErr w:type="gramStart"/>
+      <w:r>
+        <w:rPr>
+          <w:lang w:val="en-US"/>
+        </w:rPr>
+        <w:t>program</w:t>
+      </w:r>
+      <w:proofErr w:type="gramEnd"/>
+      <w:r>
+        <w:rPr>
+          <w:lang w:val="en-US"/>
+        </w:rPr>
+        <w:t xml:space="preserve"> and create all tables and relations in db.</w:t>
+      </w:r>
+    </w:p>
+    <w:p>
+      <w:pPr>
+        <w:rPr>
+          <w:lang w:val="en-US"/>
+        </w:rPr>
+      </w:pPr>
+    </w:p>
+    <w:p>
+      <w:pPr>
+        <w:pStyle w:val="Heading1"/>
         <w:rPr>
           <w:lang w:val="en-US"/>
         </w:rPr>
@@ -5055,23 +5692,25 @@
         </w:rPr>
         <w:t xml:space="preserve">Account name: </w:t>
       </w:r>
+      <w:proofErr w:type="spellStart"/>
       <w:r>
         <w:rPr>
           <w:lang w:val="en-US"/>
         </w:rPr>
         <w:t>dystorage</w:t>
       </w:r>
-    </w:p>
-    <w:p>
-      <w:pPr>
-        <w:rPr>
-          <w:lang w:val="en-US"/>
-        </w:rPr>
-      </w:pPr>
-    </w:p>
-    <w:p>
-      <w:pPr>
-        <w:pStyle w:val="Nagwek1"/>
+      <w:proofErr w:type="spellEnd"/>
+    </w:p>
+    <w:p>
+      <w:pPr>
+        <w:rPr>
+          <w:lang w:val="en-US"/>
+        </w:rPr>
+      </w:pPr>
+    </w:p>
+    <w:p>
+      <w:pPr>
+        <w:pStyle w:val="Heading1"/>
         <w:rPr>
           <w:lang w:val="en-US"/>
         </w:rPr>
@@ -5097,7 +5736,7 @@
     </w:p>
     <w:p>
       <w:pPr>
-        <w:pStyle w:val="Nagwek2"/>
+        <w:pStyle w:val="Heading2"/>
         <w:rPr>
           <w:lang w:val="en-US"/>
         </w:rPr>
@@ -5266,16 +5905,47 @@
           <w:shd w:val="clear" w:color="auto" w:fill="FFFFFF"/>
           <w:lang w:val="en-US"/>
         </w:rPr>
-        <w:t>Docker Compose</w:t>
-      </w:r>
-      <w:r>
-        <w:rPr>
-          <w:rFonts w:cs="Segoe UI"/>
-          <w:color w:val="161616"/>
-          <w:shd w:val="clear" w:color="auto" w:fill="FFFFFF"/>
-          <w:lang w:val="en-US"/>
-        </w:rPr>
-        <w:t xml:space="preserve"> (.yml file)</w:t>
+        <w:t xml:space="preserve">Docker </w:t>
+      </w:r>
+      <w:proofErr w:type="gramStart"/>
+      <w:r>
+        <w:rPr>
+          <w:rFonts w:cs="Segoe UI"/>
+          <w:color w:val="161616"/>
+          <w:shd w:val="clear" w:color="auto" w:fill="FFFFFF"/>
+          <w:lang w:val="en-US"/>
+        </w:rPr>
+        <w:t>Compose</w:t>
+      </w:r>
+      <w:r>
+        <w:rPr>
+          <w:rFonts w:cs="Segoe UI"/>
+          <w:color w:val="161616"/>
+          <w:shd w:val="clear" w:color="auto" w:fill="FFFFFF"/>
+          <w:lang w:val="en-US"/>
+        </w:rPr>
+        <w:t xml:space="preserve"> (.</w:t>
+      </w:r>
+      <w:proofErr w:type="spellStart"/>
+      <w:proofErr w:type="gramEnd"/>
+      <w:r>
+        <w:rPr>
+          <w:rFonts w:cs="Segoe UI"/>
+          <w:color w:val="161616"/>
+          <w:shd w:val="clear" w:color="auto" w:fill="FFFFFF"/>
+          <w:lang w:val="en-US"/>
+        </w:rPr>
+        <w:t>yml</w:t>
+      </w:r>
+      <w:proofErr w:type="spellEnd"/>
+      <w:r>
+        <w:rPr>
+          <w:rFonts w:cs="Segoe UI"/>
+          <w:color w:val="161616"/>
+          <w:shd w:val="clear" w:color="auto" w:fill="FFFFFF"/>
+          <w:lang w:val="en-US"/>
+        </w:rPr>
+        <w:t xml:space="preserve"> file)</w:t>
       </w:r>
       <w:r>
         <w:rPr>
@@ -5376,7 +6046,7 @@
     </w:p>
     <w:p>
       <w:pPr>
-        <w:pStyle w:val="Akapitzlist"/>
+        <w:pStyle w:val="ListParagraph"/>
         <w:numPr>
           <w:ilvl w:val="0"/>
           <w:numId w:val="3"/>
@@ -5413,12 +6083,43 @@
           <w:shd w:val="clear" w:color="auto" w:fill="FFFFFF"/>
           <w:lang w:val="en-US"/>
         </w:rPr>
-        <w:t xml:space="preserve"> are run without container</w:t>
-      </w:r>
-    </w:p>
-    <w:p>
-      <w:pPr>
-        <w:pStyle w:val="Akapitzlist"/>
+        <w:t xml:space="preserve"> </w:t>
+      </w:r>
+      <w:proofErr w:type="gramStart"/>
+      <w:r>
+        <w:rPr>
+          <w:rFonts w:cs="Segoe UI"/>
+          <w:color w:val="161616"/>
+          <w:shd w:val="clear" w:color="auto" w:fill="FFFFFF"/>
+          <w:lang w:val="en-US"/>
+        </w:rPr>
+        <w:t>are run</w:t>
+      </w:r>
+      <w:proofErr w:type="gramEnd"/>
+      <w:r>
+        <w:rPr>
+          <w:rFonts w:cs="Segoe UI"/>
+          <w:color w:val="161616"/>
+          <w:shd w:val="clear" w:color="auto" w:fill="FFFFFF"/>
+          <w:lang w:val="en-US"/>
+        </w:rPr>
+        <w:t xml:space="preserve"> without </w:t>
+      </w:r>
+      <w:proofErr w:type="gramStart"/>
+      <w:r>
+        <w:rPr>
+          <w:rFonts w:cs="Segoe UI"/>
+          <w:color w:val="161616"/>
+          <w:shd w:val="clear" w:color="auto" w:fill="FFFFFF"/>
+          <w:lang w:val="en-US"/>
+        </w:rPr>
+        <w:t>container</w:t>
+      </w:r>
+      <w:proofErr w:type="gramEnd"/>
+    </w:p>
+    <w:p>
+      <w:pPr>
+        <w:pStyle w:val="ListParagraph"/>
         <w:numPr>
           <w:ilvl w:val="0"/>
           <w:numId w:val="3"/>
@@ -5451,7 +6152,7 @@
     </w:p>
     <w:p>
       <w:pPr>
-        <w:pStyle w:val="Akapitzlist"/>
+        <w:pStyle w:val="ListParagraph"/>
         <w:numPr>
           <w:ilvl w:val="0"/>
           <w:numId w:val="3"/>
@@ -5470,7 +6171,27 @@
           <w:shd w:val="clear" w:color="auto" w:fill="FFFFFF"/>
           <w:lang w:val="en-US"/>
         </w:rPr>
-        <w:t xml:space="preserve">To configure custom container(s) you can use orchestration and any registry (Docker Hub etc.) </w:t>
+        <w:t xml:space="preserve">To configure custom </w:t>
+      </w:r>
+      <w:proofErr w:type="gramStart"/>
+      <w:r>
+        <w:rPr>
+          <w:rFonts w:cs="Segoe UI"/>
+          <w:color w:val="161616"/>
+          <w:shd w:val="clear" w:color="auto" w:fill="FFFFFF"/>
+          <w:lang w:val="en-US"/>
+        </w:rPr>
+        <w:t>container</w:t>
+      </w:r>
+      <w:proofErr w:type="gramEnd"/>
+      <w:r>
+        <w:rPr>
+          <w:rFonts w:cs="Segoe UI"/>
+          <w:color w:val="161616"/>
+          <w:shd w:val="clear" w:color="auto" w:fill="FFFFFF"/>
+          <w:lang w:val="en-US"/>
+        </w:rPr>
+        <w:t xml:space="preserve">(s) you can use orchestration and any registry (Docker Hub etc.) </w:t>
       </w:r>
     </w:p>
     <w:p>
@@ -5591,7 +6312,7 @@
     </w:p>
     <w:p>
       <w:pPr>
-        <w:pStyle w:val="Akapitzlist"/>
+        <w:pStyle w:val="ListParagraph"/>
         <w:numPr>
           <w:ilvl w:val="0"/>
           <w:numId w:val="2"/>
@@ -5609,7 +6330,7 @@
     </w:p>
     <w:p>
       <w:pPr>
-        <w:pStyle w:val="Akapitzlist"/>
+        <w:pStyle w:val="ListParagraph"/>
         <w:numPr>
           <w:ilvl w:val="0"/>
           <w:numId w:val="2"/>
@@ -5622,12 +6343,26 @@
         <w:rPr>
           <w:lang w:val="en-US"/>
         </w:rPr>
-        <w:t>Runs inside your own virtual network (VNet).</w:t>
-      </w:r>
-    </w:p>
-    <w:p>
-      <w:pPr>
-        <w:pStyle w:val="Akapitzlist"/>
+        <w:t>Runs inside your own virtual network (</w:t>
+      </w:r>
+      <w:proofErr w:type="spellStart"/>
+      <w:r>
+        <w:rPr>
+          <w:lang w:val="en-US"/>
+        </w:rPr>
+        <w:t>VNet</w:t>
+      </w:r>
+      <w:proofErr w:type="spellEnd"/>
+      <w:r>
+        <w:rPr>
+          <w:lang w:val="en-US"/>
+        </w:rPr>
+        <w:t>).</w:t>
+      </w:r>
+    </w:p>
+    <w:p>
+      <w:pPr>
+        <w:pStyle w:val="ListParagraph"/>
         <w:numPr>
           <w:ilvl w:val="0"/>
           <w:numId w:val="2"/>
@@ -5651,7 +6386,7 @@
     </w:p>
     <w:p>
       <w:pPr>
-        <w:pStyle w:val="Akapitzlist"/>
+        <w:pStyle w:val="ListParagraph"/>
         <w:numPr>
           <w:ilvl w:val="0"/>
           <w:numId w:val="2"/>
@@ -5720,7 +6455,7 @@
     </w:p>
     <w:p>
       <w:pPr>
-        <w:pStyle w:val="Akapitzlist"/>
+        <w:pStyle w:val="ListParagraph"/>
         <w:numPr>
           <w:ilvl w:val="0"/>
           <w:numId w:val="2"/>
@@ -5738,7 +6473,7 @@
     </w:p>
     <w:p>
       <w:pPr>
-        <w:pStyle w:val="Akapitzlist"/>
+        <w:pStyle w:val="ListParagraph"/>
         <w:numPr>
           <w:ilvl w:val="0"/>
           <w:numId w:val="2"/>
@@ -5756,7 +6491,7 @@
     </w:p>
     <w:p>
       <w:pPr>
-        <w:pStyle w:val="Akapitzlist"/>
+        <w:pStyle w:val="ListParagraph"/>
         <w:numPr>
           <w:ilvl w:val="0"/>
           <w:numId w:val="2"/>
@@ -5774,7 +6509,7 @@
     </w:p>
     <w:p>
       <w:pPr>
-        <w:pStyle w:val="Akapitzlist"/>
+        <w:pStyle w:val="ListParagraph"/>
         <w:numPr>
           <w:ilvl w:val="0"/>
           <w:numId w:val="2"/>
@@ -5792,7 +6527,7 @@
     </w:p>
     <w:p>
       <w:pPr>
-        <w:pStyle w:val="Akapitzlist"/>
+        <w:pStyle w:val="ListParagraph"/>
         <w:numPr>
           <w:ilvl w:val="0"/>
           <w:numId w:val="2"/>
@@ -5948,7 +6683,7 @@
     </w:p>
     <w:p>
       <w:pPr>
-        <w:pStyle w:val="Akapitzlist"/>
+        <w:pStyle w:val="ListParagraph"/>
         <w:numPr>
           <w:ilvl w:val="0"/>
           <w:numId w:val="2"/>
@@ -5966,7 +6701,7 @@
     </w:p>
     <w:p>
       <w:pPr>
-        <w:pStyle w:val="Akapitzlist"/>
+        <w:pStyle w:val="ListParagraph"/>
         <w:numPr>
           <w:ilvl w:val="0"/>
           <w:numId w:val="2"/>
@@ -5984,7 +6719,7 @@
     </w:p>
     <w:p>
       <w:pPr>
-        <w:pStyle w:val="Akapitzlist"/>
+        <w:pStyle w:val="ListParagraph"/>
         <w:numPr>
           <w:ilvl w:val="0"/>
           <w:numId w:val="2"/>
@@ -6094,8 +6829,16 @@
         <w:rPr>
           <w:lang w:val="en-US"/>
         </w:rPr>
-        <w:t>, GitHub, BitBucket</w:t>
-      </w:r>
+        <w:t xml:space="preserve">, GitHub, </w:t>
+      </w:r>
+      <w:proofErr w:type="spellStart"/>
+      <w:r>
+        <w:rPr>
+          <w:lang w:val="en-US"/>
+        </w:rPr>
+        <w:t>BitBucket</w:t>
+      </w:r>
+      <w:proofErr w:type="spellEnd"/>
       <w:r>
         <w:rPr>
           <w:lang w:val="en-US"/>
@@ -6106,7 +6849,7 @@
     </w:p>
     <w:p>
       <w:pPr>
-        <w:pStyle w:val="Akapitzlist"/>
+        <w:pStyle w:val="ListParagraph"/>
         <w:numPr>
           <w:ilvl w:val="0"/>
           <w:numId w:val="2"/>
@@ -6119,7 +6862,21 @@
         <w:rPr>
           <w:lang w:val="en-US"/>
         </w:rPr>
-        <w:t xml:space="preserve">GIT – generate Git URL in Azure and paste it to local git repo as </w:t>
+        <w:t xml:space="preserve">GIT – generate Git URL in Azure and paste it to local </w:t>
+      </w:r>
+      <w:proofErr w:type="spellStart"/>
+      <w:r>
+        <w:rPr>
+          <w:lang w:val="en-US"/>
+        </w:rPr>
+        <w:t>git</w:t>
+      </w:r>
+      <w:proofErr w:type="spellEnd"/>
+      <w:r>
+        <w:rPr>
+          <w:lang w:val="en-US"/>
+        </w:rPr>
+        <w:t xml:space="preserve"> repo as </w:t>
       </w:r>
       <w:r>
         <w:rPr>
@@ -6159,7 +6916,7 @@
     </w:p>
     <w:p>
       <w:pPr>
-        <w:pStyle w:val="Akapitzlist"/>
+        <w:pStyle w:val="ListParagraph"/>
         <w:numPr>
           <w:ilvl w:val="0"/>
           <w:numId w:val="2"/>
@@ -6175,13 +6932,47 @@
         </w:rPr>
         <w:t>CLI (</w:t>
       </w:r>
+      <w:proofErr w:type="spellStart"/>
       <w:r>
         <w:rPr>
           <w:rFonts w:ascii="Consolas" w:hAnsi="Consolas"/>
           <w:lang w:val="en-US"/>
         </w:rPr>
-        <w:t>az webapp up --name myapp --resource-group myrg</w:t>
-      </w:r>
+        <w:t>az</w:t>
+      </w:r>
+      <w:proofErr w:type="spellEnd"/>
+      <w:r>
+        <w:rPr>
+          <w:rFonts w:ascii="Consolas" w:hAnsi="Consolas"/>
+          <w:lang w:val="en-US"/>
+        </w:rPr>
+        <w:t xml:space="preserve"> webapp up --name </w:t>
+      </w:r>
+      <w:proofErr w:type="spellStart"/>
+      <w:r>
+        <w:rPr>
+          <w:rFonts w:ascii="Consolas" w:hAnsi="Consolas"/>
+          <w:lang w:val="en-US"/>
+        </w:rPr>
+        <w:t>myapp</w:t>
+      </w:r>
+      <w:proofErr w:type="spellEnd"/>
+      <w:r>
+        <w:rPr>
+          <w:rFonts w:ascii="Consolas" w:hAnsi="Consolas"/>
+          <w:lang w:val="en-US"/>
+        </w:rPr>
+        <w:t xml:space="preserve"> --resource-group </w:t>
+      </w:r>
+      <w:proofErr w:type="spellStart"/>
+      <w:r>
+        <w:rPr>
+          <w:rFonts w:ascii="Consolas" w:hAnsi="Consolas"/>
+          <w:lang w:val="en-US"/>
+        </w:rPr>
+        <w:t>myrg</w:t>
+      </w:r>
+      <w:proofErr w:type="spellEnd"/>
       <w:r>
         <w:rPr>
           <w:lang w:val="en-US"/>
@@ -6191,7 +6982,7 @@
     </w:p>
     <w:p>
       <w:pPr>
-        <w:pStyle w:val="Akapitzlist"/>
+        <w:pStyle w:val="ListParagraph"/>
         <w:numPr>
           <w:ilvl w:val="0"/>
           <w:numId w:val="2"/>
@@ -6223,7 +7014,7 @@
     </w:p>
     <w:p>
       <w:pPr>
-        <w:pStyle w:val="Akapitzlist"/>
+        <w:pStyle w:val="ListParagraph"/>
         <w:rPr>
           <w:rFonts w:ascii="Consolas" w:hAnsi="Consolas"/>
           <w:lang w:val="en-US"/>
@@ -6234,28 +7025,60 @@
           <w:rFonts w:ascii="Consolas" w:hAnsi="Consolas"/>
           <w:lang w:val="en-US"/>
         </w:rPr>
-        <w:t>--data-binary @app.zip \</w:t>
-      </w:r>
-    </w:p>
-    <w:p>
-      <w:pPr>
-        <w:pStyle w:val="Akapitzlist"/>
+        <w:t>--data-</w:t>
+      </w:r>
+      <w:proofErr w:type="gramStart"/>
+      <w:r>
         <w:rPr>
           <w:rFonts w:ascii="Consolas" w:hAnsi="Consolas"/>
           <w:lang w:val="en-US"/>
         </w:rPr>
-      </w:pPr>
+        <w:t>binary @</w:t>
+      </w:r>
+      <w:proofErr w:type="gramEnd"/>
       <w:r>
         <w:rPr>
           <w:rFonts w:ascii="Consolas" w:hAnsi="Consolas"/>
           <w:lang w:val="en-US"/>
         </w:rPr>
-        <w:t>https://&lt;your-app-name&gt;.scm.azurewebsites.net/api/zipdeploy</w:t>
-      </w:r>
-    </w:p>
-    <w:p>
-      <w:pPr>
-        <w:pStyle w:val="Akapitzlist"/>
+        <w:t>app.zip \</w:t>
+      </w:r>
+    </w:p>
+    <w:p>
+      <w:pPr>
+        <w:pStyle w:val="ListParagraph"/>
+        <w:rPr>
+          <w:rFonts w:ascii="Consolas" w:hAnsi="Consolas"/>
+          <w:lang w:val="en-US"/>
+        </w:rPr>
+      </w:pPr>
+      <w:r>
+        <w:rPr>
+          <w:rFonts w:ascii="Consolas" w:hAnsi="Consolas"/>
+          <w:lang w:val="en-US"/>
+        </w:rPr>
+        <w:t>https://&lt;your-app-name</w:t>
+      </w:r>
+      <w:proofErr w:type="gramStart"/>
+      <w:r>
+        <w:rPr>
+          <w:rFonts w:ascii="Consolas" w:hAnsi="Consolas"/>
+          <w:lang w:val="en-US"/>
+        </w:rPr>
+        <w:t>&gt;.scm.azurewebsites.net</w:t>
+      </w:r>
+      <w:proofErr w:type="gramEnd"/>
+      <w:r>
+        <w:rPr>
+          <w:rFonts w:ascii="Consolas" w:hAnsi="Consolas"/>
+          <w:lang w:val="en-US"/>
+        </w:rPr>
+        <w:t>/api/zipdeploy</w:t>
+      </w:r>
+    </w:p>
+    <w:p>
+      <w:pPr>
+        <w:pStyle w:val="ListParagraph"/>
         <w:numPr>
           <w:ilvl w:val="0"/>
           <w:numId w:val="2"/>
@@ -6360,7 +7183,17 @@
           <w:shd w:val="clear" w:color="auto" w:fill="FFFFFF"/>
           <w:lang w:val="en-US"/>
         </w:rPr>
-        <w:t xml:space="preserve">. Add in </w:t>
+        <w:t xml:space="preserve">. </w:t>
+      </w:r>
+      <w:proofErr w:type="gramStart"/>
+      <w:r>
+        <w:rPr>
+          <w:rFonts w:cs="Segoe UI"/>
+          <w:color w:val="161616"/>
+          <w:shd w:val="clear" w:color="auto" w:fill="FFFFFF"/>
+          <w:lang w:val="en-US"/>
+        </w:rPr>
+        <w:t xml:space="preserve">Add in </w:t>
       </w:r>
       <w:r>
         <w:rPr>
@@ -6371,20 +7204,10 @@
           <w:shd w:val="clear" w:color="auto" w:fill="FFFFFF"/>
           <w:lang w:val="en-US"/>
         </w:rPr>
-        <w:t>Deployment Center</w:t>
-      </w:r>
-      <w:r>
-        <w:rPr>
-          <w:rFonts w:cs="Segoe UI"/>
-          <w:color w:val="161616"/>
-          <w:shd w:val="clear" w:color="auto" w:fill="FFFFFF"/>
-          <w:lang w:val="en-US"/>
-        </w:rPr>
-        <w:t xml:space="preserve"> in the app's management page.</w:t>
-      </w:r>
-    </w:p>
-    <w:p>
-      <w:pPr>
+        <w:t>Deployment</w:t>
+      </w:r>
+      <w:proofErr w:type="gramEnd"/>
+      <w:r>
         <w:rPr>
           <w:rFonts w:cs="Segoe UI"/>
           <w:b/>
@@ -6393,8 +7216,40 @@
           <w:shd w:val="clear" w:color="auto" w:fill="FFFFFF"/>
           <w:lang w:val="en-US"/>
         </w:rPr>
-      </w:pPr>
-      <w:r>
+        <w:t xml:space="preserve"> Center</w:t>
+      </w:r>
+      <w:r>
+        <w:rPr>
+          <w:rFonts w:cs="Segoe UI"/>
+          <w:color w:val="161616"/>
+          <w:shd w:val="clear" w:color="auto" w:fill="FFFFFF"/>
+          <w:lang w:val="en-US"/>
+        </w:rPr>
+        <w:t xml:space="preserve"> </w:t>
+      </w:r>
+      <w:proofErr w:type="gramStart"/>
+      <w:r>
+        <w:rPr>
+          <w:rFonts w:cs="Segoe UI"/>
+          <w:color w:val="161616"/>
+          <w:shd w:val="clear" w:color="auto" w:fill="FFFFFF"/>
+          <w:lang w:val="en-US"/>
+        </w:rPr>
+        <w:t>in</w:t>
+      </w:r>
+      <w:proofErr w:type="gramEnd"/>
+      <w:r>
+        <w:rPr>
+          <w:rFonts w:cs="Segoe UI"/>
+          <w:color w:val="161616"/>
+          <w:shd w:val="clear" w:color="auto" w:fill="FFFFFF"/>
+          <w:lang w:val="en-US"/>
+        </w:rPr>
+        <w:t xml:space="preserve"> the app's management page.</w:t>
+      </w:r>
+    </w:p>
+    <w:p>
+      <w:pPr>
         <w:rPr>
           <w:rFonts w:cs="Segoe UI"/>
           <w:b/>
@@ -6403,8 +7258,7 @@
           <w:shd w:val="clear" w:color="auto" w:fill="FFFFFF"/>
           <w:lang w:val="en-US"/>
         </w:rPr>
-        <w:t>AAS</w:t>
-      </w:r>
+      </w:pPr>
       <w:r>
         <w:rPr>
           <w:rFonts w:cs="Segoe UI"/>
@@ -6414,7 +7268,7 @@
           <w:shd w:val="clear" w:color="auto" w:fill="FFFFFF"/>
           <w:lang w:val="en-US"/>
         </w:rPr>
-        <w:t xml:space="preserve"> </w:t>
+        <w:t>AAS</w:t>
       </w:r>
       <w:r>
         <w:rPr>
@@ -6425,7 +7279,7 @@
           <w:shd w:val="clear" w:color="auto" w:fill="FFFFFF"/>
           <w:lang w:val="en-US"/>
         </w:rPr>
-        <w:t>A</w:t>
+        <w:t xml:space="preserve"> </w:t>
       </w:r>
       <w:r>
         <w:rPr>
@@ -6436,7 +7290,7 @@
           <w:shd w:val="clear" w:color="auto" w:fill="FFFFFF"/>
           <w:lang w:val="en-US"/>
         </w:rPr>
-        <w:t xml:space="preserve">uthentication and </w:t>
+        <w:t>A</w:t>
       </w:r>
       <w:r>
         <w:rPr>
@@ -6447,7 +7301,7 @@
           <w:shd w:val="clear" w:color="auto" w:fill="FFFFFF"/>
           <w:lang w:val="en-US"/>
         </w:rPr>
-        <w:t>A</w:t>
+        <w:t xml:space="preserve">uthentication and </w:t>
       </w:r>
       <w:r>
         <w:rPr>
@@ -6458,7 +7312,7 @@
           <w:shd w:val="clear" w:color="auto" w:fill="FFFFFF"/>
           <w:lang w:val="en-US"/>
         </w:rPr>
-        <w:t>uthorization</w:t>
+        <w:t>A</w:t>
       </w:r>
       <w:r>
         <w:rPr>
@@ -6469,35 +7323,7 @@
           <w:shd w:val="clear" w:color="auto" w:fill="FFFFFF"/>
           <w:lang w:val="en-US"/>
         </w:rPr>
-        <w:t xml:space="preserve"> (for end users that use your app)</w:t>
-      </w:r>
-    </w:p>
-    <w:p>
-      <w:pPr>
-        <w:rPr>
-          <w:rFonts w:cs="Segoe UI"/>
-          <w:color w:val="161616"/>
-          <w:shd w:val="clear" w:color="auto" w:fill="FFFFFF"/>
-          <w:lang w:val="en-US"/>
-        </w:rPr>
-      </w:pPr>
-      <w:r>
-        <w:rPr>
-          <w:rFonts w:cs="Segoe UI"/>
-          <w:color w:val="161616"/>
-          <w:shd w:val="clear" w:color="auto" w:fill="FFFFFF"/>
-          <w:lang w:val="en-US"/>
-        </w:rPr>
-        <w:t>AAS</w:t>
-      </w:r>
-      <w:r>
-        <w:rPr>
-          <w:rFonts w:cs="Segoe UI"/>
-          <w:color w:val="161616"/>
-          <w:shd w:val="clear" w:color="auto" w:fill="FFFFFF"/>
-          <w:lang w:val="en-US"/>
-        </w:rPr>
-        <w:t xml:space="preserve"> provides own solution for authentication and authorization. User accounts managed through </w:t>
+        <w:t>uthorization</w:t>
       </w:r>
       <w:r>
         <w:rPr>
@@ -6508,6 +7334,45 @@
           <w:shd w:val="clear" w:color="auto" w:fill="FFFFFF"/>
           <w:lang w:val="en-US"/>
         </w:rPr>
+        <w:t xml:space="preserve"> (for end users that use your app)</w:t>
+      </w:r>
+    </w:p>
+    <w:p>
+      <w:pPr>
+        <w:rPr>
+          <w:rFonts w:cs="Segoe UI"/>
+          <w:color w:val="161616"/>
+          <w:shd w:val="clear" w:color="auto" w:fill="FFFFFF"/>
+          <w:lang w:val="en-US"/>
+        </w:rPr>
+      </w:pPr>
+      <w:r>
+        <w:rPr>
+          <w:rFonts w:cs="Segoe UI"/>
+          <w:color w:val="161616"/>
+          <w:shd w:val="clear" w:color="auto" w:fill="FFFFFF"/>
+          <w:lang w:val="en-US"/>
+        </w:rPr>
+        <w:t>AAS</w:t>
+      </w:r>
+      <w:r>
+        <w:rPr>
+          <w:rFonts w:cs="Segoe UI"/>
+          <w:color w:val="161616"/>
+          <w:shd w:val="clear" w:color="auto" w:fill="FFFFFF"/>
+          <w:lang w:val="en-US"/>
+        </w:rPr>
+        <w:t xml:space="preserve"> provides own solution for authentication and authorization. User accounts managed through </w:t>
+      </w:r>
+      <w:r>
+        <w:rPr>
+          <w:rFonts w:cs="Segoe UI"/>
+          <w:b/>
+          <w:bCs/>
+          <w:color w:val="161616"/>
+          <w:shd w:val="clear" w:color="auto" w:fill="FFFFFF"/>
+          <w:lang w:val="en-US"/>
+        </w:rPr>
         <w:t>Microsoft Entra ID</w:t>
       </w:r>
       <w:r>
@@ -6553,7 +7418,7 @@
     </w:p>
     <w:p>
       <w:pPr>
-        <w:pStyle w:val="Akapitzlist"/>
+        <w:pStyle w:val="ListParagraph"/>
         <w:numPr>
           <w:ilvl w:val="0"/>
           <w:numId w:val="2"/>
@@ -6601,7 +7466,7 @@
     </w:p>
     <w:p>
       <w:pPr>
-        <w:pStyle w:val="Akapitzlist"/>
+        <w:pStyle w:val="ListParagraph"/>
         <w:numPr>
           <w:ilvl w:val="0"/>
           <w:numId w:val="2"/>
@@ -6641,7 +7506,21 @@
         <w:rPr>
           <w:lang w:val="en-US"/>
         </w:rPr>
-        <w:t xml:space="preserve"> and then submits the authentication token to App Service for validation. This applies to REST APIs, Azure Functions and native mobile apps</w:t>
+        <w:t xml:space="preserve"> and then submits the authentication </w:t>
+      </w:r>
+      <w:proofErr w:type="gramStart"/>
+      <w:r>
+        <w:rPr>
+          <w:lang w:val="en-US"/>
+        </w:rPr>
+        <w:t>token</w:t>
+      </w:r>
+      <w:proofErr w:type="gramEnd"/>
+      <w:r>
+        <w:rPr>
+          <w:lang w:val="en-US"/>
+        </w:rPr>
+        <w:t xml:space="preserve"> to App Service for validation. This applies to REST APIs, Azure Functions and native mobile apps</w:t>
       </w:r>
       <w:r>
         <w:rPr>
@@ -6770,6 +7649,7 @@
         </w:rPr>
         <w:t xml:space="preserve"> requests will be redirected to another chosen auth provider </w:t>
       </w:r>
+      <w:proofErr w:type="gramStart"/>
       <w:r>
         <w:rPr>
           <w:rFonts w:ascii="Consolas" w:hAnsi="Consolas"/>
@@ -6779,7 +7659,19 @@
           <w:shd w:val="clear" w:color="auto" w:fill="E6E6E6"/>
           <w:lang w:val="en-US"/>
         </w:rPr>
-        <w:t>/.auth/login/&lt;provider&gt;</w:t>
+        <w:t>/.auth</w:t>
+      </w:r>
+      <w:proofErr w:type="gramEnd"/>
+      <w:r>
+        <w:rPr>
+          <w:rFonts w:ascii="Consolas" w:hAnsi="Consolas"/>
+          <w:color w:val="161616"/>
+          <w:sz w:val="20"/>
+          <w:szCs w:val="20"/>
+          <w:shd w:val="clear" w:color="auto" w:fill="E6E6E6"/>
+          <w:lang w:val="en-US"/>
+        </w:rPr>
+        <w:t>/login/&lt;provider&gt;</w:t>
       </w:r>
       <w:r>
         <w:rPr>
@@ -6892,7 +7784,21 @@
         <w:rPr>
           <w:lang w:val="en-US"/>
         </w:rPr>
-        <w:t xml:space="preserve">. The features dedicated to configure calls TO app can’t be used to configure calls FROM app, same for opposite. </w:t>
+        <w:t xml:space="preserve">. The features dedicated to </w:t>
+      </w:r>
+      <w:proofErr w:type="gramStart"/>
+      <w:r>
+        <w:rPr>
+          <w:lang w:val="en-US"/>
+        </w:rPr>
+        <w:t>configure</w:t>
+      </w:r>
+      <w:proofErr w:type="gramEnd"/>
+      <w:r>
+        <w:rPr>
+          <w:lang w:val="en-US"/>
+        </w:rPr>
+        <w:t xml:space="preserve"> calls TO app can’t be used to configure calls FROM app, same for opposite. </w:t>
       </w:r>
     </w:p>
     <w:p>
@@ -7000,6 +7906,7 @@
         </w:rPr>
         <w:t xml:space="preserve"> – </w:t>
       </w:r>
+      <w:proofErr w:type="gramStart"/>
       <w:r>
         <w:rPr>
           <w:lang w:val="en-US"/>
@@ -7016,12 +7923,19 @@
         <w:rPr>
           <w:lang w:val="en-US"/>
         </w:rPr>
-        <w:t xml:space="preserve">name system. It converts entered e. g. in browser domain like </w:t>
+        <w:t>name</w:t>
+      </w:r>
+      <w:proofErr w:type="gramEnd"/>
+      <w:r>
+        <w:rPr>
+          <w:lang w:val="en-US"/>
+        </w:rPr>
+        <w:t xml:space="preserve"> system. It converts entered e. g. in browser domain like </w:t>
       </w:r>
       <w:hyperlink r:id="rId25" w:history="1">
         <w:r>
           <w:rPr>
-            <w:rStyle w:val="Hipercze"/>
+            <w:rStyle w:val="Hyperlink"/>
             <w:lang w:val="en-US"/>
           </w:rPr>
           <w:t>https://yourapp.azurewebsites.net</w:t>
@@ -7031,7 +7945,35 @@
         <w:rPr>
           <w:lang w:val="en-US"/>
         </w:rPr>
-        <w:t xml:space="preserve"> to real ip address. The requests go to real ip address.</w:t>
+        <w:t xml:space="preserve"> to real </w:t>
+      </w:r>
+      <w:proofErr w:type="spellStart"/>
+      <w:r>
+        <w:rPr>
+          <w:lang w:val="en-US"/>
+        </w:rPr>
+        <w:t>ip</w:t>
+      </w:r>
+      <w:proofErr w:type="spellEnd"/>
+      <w:r>
+        <w:rPr>
+          <w:lang w:val="en-US"/>
+        </w:rPr>
+        <w:t xml:space="preserve"> address. The requests go to real </w:t>
+      </w:r>
+      <w:proofErr w:type="spellStart"/>
+      <w:r>
+        <w:rPr>
+          <w:lang w:val="en-US"/>
+        </w:rPr>
+        <w:t>ip</w:t>
+      </w:r>
+      <w:proofErr w:type="spellEnd"/>
+      <w:r>
+        <w:rPr>
+          <w:lang w:val="en-US"/>
+        </w:rPr>
+        <w:t xml:space="preserve"> address.</w:t>
       </w:r>
       <w:r>
         <w:rPr>
@@ -7101,7 +8043,35 @@
         <w:rPr>
           <w:lang w:val="en-US"/>
         </w:rPr>
-        <w:t xml:space="preserve">. When client enter the azure app </w:t>
+        <w:t xml:space="preserve">. When client </w:t>
+      </w:r>
+      <w:proofErr w:type="gramStart"/>
+      <w:r>
+        <w:rPr>
+          <w:lang w:val="en-US"/>
+        </w:rPr>
+        <w:t>enter</w:t>
+      </w:r>
+      <w:proofErr w:type="gramEnd"/>
+      <w:r>
+        <w:rPr>
+          <w:lang w:val="en-US"/>
+        </w:rPr>
+        <w:t xml:space="preserve"> the </w:t>
+      </w:r>
+      <w:proofErr w:type="gramStart"/>
+      <w:r>
+        <w:rPr>
+          <w:lang w:val="en-US"/>
+        </w:rPr>
+        <w:t>azure</w:t>
+      </w:r>
+      <w:proofErr w:type="gramEnd"/>
+      <w:r>
+        <w:rPr>
+          <w:lang w:val="en-US"/>
+        </w:rPr>
+        <w:t xml:space="preserve"> app </w:t>
       </w:r>
       <w:r>
         <w:rPr>
@@ -7130,7 +8100,7 @@
     </w:p>
     <w:p>
       <w:pPr>
-        <w:pStyle w:val="Akapitzlist"/>
+        <w:pStyle w:val="ListParagraph"/>
         <w:numPr>
           <w:ilvl w:val="0"/>
           <w:numId w:val="4"/>
@@ -7154,7 +8124,7 @@
       <w:hyperlink r:id="rId26" w:history="1">
         <w:r>
           <w:rPr>
-            <w:rStyle w:val="Hipercze"/>
+            <w:rStyle w:val="Hyperlink"/>
             <w:lang w:val="en-US"/>
           </w:rPr>
           <w:t>https://yourapp.azurewebsites.net</w:t>
@@ -7169,7 +8139,7 @@
     </w:p>
     <w:p>
       <w:pPr>
-        <w:pStyle w:val="Akapitzlist"/>
+        <w:pStyle w:val="ListParagraph"/>
         <w:numPr>
           <w:ilvl w:val="0"/>
           <w:numId w:val="4"/>
@@ -7199,7 +8169,7 @@
     </w:p>
     <w:p>
       <w:pPr>
-        <w:pStyle w:val="Akapitzlist"/>
+        <w:pStyle w:val="ListParagraph"/>
         <w:numPr>
           <w:ilvl w:val="0"/>
           <w:numId w:val="4"/>
@@ -7216,7 +8186,7 @@
       </w:r>
       <w:r>
         <w:rPr>
-          <w:rStyle w:val="Pogrubienie"/>
+          <w:rStyle w:val="Strong"/>
           <w:lang w:val="en-US"/>
         </w:rPr>
         <w:t>App Service Front End</w:t>
@@ -7229,7 +8199,7 @@
       </w:r>
       <w:r>
         <w:rPr>
-          <w:rStyle w:val="Pogrubienie"/>
+          <w:rStyle w:val="Strong"/>
           <w:lang w:val="en-US"/>
         </w:rPr>
         <w:t>load balancer</w:t>
@@ -7268,7 +8238,7 @@
       </w:r>
       <w:r>
         <w:rPr>
-          <w:rStyle w:val="Pogrubienie"/>
+          <w:rStyle w:val="Strong"/>
           <w:b w:val="0"/>
           <w:bCs w:val="0"/>
           <w:lang w:val="en-US"/>
@@ -7297,7 +8267,7 @@
     </w:p>
     <w:p>
       <w:pPr>
-        <w:pStyle w:val="Akapitzlist"/>
+        <w:pStyle w:val="ListParagraph"/>
         <w:numPr>
           <w:ilvl w:val="0"/>
           <w:numId w:val="4"/>
@@ -7362,12 +8332,21 @@
           <w:lang w:val="en-US"/>
         </w:rPr>
       </w:pPr>
+      <w:proofErr w:type="spellStart"/>
       <w:r>
         <w:rPr>
           <w:rFonts w:ascii="Consolas" w:hAnsi="Consolas" w:cs="Segoe UI"/>
           <w:lang w:val="en-US"/>
         </w:rPr>
-        <w:t>HttpClient.Get("https://api.something.com/data");</w:t>
+        <w:t>HttpClient.Get</w:t>
+      </w:r>
+      <w:proofErr w:type="spellEnd"/>
+      <w:r>
+        <w:rPr>
+          <w:rFonts w:ascii="Consolas" w:hAnsi="Consolas" w:cs="Segoe UI"/>
+          <w:lang w:val="en-US"/>
+        </w:rPr>
+        <w:t>("https://api.something.com/data");</w:t>
       </w:r>
     </w:p>
     <w:p>
@@ -7441,7 +8420,29 @@
           <w:szCs w:val="21"/>
           <w:lang w:val="en-US"/>
         </w:rPr>
-        <w:t>#the outbound IP addresses currently used by app (equal to all used outbound IP used by plan)</w:t>
+        <w:t>#</w:t>
+      </w:r>
+      <w:proofErr w:type="gramStart"/>
+      <w:r>
+        <w:rPr>
+          <w:rFonts w:ascii="Consolas" w:eastAsia="Times New Roman" w:hAnsi="Consolas" w:cs="Times New Roman"/>
+          <w:color w:val="57A64A"/>
+          <w:sz w:val="21"/>
+          <w:szCs w:val="21"/>
+          <w:lang w:val="en-US"/>
+        </w:rPr>
+        <w:t>the</w:t>
+      </w:r>
+      <w:proofErr w:type="gramEnd"/>
+      <w:r>
+        <w:rPr>
+          <w:rFonts w:ascii="Consolas" w:eastAsia="Times New Roman" w:hAnsi="Consolas" w:cs="Times New Roman"/>
+          <w:color w:val="57A64A"/>
+          <w:sz w:val="21"/>
+          <w:szCs w:val="21"/>
+          <w:lang w:val="en-US"/>
+        </w:rPr>
+        <w:t xml:space="preserve"> outbound IP addresses currently used by app (equal to all used outbound IP used by plan)</w:t>
       </w:r>
     </w:p>
     <w:p>
@@ -7456,6 +8457,7 @@
           <w:lang w:val="en-US"/>
         </w:rPr>
       </w:pPr>
+      <w:proofErr w:type="spellStart"/>
       <w:r>
         <w:rPr>
           <w:rFonts w:ascii="Consolas" w:eastAsia="Times New Roman" w:hAnsi="Consolas" w:cs="Times New Roman"/>
@@ -7466,6 +8468,7 @@
         </w:rPr>
         <w:t>az</w:t>
       </w:r>
+      <w:proofErr w:type="spellEnd"/>
       <w:r>
         <w:rPr>
           <w:rFonts w:ascii="Consolas" w:eastAsia="Times New Roman" w:hAnsi="Consolas" w:cs="Times New Roman"/>
@@ -7579,6 +8582,7 @@
         </w:rPr>
         <w:t>&lt;</w:t>
       </w:r>
+      <w:proofErr w:type="spellStart"/>
       <w:r>
         <w:rPr>
           <w:rFonts w:ascii="Consolas" w:eastAsia="Times New Roman" w:hAnsi="Consolas" w:cs="Times New Roman"/>
@@ -7599,6 +8603,7 @@
         </w:rPr>
         <w:t>e</w:t>
       </w:r>
+      <w:proofErr w:type="spellEnd"/>
       <w:r>
         <w:rPr>
           <w:rFonts w:ascii="Consolas" w:eastAsia="Times New Roman" w:hAnsi="Consolas" w:cs="Times New Roman"/>
@@ -7682,6 +8687,7 @@
         </w:rPr>
         <w:t>&lt;</w:t>
       </w:r>
+      <w:proofErr w:type="spellStart"/>
       <w:r>
         <w:rPr>
           <w:rFonts w:ascii="Consolas" w:eastAsia="Times New Roman" w:hAnsi="Consolas" w:cs="Times New Roman"/>
@@ -7702,6 +8708,7 @@
         </w:rPr>
         <w:t>e</w:t>
       </w:r>
+      <w:proofErr w:type="spellEnd"/>
       <w:r>
         <w:rPr>
           <w:rFonts w:ascii="Consolas" w:eastAsia="Times New Roman" w:hAnsi="Consolas" w:cs="Times New Roman"/>
@@ -7775,6 +8782,7 @@
         </w:rPr>
         <w:t xml:space="preserve"> </w:t>
       </w:r>
+      <w:proofErr w:type="spellStart"/>
       <w:r>
         <w:rPr>
           <w:rFonts w:ascii="Consolas" w:eastAsia="Times New Roman" w:hAnsi="Consolas" w:cs="Times New Roman"/>
@@ -7785,6 +8793,7 @@
         </w:rPr>
         <w:t>outboundIpAddresses</w:t>
       </w:r>
+      <w:proofErr w:type="spellEnd"/>
       <w:r>
         <w:rPr>
           <w:rFonts w:ascii="Consolas" w:eastAsia="Times New Roman" w:hAnsi="Consolas" w:cs="Times New Roman"/>
@@ -7848,6 +8857,7 @@
         </w:rPr>
         <w:t xml:space="preserve"> </w:t>
       </w:r>
+      <w:proofErr w:type="spellStart"/>
       <w:r>
         <w:rPr>
           <w:rFonts w:ascii="Consolas" w:eastAsia="Times New Roman" w:hAnsi="Consolas" w:cs="Times New Roman"/>
@@ -7858,6 +8868,7 @@
         </w:rPr>
         <w:t>tsv</w:t>
       </w:r>
+      <w:proofErr w:type="spellEnd"/>
       <w:r>
         <w:rPr>
           <w:rFonts w:ascii="Consolas" w:eastAsia="Times New Roman" w:hAnsi="Consolas" w:cs="Times New Roman"/>
@@ -7876,7 +8887,29 @@
           <w:szCs w:val="21"/>
           <w:lang w:val="en-US"/>
         </w:rPr>
-        <w:t xml:space="preserve">#tsv fomrat - tab separated values </w:t>
+        <w:t xml:space="preserve">#tsv </w:t>
+      </w:r>
+      <w:proofErr w:type="spellStart"/>
+      <w:r>
+        <w:rPr>
+          <w:rFonts w:ascii="Consolas" w:eastAsia="Times New Roman" w:hAnsi="Consolas" w:cs="Times New Roman"/>
+          <w:color w:val="57A64A"/>
+          <w:sz w:val="21"/>
+          <w:szCs w:val="21"/>
+          <w:lang w:val="en-US"/>
+        </w:rPr>
+        <w:t>fomrat</w:t>
+      </w:r>
+      <w:proofErr w:type="spellEnd"/>
+      <w:r>
+        <w:rPr>
+          <w:rFonts w:ascii="Consolas" w:eastAsia="Times New Roman" w:hAnsi="Consolas" w:cs="Times New Roman"/>
+          <w:color w:val="57A64A"/>
+          <w:sz w:val="21"/>
+          <w:szCs w:val="21"/>
+          <w:lang w:val="en-US"/>
+        </w:rPr>
+        <w:t xml:space="preserve"> - tab separated values </w:t>
       </w:r>
     </w:p>
     <w:p>
@@ -7894,7 +8927,7 @@
       </w:r>
       <w:r>
         <w:rPr>
-          <w:rStyle w:val="Pogrubienie"/>
+          <w:rStyle w:val="Strong"/>
           <w:lang w:val="en-US"/>
         </w:rPr>
         <w:t>resource group</w:t>
@@ -7907,7 +8940,7 @@
       </w:r>
       <w:r>
         <w:rPr>
-          <w:rStyle w:val="Pogrubienie"/>
+          <w:rStyle w:val="Strong"/>
           <w:b w:val="0"/>
           <w:bCs w:val="0"/>
           <w:lang w:val="en-US"/>
@@ -7922,7 +8955,7 @@
       </w:r>
       <w:r>
         <w:rPr>
-          <w:rStyle w:val="Pogrubienie"/>
+          <w:rStyle w:val="Strong"/>
           <w:b w:val="0"/>
           <w:bCs w:val="0"/>
           <w:lang w:val="en-US"/>
@@ -7990,7 +9023,23 @@
           <w:rFonts w:cs="Segoe UI"/>
           <w:lang w:val="en-US"/>
         </w:rPr>
-        <w:t xml:space="preserve">For most plans the Azure might change the current used outbound IPs e. g. when switching the Plan tier or during scale in/out. But the new outbound IPs are taken from limited list of all </w:t>
+        <w:t>For most plans the Azure might change the current used outbound IPs e</w:t>
+      </w:r>
+      <w:proofErr w:type="gramStart"/>
+      <w:r>
+        <w:rPr>
+          <w:rFonts w:cs="Segoe UI"/>
+          <w:lang w:val="en-US"/>
+        </w:rPr>
+        <w:t>. g</w:t>
+      </w:r>
+      <w:proofErr w:type="gramEnd"/>
+      <w:r>
+        <w:rPr>
+          <w:rFonts w:cs="Segoe UI"/>
+          <w:lang w:val="en-US"/>
+        </w:rPr>
+        <w:t xml:space="preserve">. when switching the Plan tier or during scale in/out. But the new outbound IPs are taken from limited list of all </w:t>
       </w:r>
       <w:r>
         <w:rPr>
@@ -8011,7 +9060,23 @@
           <w:rFonts w:cs="Segoe UI"/>
           <w:lang w:val="en-US"/>
         </w:rPr>
-        <w:t xml:space="preserve">scale unit. </w:t>
+        <w:t xml:space="preserve">scale </w:t>
+      </w:r>
+      <w:proofErr w:type="gramStart"/>
+      <w:r>
+        <w:rPr>
+          <w:rFonts w:cs="Segoe UI"/>
+          <w:lang w:val="en-US"/>
+        </w:rPr>
+        <w:t>unit</w:t>
+      </w:r>
+      <w:proofErr w:type="gramEnd"/>
+      <w:r>
+        <w:rPr>
+          <w:rFonts w:cs="Segoe UI"/>
+          <w:lang w:val="en-US"/>
+        </w:rPr>
+        <w:t xml:space="preserve">. </w:t>
       </w:r>
     </w:p>
     <w:p>
@@ -8034,7 +9099,29 @@
           <w:szCs w:val="21"/>
           <w:lang w:val="en-US"/>
         </w:rPr>
-        <w:t>#Check all possible outbound Ips of plan (enter any app_name from plan)</w:t>
+        <w:t xml:space="preserve">#Check all possible outbound Ips of plan (enter any </w:t>
+      </w:r>
+      <w:proofErr w:type="spellStart"/>
+      <w:r>
+        <w:rPr>
+          <w:rFonts w:ascii="Consolas" w:eastAsia="Times New Roman" w:hAnsi="Consolas" w:cs="Times New Roman"/>
+          <w:color w:val="57A64A"/>
+          <w:sz w:val="21"/>
+          <w:szCs w:val="21"/>
+          <w:lang w:val="en-US"/>
+        </w:rPr>
+        <w:t>app_name</w:t>
+      </w:r>
+      <w:proofErr w:type="spellEnd"/>
+      <w:r>
+        <w:rPr>
+          <w:rFonts w:ascii="Consolas" w:eastAsia="Times New Roman" w:hAnsi="Consolas" w:cs="Times New Roman"/>
+          <w:color w:val="57A64A"/>
+          <w:sz w:val="21"/>
+          <w:szCs w:val="21"/>
+          <w:lang w:val="en-US"/>
+        </w:rPr>
+        <w:t xml:space="preserve"> from plan)</w:t>
       </w:r>
     </w:p>
     <w:p>
@@ -8049,6 +9136,7 @@
           <w:lang w:val="en-US"/>
         </w:rPr>
       </w:pPr>
+      <w:proofErr w:type="spellStart"/>
       <w:r>
         <w:rPr>
           <w:rFonts w:ascii="Consolas" w:eastAsia="Times New Roman" w:hAnsi="Consolas" w:cs="Times New Roman"/>
@@ -8059,6 +9147,7 @@
         </w:rPr>
         <w:t>az</w:t>
       </w:r>
+      <w:proofErr w:type="spellEnd"/>
       <w:r>
         <w:rPr>
           <w:rFonts w:ascii="Consolas" w:eastAsia="Times New Roman" w:hAnsi="Consolas" w:cs="Times New Roman"/>
@@ -8172,6 +9261,7 @@
         </w:rPr>
         <w:t>&lt;</w:t>
       </w:r>
+      <w:proofErr w:type="spellStart"/>
       <w:r>
         <w:rPr>
           <w:rFonts w:ascii="Consolas" w:eastAsia="Times New Roman" w:hAnsi="Consolas" w:cs="Times New Roman"/>
@@ -8192,6 +9282,7 @@
         </w:rPr>
         <w:t>e</w:t>
       </w:r>
+      <w:proofErr w:type="spellEnd"/>
       <w:r>
         <w:rPr>
           <w:rFonts w:ascii="Consolas" w:eastAsia="Times New Roman" w:hAnsi="Consolas" w:cs="Times New Roman"/>
@@ -8275,6 +9366,7 @@
         </w:rPr>
         <w:t>&lt;</w:t>
       </w:r>
+      <w:proofErr w:type="spellStart"/>
       <w:r>
         <w:rPr>
           <w:rFonts w:ascii="Consolas" w:eastAsia="Times New Roman" w:hAnsi="Consolas" w:cs="Times New Roman"/>
@@ -8295,6 +9387,7 @@
         </w:rPr>
         <w:t>e</w:t>
       </w:r>
+      <w:proofErr w:type="spellEnd"/>
       <w:r>
         <w:rPr>
           <w:rFonts w:ascii="Consolas" w:eastAsia="Times New Roman" w:hAnsi="Consolas" w:cs="Times New Roman"/>
@@ -8368,6 +9461,7 @@
         </w:rPr>
         <w:t xml:space="preserve"> </w:t>
       </w:r>
+      <w:proofErr w:type="spellStart"/>
       <w:r>
         <w:rPr>
           <w:rFonts w:ascii="Consolas" w:eastAsia="Times New Roman" w:hAnsi="Consolas" w:cs="Times New Roman"/>
@@ -8378,6 +9472,7 @@
         </w:rPr>
         <w:t>possibleOutboundIpAddresses</w:t>
       </w:r>
+      <w:proofErr w:type="spellEnd"/>
       <w:r>
         <w:rPr>
           <w:rFonts w:ascii="Consolas" w:eastAsia="Times New Roman" w:hAnsi="Consolas" w:cs="Times New Roman"/>
@@ -8441,6 +9536,7 @@
         </w:rPr>
         <w:t xml:space="preserve"> </w:t>
       </w:r>
+      <w:proofErr w:type="spellStart"/>
       <w:r>
         <w:rPr>
           <w:rFonts w:ascii="Consolas" w:eastAsia="Times New Roman" w:hAnsi="Consolas" w:cs="Times New Roman"/>
@@ -8451,6 +9547,7 @@
         </w:rPr>
         <w:t>tsv</w:t>
       </w:r>
+      <w:proofErr w:type="spellEnd"/>
       <w:r>
         <w:rPr>
           <w:rFonts w:ascii="Consolas" w:eastAsia="Times New Roman" w:hAnsi="Consolas" w:cs="Times New Roman"/>
@@ -8481,7 +9578,7 @@
     <w:p>
       <w:pPr>
         <w:rPr>
-          <w:rStyle w:val="Pogrubienie"/>
+          <w:rStyle w:val="Strong"/>
           <w:b w:val="0"/>
           <w:bCs w:val="0"/>
           <w:lang w:val="en-US"/>
@@ -8495,51 +9592,52 @@
       </w:r>
       <w:r>
         <w:rPr>
-          <w:rStyle w:val="Pogrubienie"/>
+          <w:rStyle w:val="Strong"/>
           <w:lang w:val="en-US"/>
         </w:rPr>
         <w:t>does not guarantee fixed outbound IPs</w:t>
       </w:r>
       <w:r>
         <w:rPr>
-          <w:rStyle w:val="Pogrubienie"/>
+          <w:rStyle w:val="Strong"/>
           <w:lang w:val="en-US"/>
         </w:rPr>
         <w:t>.</w:t>
       </w:r>
       <w:r>
         <w:rPr>
-          <w:rStyle w:val="Pogrubienie"/>
+          <w:rStyle w:val="Strong"/>
           <w:b w:val="0"/>
           <w:bCs w:val="0"/>
           <w:lang w:val="en-US"/>
         </w:rPr>
-        <w:t xml:space="preserve"> IPs might be changed without any interruption from developer.</w:t>
-      </w:r>
-    </w:p>
-    <w:p>
-      <w:pPr>
-        <w:rPr>
-          <w:rStyle w:val="Pogrubienie"/>
+        <w:t xml:space="preserve"> IPs might be changed without any interruption from </w:t>
+      </w:r>
+      <w:proofErr w:type="gramStart"/>
+      <w:r>
+        <w:rPr>
+          <w:rStyle w:val="Strong"/>
           <w:b w:val="0"/>
           <w:bCs w:val="0"/>
           <w:lang w:val="en-US"/>
         </w:rPr>
-      </w:pPr>
-      <w:r>
-        <w:rPr>
-          <w:rStyle w:val="Pogrubienie"/>
+        <w:t>developer</w:t>
+      </w:r>
+      <w:proofErr w:type="gramEnd"/>
+      <w:r>
+        <w:rPr>
+          <w:rStyle w:val="Strong"/>
           <w:b w:val="0"/>
           <w:bCs w:val="0"/>
           <w:lang w:val="en-US"/>
         </w:rPr>
-        <w:t>If you're using this IP to whitelist firewalls or APIs, you should always whitelist the full possibleOutboundIpAddresses set, not just the current active ones.</w:t>
-      </w:r>
-    </w:p>
-    <w:p>
-      <w:pPr>
-        <w:rPr>
-          <w:rStyle w:val="Pogrubienie"/>
+        <w:t>.</w:t>
+      </w:r>
+    </w:p>
+    <w:p>
+      <w:pPr>
+        <w:rPr>
+          <w:rStyle w:val="Strong"/>
           <w:b w:val="0"/>
           <w:bCs w:val="0"/>
           <w:lang w:val="en-US"/>
@@ -8547,24 +9645,83 @@
       </w:pPr>
       <w:r>
         <w:rPr>
-          <w:rStyle w:val="Pogrubienie"/>
+          <w:rStyle w:val="Strong"/>
           <w:b w:val="0"/>
           <w:bCs w:val="0"/>
           <w:lang w:val="en-US"/>
         </w:rPr>
-        <w:t>There are several ways to guarantee static outbound IP, e. g. using App Service Environment.</w:t>
-      </w:r>
-    </w:p>
-    <w:p>
-      <w:pPr>
-        <w:rPr>
-          <w:rFonts w:cs="Segoe UI"/>
-          <w:lang w:val="en-US"/>
-        </w:rPr>
-      </w:pPr>
-      <w:r>
-        <w:rPr>
-          <w:rStyle w:val="Pogrubienie"/>
+        <w:t xml:space="preserve">If you're using this IP to whitelist firewalls or APIs, you should always whitelist the full </w:t>
+      </w:r>
+      <w:proofErr w:type="spellStart"/>
+      <w:r>
+        <w:rPr>
+          <w:rStyle w:val="Strong"/>
+          <w:b w:val="0"/>
+          <w:bCs w:val="0"/>
+          <w:lang w:val="en-US"/>
+        </w:rPr>
+        <w:t>possibleOutboundIpAddresses</w:t>
+      </w:r>
+      <w:proofErr w:type="spellEnd"/>
+      <w:r>
+        <w:rPr>
+          <w:rStyle w:val="Strong"/>
+          <w:b w:val="0"/>
+          <w:bCs w:val="0"/>
+          <w:lang w:val="en-US"/>
+        </w:rPr>
+        <w:t xml:space="preserve"> set, not just the current active ones.</w:t>
+      </w:r>
+    </w:p>
+    <w:p>
+      <w:pPr>
+        <w:rPr>
+          <w:rStyle w:val="Strong"/>
+          <w:b w:val="0"/>
+          <w:bCs w:val="0"/>
+          <w:lang w:val="en-US"/>
+        </w:rPr>
+      </w:pPr>
+      <w:r>
+        <w:rPr>
+          <w:rStyle w:val="Strong"/>
+          <w:b w:val="0"/>
+          <w:bCs w:val="0"/>
+          <w:lang w:val="en-US"/>
+        </w:rPr>
+        <w:t>There are several ways to guarantee static outbound IP, e</w:t>
+      </w:r>
+      <w:proofErr w:type="gramStart"/>
+      <w:r>
+        <w:rPr>
+          <w:rStyle w:val="Strong"/>
+          <w:b w:val="0"/>
+          <w:bCs w:val="0"/>
+          <w:lang w:val="en-US"/>
+        </w:rPr>
+        <w:t>. g</w:t>
+      </w:r>
+      <w:proofErr w:type="gramEnd"/>
+      <w:r>
+        <w:rPr>
+          <w:rStyle w:val="Strong"/>
+          <w:b w:val="0"/>
+          <w:bCs w:val="0"/>
+          <w:lang w:val="en-US"/>
+        </w:rPr>
+        <w:t>. using App Service Environment.</w:t>
+      </w:r>
+    </w:p>
+    <w:p>
+      <w:pPr>
+        <w:rPr>
+          <w:rFonts w:cs="Segoe UI"/>
+          <w:lang w:val="en-US"/>
+        </w:rPr>
+      </w:pPr>
+      <w:r>
+        <w:rPr>
+          <w:rStyle w:val="Strong"/>
           <w:b w:val="0"/>
           <w:bCs w:val="0"/>
           <w:lang w:val="en-US"/>
@@ -8580,7 +9737,31 @@
           <w:shd w:val="clear" w:color="auto" w:fill="E6E6E6"/>
           <w:lang w:val="en-US"/>
         </w:rPr>
-        <w:t>&gt; az webapp up</w:t>
+        <w:t xml:space="preserve">&gt; </w:t>
+      </w:r>
+      <w:proofErr w:type="spellStart"/>
+      <w:r>
+        <w:rPr>
+          <w:rFonts w:ascii="Consolas" w:hAnsi="Consolas"/>
+          <w:color w:val="161616"/>
+          <w:sz w:val="20"/>
+          <w:szCs w:val="20"/>
+          <w:shd w:val="clear" w:color="auto" w:fill="E6E6E6"/>
+          <w:lang w:val="en-US"/>
+        </w:rPr>
+        <w:t>az</w:t>
+      </w:r>
+      <w:proofErr w:type="spellEnd"/>
+      <w:r>
+        <w:rPr>
+          <w:rFonts w:ascii="Consolas" w:hAnsi="Consolas"/>
+          <w:color w:val="161616"/>
+          <w:sz w:val="20"/>
+          <w:szCs w:val="20"/>
+          <w:shd w:val="clear" w:color="auto" w:fill="E6E6E6"/>
+          <w:lang w:val="en-US"/>
+        </w:rPr>
+        <w:t xml:space="preserve"> webapp up</w:t>
       </w:r>
       <w:r>
         <w:rPr>
@@ -8697,19 +9878,39 @@
           <w:szCs w:val="24"/>
           <w:lang w:val="en-US"/>
         </w:rPr>
-        <w:t>Zip deploy files from the current working directory to the web app.</w:t>
-      </w:r>
-    </w:p>
-    <w:p>
-      <w:pPr>
-        <w:rPr>
-          <w:lang w:val="en-US"/>
-        </w:rPr>
-      </w:pPr>
-    </w:p>
-    <w:p>
-      <w:pPr>
-        <w:pStyle w:val="Nagwek2"/>
+        <w:t xml:space="preserve">Zip </w:t>
+      </w:r>
+      <w:proofErr w:type="gramStart"/>
+      <w:r>
+        <w:rPr>
+          <w:rFonts w:eastAsia="Times New Roman" w:cs="Segoe UI"/>
+          <w:color w:val="161616"/>
+          <w:szCs w:val="24"/>
+          <w:lang w:val="en-US"/>
+        </w:rPr>
+        <w:t>deploy</w:t>
+      </w:r>
+      <w:proofErr w:type="gramEnd"/>
+      <w:r>
+        <w:rPr>
+          <w:rFonts w:eastAsia="Times New Roman" w:cs="Segoe UI"/>
+          <w:color w:val="161616"/>
+          <w:szCs w:val="24"/>
+          <w:lang w:val="en-US"/>
+        </w:rPr>
+        <w:t xml:space="preserve"> files from the current working directory to the web app.</w:t>
+      </w:r>
+    </w:p>
+    <w:p>
+      <w:pPr>
+        <w:rPr>
+          <w:lang w:val="en-US"/>
+        </w:rPr>
+      </w:pPr>
+    </w:p>
+    <w:p>
+      <w:pPr>
+        <w:pStyle w:val="Heading2"/>
         <w:rPr>
           <w:lang w:val="en-US"/>
         </w:rPr>
@@ -8740,7 +9941,21 @@
         <w:rPr>
           <w:lang w:val="en-US"/>
         </w:rPr>
-        <w:t xml:space="preserve"> – variables passed as environment variables to the application code, </w:t>
+        <w:t xml:space="preserve"> – variables passed as environment variables to the application </w:t>
+      </w:r>
+      <w:proofErr w:type="gramStart"/>
+      <w:r>
+        <w:rPr>
+          <w:lang w:val="en-US"/>
+        </w:rPr>
+        <w:t>code,</w:t>
+      </w:r>
+      <w:proofErr w:type="gramEnd"/>
+      <w:r>
+        <w:rPr>
+          <w:lang w:val="en-US"/>
+        </w:rPr>
+        <w:t xml:space="preserve"> </w:t>
       </w:r>
       <w:r>
         <w:rPr>
@@ -8905,7 +10120,31 @@
           <w:szCs w:val="21"/>
           <w:lang w:val="en-US"/>
         </w:rPr>
-        <w:t>"ConnectionStrings:MyDb"</w:t>
+        <w:t>"</w:t>
+      </w:r>
+      <w:proofErr w:type="spellStart"/>
+      <w:proofErr w:type="gramStart"/>
+      <w:r>
+        <w:rPr>
+          <w:rFonts w:ascii="Consolas" w:eastAsia="Times New Roman" w:hAnsi="Consolas" w:cs="Times New Roman"/>
+          <w:color w:val="CE9178"/>
+          <w:sz w:val="21"/>
+          <w:szCs w:val="21"/>
+          <w:lang w:val="en-US"/>
+        </w:rPr>
+        <w:t>ConnectionStrings:MyDb</w:t>
+      </w:r>
+      <w:proofErr w:type="spellEnd"/>
+      <w:proofErr w:type="gramEnd"/>
+      <w:r>
+        <w:rPr>
+          <w:rFonts w:ascii="Consolas" w:eastAsia="Times New Roman" w:hAnsi="Consolas" w:cs="Times New Roman"/>
+          <w:color w:val="CE9178"/>
+          <w:sz w:val="21"/>
+          <w:szCs w:val="21"/>
+          <w:lang w:val="en-US"/>
+        </w:rPr>
+        <w:t>"</w:t>
       </w:r>
       <w:r>
         <w:rPr>
@@ -8978,8 +10217,9 @@
           <w:szCs w:val="21"/>
           <w:lang w:val="en-US"/>
         </w:rPr>
-        <w:t xml:space="preserve">"Server=myserver.database.windows.net;Database=mydb;User </w:t>
-      </w:r>
+        <w:t>"</w:t>
+      </w:r>
+      <w:proofErr w:type="gramStart"/>
       <w:r>
         <w:rPr>
           <w:rFonts w:ascii="Consolas" w:eastAsia="Times New Roman" w:hAnsi="Consolas" w:cs="Times New Roman"/>
@@ -8988,6 +10228,63 @@
           <w:szCs w:val="21"/>
           <w:lang w:val="en-US"/>
         </w:rPr>
+        <w:t>Server=</w:t>
+      </w:r>
+      <w:proofErr w:type="spellStart"/>
+      <w:r>
+        <w:rPr>
+          <w:rFonts w:ascii="Consolas" w:eastAsia="Times New Roman" w:hAnsi="Consolas" w:cs="Times New Roman"/>
+          <w:color w:val="CE9178"/>
+          <w:sz w:val="21"/>
+          <w:szCs w:val="21"/>
+          <w:lang w:val="en-US"/>
+        </w:rPr>
+        <w:t>myserver.database.windows.net;Database</w:t>
+      </w:r>
+      <w:proofErr w:type="spellEnd"/>
+      <w:proofErr w:type="gramEnd"/>
+      <w:r>
+        <w:rPr>
+          <w:rFonts w:ascii="Consolas" w:eastAsia="Times New Roman" w:hAnsi="Consolas" w:cs="Times New Roman"/>
+          <w:color w:val="CE9178"/>
+          <w:sz w:val="21"/>
+          <w:szCs w:val="21"/>
+          <w:lang w:val="en-US"/>
+        </w:rPr>
+        <w:t>=</w:t>
+      </w:r>
+      <w:proofErr w:type="spellStart"/>
+      <w:proofErr w:type="gramStart"/>
+      <w:r>
+        <w:rPr>
+          <w:rFonts w:ascii="Consolas" w:eastAsia="Times New Roman" w:hAnsi="Consolas" w:cs="Times New Roman"/>
+          <w:color w:val="CE9178"/>
+          <w:sz w:val="21"/>
+          <w:szCs w:val="21"/>
+          <w:lang w:val="en-US"/>
+        </w:rPr>
+        <w:t>mydb;User</w:t>
+      </w:r>
+      <w:proofErr w:type="spellEnd"/>
+      <w:proofErr w:type="gramEnd"/>
+      <w:r>
+        <w:rPr>
+          <w:rFonts w:ascii="Consolas" w:eastAsia="Times New Roman" w:hAnsi="Consolas" w:cs="Times New Roman"/>
+          <w:color w:val="CE9178"/>
+          <w:sz w:val="21"/>
+          <w:szCs w:val="21"/>
+          <w:lang w:val="en-US"/>
+        </w:rPr>
+        <w:t xml:space="preserve"> </w:t>
+      </w:r>
+      <w:r>
+        <w:rPr>
+          <w:rFonts w:ascii="Consolas" w:eastAsia="Times New Roman" w:hAnsi="Consolas" w:cs="Times New Roman"/>
+          <w:color w:val="CE9178"/>
+          <w:sz w:val="21"/>
+          <w:szCs w:val="21"/>
+          <w:lang w:val="en-US"/>
+        </w:rPr>
         <w:t xml:space="preserve">                     </w:t>
       </w:r>
       <w:r>
@@ -8998,7 +10295,53 @@
           <w:szCs w:val="21"/>
           <w:lang w:val="en-US"/>
         </w:rPr>
-        <w:t>Id=myuser;Password=mypassword;"</w:t>
+        <w:t>Id=</w:t>
+      </w:r>
+      <w:proofErr w:type="spellStart"/>
+      <w:proofErr w:type="gramStart"/>
+      <w:r>
+        <w:rPr>
+          <w:rFonts w:ascii="Consolas" w:eastAsia="Times New Roman" w:hAnsi="Consolas" w:cs="Times New Roman"/>
+          <w:color w:val="CE9178"/>
+          <w:sz w:val="21"/>
+          <w:szCs w:val="21"/>
+          <w:lang w:val="en-US"/>
+        </w:rPr>
+        <w:t>myuser;Password</w:t>
+      </w:r>
+      <w:proofErr w:type="spellEnd"/>
+      <w:proofErr w:type="gramEnd"/>
+      <w:r>
+        <w:rPr>
+          <w:rFonts w:ascii="Consolas" w:eastAsia="Times New Roman" w:hAnsi="Consolas" w:cs="Times New Roman"/>
+          <w:color w:val="CE9178"/>
+          <w:sz w:val="21"/>
+          <w:szCs w:val="21"/>
+          <w:lang w:val="en-US"/>
+        </w:rPr>
+        <w:t>=</w:t>
+      </w:r>
+      <w:proofErr w:type="spellStart"/>
+      <w:r>
+        <w:rPr>
+          <w:rFonts w:ascii="Consolas" w:eastAsia="Times New Roman" w:hAnsi="Consolas" w:cs="Times New Roman"/>
+          <w:color w:val="CE9178"/>
+          <w:sz w:val="21"/>
+          <w:szCs w:val="21"/>
+          <w:lang w:val="en-US"/>
+        </w:rPr>
+        <w:t>mypassword</w:t>
+      </w:r>
+      <w:proofErr w:type="spellEnd"/>
+      <w:r>
+        <w:rPr>
+          <w:rFonts w:ascii="Consolas" w:eastAsia="Times New Roman" w:hAnsi="Consolas" w:cs="Times New Roman"/>
+          <w:color w:val="CE9178"/>
+          <w:sz w:val="21"/>
+          <w:szCs w:val="21"/>
+          <w:lang w:val="en-US"/>
+        </w:rPr>
+        <w:t>;"</w:t>
       </w:r>
       <w:r>
         <w:rPr>
@@ -9041,7 +10384,29 @@
           <w:szCs w:val="21"/>
           <w:lang w:val="en-US"/>
         </w:rPr>
-        <w:t>"slotSetting"</w:t>
+        <w:t>"</w:t>
+      </w:r>
+      <w:proofErr w:type="spellStart"/>
+      <w:r>
+        <w:rPr>
+          <w:rFonts w:ascii="Consolas" w:eastAsia="Times New Roman" w:hAnsi="Consolas" w:cs="Times New Roman"/>
+          <w:color w:val="CE9178"/>
+          <w:sz w:val="21"/>
+          <w:szCs w:val="21"/>
+          <w:lang w:val="en-US"/>
+        </w:rPr>
+        <w:t>slotSetting</w:t>
+      </w:r>
+      <w:proofErr w:type="spellEnd"/>
+      <w:r>
+        <w:rPr>
+          <w:rFonts w:ascii="Consolas" w:eastAsia="Times New Roman" w:hAnsi="Consolas" w:cs="Times New Roman"/>
+          <w:color w:val="CE9178"/>
+          <w:sz w:val="21"/>
+          <w:szCs w:val="21"/>
+          <w:lang w:val="en-US"/>
+        </w:rPr>
+        <w:t>"</w:t>
       </w:r>
       <w:r>
         <w:rPr>
@@ -9358,7 +10723,18 @@
           <w:szCs w:val="21"/>
           <w:lang w:val="en-US"/>
         </w:rPr>
-        <w:t>"Logging"</w:t>
+        <w:t>"Logging</w:t>
+      </w:r>
+      <w:proofErr w:type="gramStart"/>
+      <w:r>
+        <w:rPr>
+          <w:rFonts w:ascii="Consolas" w:eastAsia="Times New Roman" w:hAnsi="Consolas" w:cs="Times New Roman"/>
+          <w:color w:val="9CDCFE"/>
+          <w:sz w:val="21"/>
+          <w:szCs w:val="21"/>
+          <w:lang w:val="en-US"/>
+        </w:rPr>
+        <w:t>"</w:t>
       </w:r>
       <w:r>
         <w:rPr>
@@ -9390,6 +10766,7 @@
         </w:rPr>
         <w:t>{</w:t>
       </w:r>
+      <w:proofErr w:type="gramEnd"/>
     </w:p>
     <w:p>
       <w:pPr>
@@ -9421,7 +10798,30 @@
           <w:szCs w:val="21"/>
           <w:lang w:val="en-US"/>
         </w:rPr>
-        <w:t>"LogLevel"</w:t>
+        <w:t>"</w:t>
+      </w:r>
+      <w:proofErr w:type="spellStart"/>
+      <w:r>
+        <w:rPr>
+          <w:rFonts w:ascii="Consolas" w:eastAsia="Times New Roman" w:hAnsi="Consolas" w:cs="Times New Roman"/>
+          <w:color w:val="9CDCFE"/>
+          <w:sz w:val="21"/>
+          <w:szCs w:val="21"/>
+          <w:lang w:val="en-US"/>
+        </w:rPr>
+        <w:t>LogLevel</w:t>
+      </w:r>
+      <w:proofErr w:type="spellEnd"/>
+      <w:proofErr w:type="gramStart"/>
+      <w:r>
+        <w:rPr>
+          <w:rFonts w:ascii="Consolas" w:eastAsia="Times New Roman" w:hAnsi="Consolas" w:cs="Times New Roman"/>
+          <w:color w:val="9CDCFE"/>
+          <w:sz w:val="21"/>
+          <w:szCs w:val="21"/>
+          <w:lang w:val="en-US"/>
+        </w:rPr>
+        <w:t>"</w:t>
       </w:r>
       <w:r>
         <w:rPr>
@@ -9453,6 +10853,7 @@
         </w:rPr>
         <w:t>{</w:t>
       </w:r>
+      <w:proofErr w:type="gramEnd"/>
     </w:p>
     <w:p>
       <w:pPr>
@@ -9577,7 +10978,29 @@
           <w:szCs w:val="21"/>
           <w:lang w:val="en-US"/>
         </w:rPr>
-        <w:t>"Microsoft.AspNetCore"</w:t>
+        <w:t>"</w:t>
+      </w:r>
+      <w:proofErr w:type="spellStart"/>
+      <w:r>
+        <w:rPr>
+          <w:rFonts w:ascii="Consolas" w:eastAsia="Times New Roman" w:hAnsi="Consolas" w:cs="Times New Roman"/>
+          <w:color w:val="9CDCFE"/>
+          <w:sz w:val="21"/>
+          <w:szCs w:val="21"/>
+          <w:lang w:val="en-US"/>
+        </w:rPr>
+        <w:t>Microsoft.AspNetCore</w:t>
+      </w:r>
+      <w:proofErr w:type="spellEnd"/>
+      <w:r>
+        <w:rPr>
+          <w:rFonts w:ascii="Consolas" w:eastAsia="Times New Roman" w:hAnsi="Consolas" w:cs="Times New Roman"/>
+          <w:color w:val="9CDCFE"/>
+          <w:sz w:val="21"/>
+          <w:szCs w:val="21"/>
+          <w:lang w:val="en-US"/>
+        </w:rPr>
+        <w:t>"</w:t>
       </w:r>
       <w:r>
         <w:rPr>
@@ -9824,6 +11247,8 @@
         </w:rPr>
         <w:t>"</w:t>
       </w:r>
+      <w:proofErr w:type="spellStart"/>
+      <w:proofErr w:type="gramStart"/>
       <w:r>
         <w:rPr>
           <w:rFonts w:ascii="Consolas" w:eastAsia="Times New Roman" w:hAnsi="Consolas" w:cs="Times New Roman"/>
@@ -9832,8 +11257,20 @@
           <w:szCs w:val="21"/>
           <w:lang w:val="en-US"/>
         </w:rPr>
-        <w:t>Logging:LogLevel:Default</w:t>
-      </w:r>
+        <w:t>Logging:LogLevel</w:t>
+      </w:r>
+      <w:proofErr w:type="gramEnd"/>
+      <w:r>
+        <w:rPr>
+          <w:rFonts w:ascii="Consolas" w:eastAsia="Times New Roman" w:hAnsi="Consolas" w:cs="Times New Roman"/>
+          <w:color w:val="CE9178"/>
+          <w:sz w:val="21"/>
+          <w:szCs w:val="21"/>
+          <w:lang w:val="en-US"/>
+        </w:rPr>
+        <w:t>:Default</w:t>
+      </w:r>
+      <w:proofErr w:type="spellEnd"/>
       <w:r>
         <w:rPr>
           <w:rFonts w:ascii="Consolas" w:eastAsia="Times New Roman" w:hAnsi="Consolas" w:cs="Times New Roman"/>
@@ -9978,7 +11415,29 @@
           <w:szCs w:val="21"/>
           <w:lang w:val="en-US"/>
         </w:rPr>
-        <w:t>"slotSetting"</w:t>
+        <w:t>"</w:t>
+      </w:r>
+      <w:proofErr w:type="spellStart"/>
+      <w:r>
+        <w:rPr>
+          <w:rFonts w:ascii="Consolas" w:eastAsia="Times New Roman" w:hAnsi="Consolas" w:cs="Times New Roman"/>
+          <w:color w:val="9CDCFE"/>
+          <w:sz w:val="21"/>
+          <w:szCs w:val="21"/>
+          <w:lang w:val="en-US"/>
+        </w:rPr>
+        <w:t>slotSetting</w:t>
+      </w:r>
+      <w:proofErr w:type="spellEnd"/>
+      <w:r>
+        <w:rPr>
+          <w:rFonts w:ascii="Consolas" w:eastAsia="Times New Roman" w:hAnsi="Consolas" w:cs="Times New Roman"/>
+          <w:color w:val="9CDCFE"/>
+          <w:sz w:val="21"/>
+          <w:szCs w:val="21"/>
+          <w:lang w:val="en-US"/>
+        </w:rPr>
+        <w:t>"</w:t>
       </w:r>
       <w:r>
         <w:rPr>
@@ -10073,7 +11532,32 @@
           <w:rFonts w:ascii="Consolas" w:hAnsi="Consolas"/>
           <w:lang w:val="en-US"/>
         </w:rPr>
-        <w:t>var level = Configuration["Logging:LogLevel:Default"];</w:t>
+        <w:t>var level = Configuration["</w:t>
+      </w:r>
+      <w:proofErr w:type="spellStart"/>
+      <w:proofErr w:type="gramStart"/>
+      <w:r>
+        <w:rPr>
+          <w:rFonts w:ascii="Consolas" w:hAnsi="Consolas"/>
+          <w:lang w:val="en-US"/>
+        </w:rPr>
+        <w:t>Logging:LogLevel</w:t>
+      </w:r>
+      <w:proofErr w:type="gramEnd"/>
+      <w:r>
+        <w:rPr>
+          <w:rFonts w:ascii="Consolas" w:hAnsi="Consolas"/>
+          <w:lang w:val="en-US"/>
+        </w:rPr>
+        <w:t>:Default</w:t>
+      </w:r>
+      <w:proofErr w:type="spellEnd"/>
+      <w:r>
+        <w:rPr>
+          <w:rFonts w:ascii="Consolas" w:hAnsi="Consolas"/>
+          <w:lang w:val="en-US"/>
+        </w:rPr>
+        <w:t>"];</w:t>
       </w:r>
     </w:p>
     <w:p>
@@ -10225,8 +11709,9 @@
           <w:szCs w:val="21"/>
           <w:lang w:val="en-US"/>
         </w:rPr>
-        <w:t>Logging__LogLevel__</w:t>
-      </w:r>
+        <w:t>Logging__</w:t>
+      </w:r>
+      <w:proofErr w:type="spellStart"/>
       <w:r>
         <w:rPr>
           <w:rFonts w:ascii="Consolas" w:eastAsia="Times New Roman" w:hAnsi="Consolas" w:cs="Times New Roman"/>
@@ -10235,6 +11720,27 @@
           <w:szCs w:val="21"/>
           <w:lang w:val="en-US"/>
         </w:rPr>
+        <w:t>LogLevel</w:t>
+      </w:r>
+      <w:proofErr w:type="spellEnd"/>
+      <w:r>
+        <w:rPr>
+          <w:rFonts w:ascii="Consolas" w:eastAsia="Times New Roman" w:hAnsi="Consolas" w:cs="Times New Roman"/>
+          <w:color w:val="CE9178"/>
+          <w:sz w:val="21"/>
+          <w:szCs w:val="21"/>
+          <w:lang w:val="en-US"/>
+        </w:rPr>
+        <w:t>__</w:t>
+      </w:r>
+      <w:r>
+        <w:rPr>
+          <w:rFonts w:ascii="Consolas" w:eastAsia="Times New Roman" w:hAnsi="Consolas" w:cs="Times New Roman"/>
+          <w:color w:val="CE9178"/>
+          <w:sz w:val="21"/>
+          <w:szCs w:val="21"/>
+          <w:lang w:val="en-US"/>
+        </w:rPr>
         <w:t>Default</w:t>
       </w:r>
       <w:r>
@@ -10264,24 +11770,73 @@
           <w:lang w:val="en-US"/>
         </w:rPr>
       </w:pPr>
-      <w:r>
-        <w:rPr>
-          <w:lang w:val="en-US"/>
-        </w:rPr>
-        <w:t>Exchanging : to double _</w:t>
-      </w:r>
-    </w:p>
-    <w:p>
-      <w:pPr>
-        <w:rPr>
-          <w:lang w:val="en-US"/>
-        </w:rPr>
-      </w:pPr>
-      <w:r>
-        <w:rPr>
-          <w:lang w:val="en-US"/>
-        </w:rPr>
-        <w:t>Connection strings can be written in special way – add “type” field and use keywords for certain db engine:</w:t>
+      <w:proofErr w:type="gramStart"/>
+      <w:r>
+        <w:rPr>
+          <w:lang w:val="en-US"/>
+        </w:rPr>
+        <w:t>Exchanging :</w:t>
+      </w:r>
+      <w:proofErr w:type="gramEnd"/>
+      <w:r>
+        <w:rPr>
+          <w:lang w:val="en-US"/>
+        </w:rPr>
+        <w:t xml:space="preserve"> to double _</w:t>
+      </w:r>
+    </w:p>
+    <w:p>
+      <w:pPr>
+        <w:rPr>
+          <w:lang w:val="en-US"/>
+        </w:rPr>
+      </w:pPr>
+      <w:r>
+        <w:rPr>
+          <w:lang w:val="en-US"/>
+        </w:rPr>
+        <w:t xml:space="preserve">Or you can just write “__” instead of “:” directly if it ran on </w:t>
+      </w:r>
+      <w:proofErr w:type="spellStart"/>
+      <w:r>
+        <w:rPr>
+          <w:lang w:val="en-US"/>
+        </w:rPr>
+        <w:t>linux</w:t>
+      </w:r>
+      <w:proofErr w:type="spellEnd"/>
+      <w:r>
+        <w:rPr>
+          <w:lang w:val="en-US"/>
+        </w:rPr>
+        <w:t>.</w:t>
+      </w:r>
+    </w:p>
+    <w:p>
+      <w:pPr>
+        <w:rPr>
+          <w:lang w:val="en-US"/>
+        </w:rPr>
+      </w:pPr>
+      <w:r>
+        <w:rPr>
+          <w:lang w:val="en-US"/>
+        </w:rPr>
+        <w:t xml:space="preserve">Connection strings can be written in special way – add “type” field and use keywords for certain </w:t>
+      </w:r>
+      <w:proofErr w:type="spellStart"/>
+      <w:r>
+        <w:rPr>
+          <w:lang w:val="en-US"/>
+        </w:rPr>
+        <w:t>db</w:t>
+      </w:r>
+      <w:proofErr w:type="spellEnd"/>
+      <w:r>
+        <w:rPr>
+          <w:lang w:val="en-US"/>
+        </w:rPr>
+        <w:t xml:space="preserve"> engine:</w:t>
       </w:r>
     </w:p>
     <w:p>
@@ -10555,6 +12110,7 @@
         </w:rPr>
         <w:t>"</w:t>
       </w:r>
+      <w:proofErr w:type="spellStart"/>
       <w:r>
         <w:rPr>
           <w:rFonts w:ascii="Consolas" w:eastAsia="Times New Roman" w:hAnsi="Consolas" w:cs="Times New Roman"/>
@@ -10565,6 +12121,7 @@
         </w:rPr>
         <w:t>SQLServer</w:t>
       </w:r>
+      <w:proofErr w:type="spellEnd"/>
       <w:r>
         <w:rPr>
           <w:rFonts w:ascii="Consolas" w:eastAsia="Times New Roman" w:hAnsi="Consolas" w:cs="Times New Roman"/>
@@ -10616,7 +12173,29 @@
           <w:szCs w:val="21"/>
           <w:lang w:val="en-US"/>
         </w:rPr>
-        <w:t>"slotSetting"</w:t>
+        <w:t>"</w:t>
+      </w:r>
+      <w:proofErr w:type="spellStart"/>
+      <w:r>
+        <w:rPr>
+          <w:rFonts w:ascii="Consolas" w:eastAsia="Times New Roman" w:hAnsi="Consolas" w:cs="Times New Roman"/>
+          <w:color w:val="9CDCFE"/>
+          <w:sz w:val="21"/>
+          <w:szCs w:val="21"/>
+          <w:lang w:val="en-US"/>
+        </w:rPr>
+        <w:t>slotSetting</w:t>
+      </w:r>
+      <w:proofErr w:type="spellEnd"/>
+      <w:r>
+        <w:rPr>
+          <w:rFonts w:ascii="Consolas" w:eastAsia="Times New Roman" w:hAnsi="Consolas" w:cs="Times New Roman"/>
+          <w:color w:val="9CDCFE"/>
+          <w:sz w:val="21"/>
+          <w:szCs w:val="21"/>
+          <w:lang w:val="en-US"/>
+        </w:rPr>
+        <w:t>"</w:t>
       </w:r>
       <w:r>
         <w:rPr>
@@ -10682,7 +12261,35 @@
         <w:rPr>
           <w:lang w:val="en-US"/>
         </w:rPr>
-        <w:t>App service creates variable with prefix and you can access this CS:</w:t>
+        <w:t xml:space="preserve">App service creates </w:t>
+      </w:r>
+      <w:proofErr w:type="gramStart"/>
+      <w:r>
+        <w:rPr>
+          <w:lang w:val="en-US"/>
+        </w:rPr>
+        <w:t>variable</w:t>
+      </w:r>
+      <w:proofErr w:type="gramEnd"/>
+      <w:r>
+        <w:rPr>
+          <w:lang w:val="en-US"/>
+        </w:rPr>
+        <w:t xml:space="preserve"> with </w:t>
+      </w:r>
+      <w:proofErr w:type="gramStart"/>
+      <w:r>
+        <w:rPr>
+          <w:lang w:val="en-US"/>
+        </w:rPr>
+        <w:t>prefix</w:t>
+      </w:r>
+      <w:proofErr w:type="gramEnd"/>
+      <w:r>
+        <w:rPr>
+          <w:lang w:val="en-US"/>
+        </w:rPr>
+        <w:t xml:space="preserve"> and you can access this CS:</w:t>
       </w:r>
     </w:p>
     <w:p>
@@ -10727,6 +12334,7 @@
         </w:rPr>
         <w:t xml:space="preserve"> </w:t>
       </w:r>
+      <w:proofErr w:type="gramStart"/>
       <w:r>
         <w:rPr>
           <w:rFonts w:ascii="Consolas" w:eastAsia="Times New Roman" w:hAnsi="Consolas" w:cs="Times New Roman"/>
@@ -10737,6 +12345,7 @@
         </w:rPr>
         <w:t>conn</w:t>
       </w:r>
+      <w:proofErr w:type="gramEnd"/>
       <w:r>
         <w:rPr>
           <w:rFonts w:ascii="Consolas" w:eastAsia="Times New Roman" w:hAnsi="Consolas" w:cs="Times New Roman"/>
@@ -10767,6 +12376,7 @@
         </w:rPr>
         <w:t xml:space="preserve"> </w:t>
       </w:r>
+      <w:proofErr w:type="spellStart"/>
       <w:r>
         <w:rPr>
           <w:rFonts w:ascii="Consolas" w:eastAsia="Times New Roman" w:hAnsi="Consolas" w:cs="Times New Roman"/>
@@ -10797,6 +12407,7 @@
         </w:rPr>
         <w:t>GetEnvironmentVariable</w:t>
       </w:r>
+      <w:proofErr w:type="spellEnd"/>
       <w:r>
         <w:rPr>
           <w:rFonts w:ascii="Consolas" w:eastAsia="Times New Roman" w:hAnsi="Consolas" w:cs="Times New Roman"/>
@@ -10884,6 +12495,7 @@
           <w:lang w:val="en-US"/>
         </w:rPr>
       </w:pPr>
+      <w:proofErr w:type="spellStart"/>
       <w:r>
         <w:rPr>
           <w:rFonts w:eastAsia="Times New Roman" w:cs="Segoe UI"/>
@@ -10891,7 +12503,17 @@
           <w:szCs w:val="24"/>
           <w:lang w:val="en-US"/>
         </w:rPr>
-        <w:t>SQLServer: </w:t>
+        <w:t>SQLServer</w:t>
+      </w:r>
+      <w:proofErr w:type="spellEnd"/>
+      <w:r>
+        <w:rPr>
+          <w:rFonts w:eastAsia="Times New Roman" w:cs="Segoe UI"/>
+          <w:color w:val="161616"/>
+          <w:szCs w:val="24"/>
+          <w:lang w:val="en-US"/>
+        </w:rPr>
+        <w:t>: </w:t>
       </w:r>
       <w:r>
         <w:rPr>
@@ -10956,6 +12578,7 @@
           <w:lang w:val="en-US"/>
         </w:rPr>
       </w:pPr>
+      <w:proofErr w:type="spellStart"/>
       <w:r>
         <w:rPr>
           <w:rFonts w:eastAsia="Times New Roman" w:cs="Segoe UI"/>
@@ -10963,7 +12586,17 @@
           <w:szCs w:val="24"/>
           <w:lang w:val="en-US"/>
         </w:rPr>
-        <w:t>SQLAzure: </w:t>
+        <w:t>SQLAzure</w:t>
+      </w:r>
+      <w:proofErr w:type="spellEnd"/>
+      <w:r>
+        <w:rPr>
+          <w:rFonts w:eastAsia="Times New Roman" w:cs="Segoe UI"/>
+          <w:color w:val="161616"/>
+          <w:szCs w:val="24"/>
+          <w:lang w:val="en-US"/>
+        </w:rPr>
+        <w:t>: </w:t>
       </w:r>
       <w:r>
         <w:rPr>
@@ -11215,6 +12848,7 @@
           <w:szCs w:val="24"/>
           <w:lang w:val="en-US"/>
         </w:rPr>
+        <w:lastRenderedPageBreak/>
         <w:t>Redis Cache: </w:t>
       </w:r>
       <w:r>
@@ -11266,6 +12900,7 @@
           <w:lang w:val="en-US"/>
         </w:rPr>
       </w:pPr>
+      <w:proofErr w:type="spellStart"/>
       <w:r>
         <w:rPr>
           <w:rFonts w:ascii="Consolas" w:eastAsia="Times New Roman" w:hAnsi="Consolas" w:cs="Times New Roman"/>
@@ -11276,6 +12911,7 @@
         </w:rPr>
         <w:t>az</w:t>
       </w:r>
+      <w:proofErr w:type="spellEnd"/>
       <w:r>
         <w:rPr>
           <w:rFonts w:ascii="Consolas" w:eastAsia="Times New Roman" w:hAnsi="Consolas" w:cs="Times New Roman"/>
@@ -11326,6 +12962,7 @@
         </w:rPr>
         <w:t xml:space="preserve"> </w:t>
       </w:r>
+      <w:proofErr w:type="spellStart"/>
       <w:r>
         <w:rPr>
           <w:rFonts w:ascii="Consolas" w:eastAsia="Times New Roman" w:hAnsi="Consolas" w:cs="Times New Roman"/>
@@ -11336,6 +12973,7 @@
         </w:rPr>
         <w:t>appsettings</w:t>
       </w:r>
+      <w:proofErr w:type="spellEnd"/>
       <w:r>
         <w:rPr>
           <w:rFonts w:ascii="Consolas" w:eastAsia="Times New Roman" w:hAnsi="Consolas" w:cs="Times New Roman"/>
@@ -11679,6 +13317,147 @@
     <w:p>
       <w:pPr>
         <w:rPr>
+          <w:lang w:val="en-US"/>
+        </w:rPr>
+      </w:pPr>
+      <w:r>
+        <w:rPr>
+          <w:lang w:val="en-US"/>
+        </w:rPr>
+        <w:drawing>
+          <wp:anchor distT="0" distB="0" distL="114300" distR="114300" simplePos="0" relativeHeight="251667456" behindDoc="0" locked="0" layoutInCell="1" allowOverlap="1" wp14:anchorId="1068ED15" wp14:editId="198A6E55">
+            <wp:simplePos x="0" y="0"/>
+            <wp:positionH relativeFrom="margin">
+              <wp:posOffset>-635</wp:posOffset>
+            </wp:positionH>
+            <wp:positionV relativeFrom="paragraph">
+              <wp:posOffset>301625</wp:posOffset>
+            </wp:positionV>
+            <wp:extent cx="4632960" cy="2355215"/>
+            <wp:effectExtent l="0" t="0" r="0" b="6985"/>
+            <wp:wrapTopAndBottom/>
+            <wp:docPr id="885449837" name="Picture 1"/>
+            <wp:cNvGraphicFramePr>
+              <a:graphicFrameLocks xmlns:a="http://schemas.openxmlformats.org/drawingml/2006/main" noChangeAspect="1"/>
+            </wp:cNvGraphicFramePr>
+            <a:graphic xmlns:a="http://schemas.openxmlformats.org/drawingml/2006/main">
+              <a:graphicData uri="http://schemas.openxmlformats.org/drawingml/2006/picture">
+                <pic:pic xmlns:pic="http://schemas.openxmlformats.org/drawingml/2006/picture">
+                  <pic:nvPicPr>
+                    <pic:cNvPr id="885449837" name=""/>
+                    <pic:cNvPicPr/>
+                  </pic:nvPicPr>
+                  <pic:blipFill>
+                    <a:blip r:embed="rId29" cstate="print">
+                      <a:extLst>
+                        <a:ext uri="{28A0092B-C50C-407E-A947-70E740481C1C}">
+                          <a14:useLocalDpi xmlns:a14="http://schemas.microsoft.com/office/drawing/2010/main" val="0"/>
+                        </a:ext>
+                      </a:extLst>
+                    </a:blip>
+                    <a:stretch>
+                      <a:fillRect/>
+                    </a:stretch>
+                  </pic:blipFill>
+                  <pic:spPr>
+                    <a:xfrm>
+                      <a:off x="0" y="0"/>
+                      <a:ext cx="4632960" cy="2355215"/>
+                    </a:xfrm>
+                    <a:prstGeom prst="rect">
+                      <a:avLst/>
+                    </a:prstGeom>
+                  </pic:spPr>
+                </pic:pic>
+              </a:graphicData>
+            </a:graphic>
+            <wp14:sizeRelH relativeFrom="margin">
+              <wp14:pctWidth>0</wp14:pctWidth>
+            </wp14:sizeRelH>
+            <wp14:sizeRelV relativeFrom="margin">
+              <wp14:pctHeight>0</wp14:pctHeight>
+            </wp14:sizeRelV>
+          </wp:anchor>
+        </w:drawing>
+      </w:r>
+      <w:r>
+        <w:rPr>
+          <w:lang w:val="en-US"/>
+        </w:rPr>
+        <w:t>Environmental variables values are usually bound to secrets in vault:</w:t>
+      </w:r>
+    </w:p>
+    <w:p>
+      <w:pPr>
+        <w:rPr>
+          <w:lang w:val="en-US"/>
+        </w:rPr>
+      </w:pPr>
+      <w:r>
+        <w:rPr>
+          <w:lang w:val="en-US"/>
+        </w:rPr>
+        <w:drawing>
+          <wp:anchor distT="0" distB="0" distL="114300" distR="114300" simplePos="0" relativeHeight="251668480" behindDoc="0" locked="0" layoutInCell="1" allowOverlap="1" wp14:anchorId="13E4C7FE" wp14:editId="3ED6062F">
+            <wp:simplePos x="0" y="0"/>
+            <wp:positionH relativeFrom="margin">
+              <wp:align>left</wp:align>
+            </wp:positionH>
+            <wp:positionV relativeFrom="paragraph">
+              <wp:posOffset>2588260</wp:posOffset>
+            </wp:positionV>
+            <wp:extent cx="7020560" cy="1353820"/>
+            <wp:effectExtent l="0" t="0" r="8890" b="0"/>
+            <wp:wrapTopAndBottom/>
+            <wp:docPr id="62598864" name="Picture 1"/>
+            <wp:cNvGraphicFramePr>
+              <a:graphicFrameLocks xmlns:a="http://schemas.openxmlformats.org/drawingml/2006/main" noChangeAspect="1"/>
+            </wp:cNvGraphicFramePr>
+            <a:graphic xmlns:a="http://schemas.openxmlformats.org/drawingml/2006/main">
+              <a:graphicData uri="http://schemas.openxmlformats.org/drawingml/2006/picture">
+                <pic:pic xmlns:pic="http://schemas.openxmlformats.org/drawingml/2006/picture">
+                  <pic:nvPicPr>
+                    <pic:cNvPr id="62598864" name=""/>
+                    <pic:cNvPicPr/>
+                  </pic:nvPicPr>
+                  <pic:blipFill>
+                    <a:blip r:embed="rId30">
+                      <a:extLst>
+                        <a:ext uri="{28A0092B-C50C-407E-A947-70E740481C1C}">
+                          <a14:useLocalDpi xmlns:a14="http://schemas.microsoft.com/office/drawing/2010/main" val="0"/>
+                        </a:ext>
+                      </a:extLst>
+                    </a:blip>
+                    <a:stretch>
+                      <a:fillRect/>
+                    </a:stretch>
+                  </pic:blipFill>
+                  <pic:spPr>
+                    <a:xfrm>
+                      <a:off x="0" y="0"/>
+                      <a:ext cx="7020560" cy="1353820"/>
+                    </a:xfrm>
+                    <a:prstGeom prst="rect">
+                      <a:avLst/>
+                    </a:prstGeom>
+                  </pic:spPr>
+                </pic:pic>
+              </a:graphicData>
+            </a:graphic>
+          </wp:anchor>
+        </w:drawing>
+      </w:r>
+    </w:p>
+    <w:p>
+      <w:pPr>
+        <w:rPr>
+          <w:lang w:val="en-US"/>
+        </w:rPr>
+      </w:pPr>
+    </w:p>
+    <w:p>
+      <w:pPr>
+        <w:rPr>
           <w:b/>
           <w:lang w:val="en-US"/>
         </w:rPr>
@@ -11716,7 +13495,7 @@
           <w:lang w:val="en-US"/>
         </w:rPr>
         <w:drawing>
-          <wp:anchor distT="0" distB="0" distL="114300" distR="114300" simplePos="0" relativeHeight="251661312" behindDoc="0" locked="0" layoutInCell="1" allowOverlap="1" wp14:anchorId="027A21DD" wp14:editId="026010D3">
+          <wp:anchor distT="0" distB="0" distL="114300" distR="114300" simplePos="0" relativeHeight="251661312" behindDoc="0" locked="0" layoutInCell="1" allowOverlap="1" wp14:anchorId="027A21DD" wp14:editId="47BC3001">
             <wp:simplePos x="0" y="0"/>
             <wp:positionH relativeFrom="column">
               <wp:posOffset>1551940</wp:posOffset>
@@ -11739,7 +13518,7 @@
                     <pic:cNvPicPr/>
                   </pic:nvPicPr>
                   <pic:blipFill>
-                    <a:blip r:embed="rId29" cstate="print">
+                    <a:blip r:embed="rId31" cstate="print">
                       <a:extLst>
                         <a:ext uri="{28A0092B-C50C-407E-A947-70E740481C1C}">
                           <a14:useLocalDpi xmlns:a14="http://schemas.microsoft.com/office/drawing/2010/main" val="0"/>
@@ -11780,7 +13559,7 @@
       </w:pPr>
       <w:r>
         <w:rPr>
-          <w:rStyle w:val="Pogrubienie"/>
+          <w:rStyle w:val="Strong"/>
           <w:lang w:val="en-US"/>
         </w:rPr>
         <w:t>Startup Command</w:t>
@@ -11799,21 +13578,21 @@
       </w:r>
       <w:r>
         <w:rPr>
-          <w:rStyle w:val="Uwydatnienie"/>
+          <w:rStyle w:val="Emphasis"/>
           <w:lang w:val="en-US"/>
         </w:rPr>
         <w:t>(Linux/Custom</w:t>
       </w:r>
       <w:r>
         <w:rPr>
-          <w:rStyle w:val="Uwydatnienie"/>
+          <w:rStyle w:val="Emphasis"/>
           <w:lang w:val="en-US"/>
         </w:rPr>
         <w:t xml:space="preserve"> Container</w:t>
       </w:r>
       <w:r>
         <w:rPr>
-          <w:rStyle w:val="Uwydatnienie"/>
+          <w:rStyle w:val="Emphasis"/>
           <w:lang w:val="en-US"/>
         </w:rPr>
         <w:t>)</w:t>
@@ -11829,6 +13608,7 @@
         <w:rPr>
           <w:lang w:val="en-US"/>
         </w:rPr>
+        <w:lastRenderedPageBreak/>
         <w:t>P</w:t>
       </w:r>
       <w:r>
@@ -11862,8 +13642,21 @@
           <w:szCs w:val="24"/>
           <w:lang w:val="en-US"/>
         </w:rPr>
-        <w:t>Platform bitness</w:t>
-      </w:r>
+        <w:t xml:space="preserve">Platform </w:t>
+      </w:r>
+      <w:proofErr w:type="spellStart"/>
+      <w:r>
+        <w:rPr>
+          <w:rFonts w:eastAsia="Times New Roman" w:cs="Segoe UI"/>
+          <w:b/>
+          <w:bCs/>
+          <w:color w:val="161616"/>
+          <w:szCs w:val="24"/>
+          <w:lang w:val="en-US"/>
+        </w:rPr>
+        <w:t>bitness</w:t>
+      </w:r>
+      <w:proofErr w:type="spellEnd"/>
       <w:r>
         <w:rPr>
           <w:rFonts w:eastAsia="Times New Roman" w:cs="Segoe UI"/>
@@ -11999,12 +13792,32 @@
           <w:szCs w:val="24"/>
           <w:lang w:val="en-US"/>
         </w:rPr>
-        <w:t>: For ASP.NET SignalR or socket.io, for example.</w:t>
-      </w:r>
-    </w:p>
-    <w:p>
-      <w:pPr>
-        <w:pStyle w:val="Akapitzlist"/>
+        <w:t xml:space="preserve">: For ASP.NET </w:t>
+      </w:r>
+      <w:proofErr w:type="spellStart"/>
+      <w:r>
+        <w:rPr>
+          <w:rFonts w:eastAsia="Times New Roman" w:cs="Segoe UI"/>
+          <w:color w:val="161616"/>
+          <w:szCs w:val="24"/>
+          <w:lang w:val="en-US"/>
+        </w:rPr>
+        <w:t>SignalR</w:t>
+      </w:r>
+      <w:proofErr w:type="spellEnd"/>
+      <w:r>
+        <w:rPr>
+          <w:rFonts w:eastAsia="Times New Roman" w:cs="Segoe UI"/>
+          <w:color w:val="161616"/>
+          <w:szCs w:val="24"/>
+          <w:lang w:val="en-US"/>
+        </w:rPr>
+        <w:t xml:space="preserve"> or socket.io, for example.</w:t>
+      </w:r>
+    </w:p>
+    <w:p>
+      <w:pPr>
+        <w:pStyle w:val="ListParagraph"/>
         <w:numPr>
           <w:ilvl w:val="0"/>
           <w:numId w:val="2"/>
@@ -12045,7 +13858,7 @@
       </w:r>
       <w:r>
         <w:rPr>
-          <w:rStyle w:val="Pogrubienie"/>
+          <w:rStyle w:val="Strong"/>
           <w:rFonts w:cs="Segoe UI"/>
           <w:color w:val="161616"/>
           <w:shd w:val="clear" w:color="auto" w:fill="FFFFFF"/>
@@ -12064,7 +13877,7 @@
       </w:r>
       <w:r>
         <w:rPr>
-          <w:rStyle w:val="Pogrubienie"/>
+          <w:rStyle w:val="Strong"/>
           <w:rFonts w:cs="Segoe UI"/>
           <w:color w:val="161616"/>
           <w:shd w:val="clear" w:color="auto" w:fill="FFFFFF"/>
@@ -12084,7 +13897,7 @@
     </w:p>
     <w:p>
       <w:pPr>
-        <w:pStyle w:val="Akapitzlist"/>
+        <w:pStyle w:val="ListParagraph"/>
         <w:numPr>
           <w:ilvl w:val="0"/>
           <w:numId w:val="2"/>
@@ -12141,31 +13954,42 @@
     </w:p>
     <w:p>
       <w:pPr>
-        <w:pStyle w:val="Akapitzlist"/>
+        <w:pStyle w:val="ListParagraph"/>
         <w:numPr>
           <w:ilvl w:val="0"/>
           <w:numId w:val="2"/>
         </w:numPr>
         <w:rPr>
-          <w:rStyle w:val="Pogrubienie"/>
-          <w:rFonts w:cs="Segoe UI"/>
-          <w:color w:val="161616"/>
-          <w:shd w:val="clear" w:color="auto" w:fill="FFFFFF"/>
-        </w:rPr>
-      </w:pPr>
-      <w:r>
-        <w:rPr>
-          <w:rStyle w:val="Pogrubienie"/>
-          <w:rFonts w:cs="Segoe UI"/>
-          <w:color w:val="161616"/>
-          <w:shd w:val="clear" w:color="auto" w:fill="FFFFFF"/>
-        </w:rPr>
-        <w:t>HTTPS Only</w:t>
-      </w:r>
-    </w:p>
-    <w:p>
-      <w:pPr>
-        <w:pStyle w:val="Akapitzlist"/>
+          <w:rStyle w:val="Strong"/>
+          <w:rFonts w:cs="Segoe UI"/>
+          <w:color w:val="161616"/>
+          <w:shd w:val="clear" w:color="auto" w:fill="FFFFFF"/>
+        </w:rPr>
+      </w:pPr>
+      <w:r>
+        <w:rPr>
+          <w:rStyle w:val="Strong"/>
+          <w:rFonts w:cs="Segoe UI"/>
+          <w:color w:val="161616"/>
+          <w:shd w:val="clear" w:color="auto" w:fill="FFFFFF"/>
+        </w:rPr>
+        <w:t xml:space="preserve">HTTPS </w:t>
+      </w:r>
+      <w:proofErr w:type="spellStart"/>
+      <w:r>
+        <w:rPr>
+          <w:rStyle w:val="Strong"/>
+          <w:rFonts w:cs="Segoe UI"/>
+          <w:color w:val="161616"/>
+          <w:shd w:val="clear" w:color="auto" w:fill="FFFFFF"/>
+        </w:rPr>
+        <w:t>Only</w:t>
+      </w:r>
+      <w:proofErr w:type="spellEnd"/>
+    </w:p>
+    <w:p>
+      <w:pPr>
+        <w:pStyle w:val="ListParagraph"/>
         <w:numPr>
           <w:ilvl w:val="0"/>
           <w:numId w:val="2"/>
@@ -12177,7 +14001,7 @@
       </w:pPr>
       <w:r>
         <w:rPr>
-          <w:rStyle w:val="Pogrubienie"/>
+          <w:rStyle w:val="Strong"/>
           <w:rFonts w:cs="Segoe UI"/>
           <w:color w:val="161616"/>
           <w:shd w:val="clear" w:color="auto" w:fill="FFFFFF"/>
@@ -12228,34 +14052,57 @@
       </w:pPr>
       <w:r>
         <w:rPr>
-          <w:rStyle w:val="Pogrubienie"/>
-          <w:rFonts w:cs="Segoe UI"/>
-          <w:color w:val="161616"/>
-          <w:shd w:val="clear" w:color="auto" w:fill="FFFFFF"/>
-          <w:lang w:val="en-US"/>
-        </w:rPr>
-        <w:t>Incoming client certificates</w:t>
-      </w:r>
-      <w:r>
-        <w:rPr>
-          <w:rStyle w:val="Pogrubienie"/>
+          <w:rStyle w:val="Strong"/>
+          <w:rFonts w:cs="Segoe UI"/>
+          <w:color w:val="161616"/>
+          <w:shd w:val="clear" w:color="auto" w:fill="FFFFFF"/>
+          <w:lang w:val="en-US"/>
+        </w:rPr>
+        <w:t xml:space="preserve">Incoming client </w:t>
+      </w:r>
+      <w:proofErr w:type="gramStart"/>
+      <w:r>
+        <w:rPr>
+          <w:rStyle w:val="Strong"/>
+          <w:rFonts w:cs="Segoe UI"/>
+          <w:color w:val="161616"/>
+          <w:shd w:val="clear" w:color="auto" w:fill="FFFFFF"/>
+          <w:lang w:val="en-US"/>
+        </w:rPr>
+        <w:t>certificates</w:t>
+      </w:r>
+      <w:r>
+        <w:rPr>
+          <w:rStyle w:val="Strong"/>
           <w:rFonts w:cs="Segoe UI"/>
           <w:b w:val="0"/>
           <w:color w:val="161616"/>
           <w:shd w:val="clear" w:color="auto" w:fill="FFFFFF"/>
           <w:lang w:val="en-US"/>
         </w:rPr>
-        <w:t xml:space="preserve">: </w:t>
-      </w:r>
-      <w:r>
-        <w:rPr>
-          <w:rStyle w:val="Pogrubienie"/>
+        <w:t>:</w:t>
+      </w:r>
+      <w:proofErr w:type="gramEnd"/>
+      <w:r>
+        <w:rPr>
+          <w:rStyle w:val="Strong"/>
           <w:rFonts w:cs="Segoe UI"/>
           <w:b w:val="0"/>
           <w:color w:val="161616"/>
           <w:shd w:val="clear" w:color="auto" w:fill="FFFFFF"/>
           <w:lang w:val="en-US"/>
         </w:rPr>
+        <w:t xml:space="preserve"> </w:t>
+      </w:r>
+      <w:r>
+        <w:rPr>
+          <w:rStyle w:val="Strong"/>
+          <w:rFonts w:cs="Segoe UI"/>
+          <w:b w:val="0"/>
+          <w:color w:val="161616"/>
+          <w:shd w:val="clear" w:color="auto" w:fill="FFFFFF"/>
+          <w:lang w:val="en-US"/>
+        </w:rPr>
         <w:t xml:space="preserve">turns on </w:t>
       </w:r>
       <w:r>
@@ -12278,7 +14125,7 @@
       </w:r>
       <w:r>
         <w:rPr>
-          <w:rStyle w:val="Pogrubienie"/>
+          <w:rStyle w:val="Strong"/>
           <w:rFonts w:cs="Segoe UI"/>
           <w:b w:val="0"/>
           <w:color w:val="161616"/>
@@ -12289,24 +14136,48 @@
       </w:r>
       <w:r>
         <w:rPr>
-          <w:rStyle w:val="Pogrubienie"/>
+          <w:rStyle w:val="Strong"/>
           <w:rFonts w:cs="Segoe UI"/>
           <w:b w:val="0"/>
           <w:color w:val="161616"/>
           <w:shd w:val="clear" w:color="auto" w:fill="FFFFFF"/>
           <w:lang w:val="en-US"/>
         </w:rPr>
-        <w:t xml:space="preserve"> default t</w:t>
-      </w:r>
-      <w:r>
-        <w:rPr>
-          <w:rStyle w:val="Pogrubienie"/>
+        <w:t xml:space="preserve"> </w:t>
+      </w:r>
+      <w:proofErr w:type="gramStart"/>
+      <w:r>
+        <w:rPr>
+          <w:rStyle w:val="Strong"/>
           <w:rFonts w:cs="Segoe UI"/>
           <w:b w:val="0"/>
           <w:color w:val="161616"/>
           <w:shd w:val="clear" w:color="auto" w:fill="FFFFFF"/>
           <w:lang w:val="en-US"/>
         </w:rPr>
+        <w:t>default</w:t>
+      </w:r>
+      <w:proofErr w:type="gramEnd"/>
+      <w:r>
+        <w:rPr>
+          <w:rStyle w:val="Strong"/>
+          <w:rFonts w:cs="Segoe UI"/>
+          <w:b w:val="0"/>
+          <w:color w:val="161616"/>
+          <w:shd w:val="clear" w:color="auto" w:fill="FFFFFF"/>
+          <w:lang w:val="en-US"/>
+        </w:rPr>
+        <w:t xml:space="preserve"> t</w:t>
+      </w:r>
+      <w:r>
+        <w:rPr>
+          <w:rStyle w:val="Strong"/>
+          <w:rFonts w:cs="Segoe UI"/>
+          <w:b w:val="0"/>
+          <w:color w:val="161616"/>
+          <w:shd w:val="clear" w:color="auto" w:fill="FFFFFF"/>
+          <w:lang w:val="en-US"/>
+        </w:rPr>
         <w:t xml:space="preserve">he server has a TLS certificate and client validates it. With </w:t>
       </w:r>
       <w:r>
@@ -12325,21 +14196,40 @@
           <w:shd w:val="clear" w:color="auto" w:fill="FFFFFF"/>
           <w:lang w:val="en-US"/>
         </w:rPr>
-        <w:t xml:space="preserve"> server requires a TLS from client and communicates only if trust the client certificate. Trusted certificates are loaded in AAS.</w:t>
-      </w:r>
-    </w:p>
-    <w:p>
-      <w:pPr>
-        <w:pStyle w:val="Nagwek2"/>
-        <w:rPr>
-          <w:lang w:val="en-US"/>
-        </w:rPr>
-      </w:pPr>
-      <w:r>
-        <w:rPr>
-          <w:lang w:val="en-US"/>
-        </w:rPr>
-        <w:lastRenderedPageBreak/>
+        <w:t xml:space="preserve"> server requires a TLS from </w:t>
+      </w:r>
+      <w:proofErr w:type="gramStart"/>
+      <w:r>
+        <w:rPr>
+          <w:rFonts w:cs="Segoe UI"/>
+          <w:color w:val="161616"/>
+          <w:shd w:val="clear" w:color="auto" w:fill="FFFFFF"/>
+          <w:lang w:val="en-US"/>
+        </w:rPr>
+        <w:t>client</w:t>
+      </w:r>
+      <w:proofErr w:type="gramEnd"/>
+      <w:r>
+        <w:rPr>
+          <w:rFonts w:cs="Segoe UI"/>
+          <w:color w:val="161616"/>
+          <w:shd w:val="clear" w:color="auto" w:fill="FFFFFF"/>
+          <w:lang w:val="en-US"/>
+        </w:rPr>
+        <w:t xml:space="preserve"> and communicates only if trust the client certificate. Trusted certificates are loaded in AAS.</w:t>
+      </w:r>
+    </w:p>
+    <w:p>
+      <w:pPr>
+        <w:pStyle w:val="Heading2"/>
+        <w:rPr>
+          <w:lang w:val="en-US"/>
+        </w:rPr>
+      </w:pPr>
+      <w:r>
+        <w:rPr>
+          <w:lang w:val="en-US"/>
+        </w:rPr>
         <w:t>Configuration &gt; Path mappings</w:t>
       </w:r>
     </w:p>
@@ -12361,7 +14251,27 @@
           <w:szCs w:val="24"/>
           <w:lang w:val="en-US"/>
         </w:rPr>
-        <w:t xml:space="preserve">App repo are deployed </w:t>
+        <w:t xml:space="preserve">App </w:t>
+      </w:r>
+      <w:proofErr w:type="gramStart"/>
+      <w:r>
+        <w:rPr>
+          <w:rFonts w:eastAsia="Times New Roman" w:cs="Segoe UI"/>
+          <w:color w:val="161616"/>
+          <w:szCs w:val="24"/>
+          <w:lang w:val="en-US"/>
+        </w:rPr>
+        <w:t>repo</w:t>
+      </w:r>
+      <w:proofErr w:type="gramEnd"/>
+      <w:r>
+        <w:rPr>
+          <w:rFonts w:eastAsia="Times New Roman" w:cs="Segoe UI"/>
+          <w:color w:val="161616"/>
+          <w:szCs w:val="24"/>
+          <w:lang w:val="en-US"/>
+        </w:rPr>
+        <w:t xml:space="preserve"> are deployed </w:t>
       </w:r>
       <w:r>
         <w:rPr>
@@ -12502,6 +14412,7 @@
         </w:rPr>
         <w:t xml:space="preserve"> </w:t>
       </w:r>
+      <w:proofErr w:type="spellStart"/>
       <w:r>
         <w:rPr>
           <w:rFonts w:ascii="Consolas" w:eastAsia="Times New Roman" w:hAnsi="Consolas" w:cs="Times New Roman"/>
@@ -12532,6 +14443,7 @@
         </w:rPr>
         <w:t>Combine</w:t>
       </w:r>
+      <w:proofErr w:type="spellEnd"/>
       <w:r>
         <w:rPr>
           <w:rFonts w:ascii="Consolas" w:eastAsia="Times New Roman" w:hAnsi="Consolas" w:cs="Times New Roman"/>
@@ -12552,6 +14464,8 @@
         </w:rPr>
         <w:t>_</w:t>
       </w:r>
+      <w:proofErr w:type="spellStart"/>
+      <w:proofErr w:type="gramStart"/>
       <w:r>
         <w:rPr>
           <w:rFonts w:ascii="Consolas" w:eastAsia="Times New Roman" w:hAnsi="Consolas" w:cs="Times New Roman"/>
@@ -12582,6 +14496,8 @@
         </w:rPr>
         <w:t>WebRootPath</w:t>
       </w:r>
+      <w:proofErr w:type="spellEnd"/>
+      <w:proofErr w:type="gramEnd"/>
       <w:r>
         <w:rPr>
           <w:rFonts w:ascii="Consolas" w:eastAsia="Times New Roman" w:hAnsi="Consolas" w:cs="Times New Roman"/>
@@ -12665,6 +14581,7 @@
         </w:rPr>
         <w:t>_</w:t>
       </w:r>
+      <w:proofErr w:type="gramStart"/>
       <w:r>
         <w:rPr>
           <w:rFonts w:ascii="Consolas" w:eastAsia="Times New Roman" w:hAnsi="Consolas" w:cs="Segoe UI"/>
@@ -12693,8 +14610,19 @@
           <w:szCs w:val="24"/>
           <w:lang w:val="en-US"/>
         </w:rPr>
-        <w:t xml:space="preserve">is </w:t>
-      </w:r>
+        <w:t>is</w:t>
+      </w:r>
+      <w:proofErr w:type="gramEnd"/>
+      <w:r>
+        <w:rPr>
+          <w:rFonts w:eastAsia="Times New Roman" w:cs="Segoe UI"/>
+          <w:color w:val="161616"/>
+          <w:szCs w:val="24"/>
+          <w:lang w:val="en-US"/>
+        </w:rPr>
+        <w:t xml:space="preserve"> </w:t>
+      </w:r>
+      <w:proofErr w:type="spellStart"/>
       <w:r>
         <w:rPr>
           <w:rFonts w:ascii="Consolas" w:hAnsi="Consolas" w:cs="Segoe UI"/>
@@ -12706,6 +14634,7 @@
         </w:rPr>
         <w:t>IWebHostEnvironment</w:t>
       </w:r>
+      <w:proofErr w:type="spellEnd"/>
       <w:r>
         <w:rPr>
           <w:rFonts w:cs="Segoe UI"/>
@@ -12774,8 +14703,9 @@
           <w:szCs w:val="24"/>
           <w:lang w:val="en-US"/>
         </w:rPr>
-        <w:t>Public files like .js .html</w:t>
-      </w:r>
+        <w:t>Public files like .</w:t>
+      </w:r>
+      <w:proofErr w:type="spellStart"/>
       <w:r>
         <w:rPr>
           <w:rFonts w:eastAsia="Times New Roman" w:cs="Segoe UI"/>
@@ -12783,7 +14713,46 @@
           <w:szCs w:val="24"/>
           <w:lang w:val="en-US"/>
         </w:rPr>
-        <w:t xml:space="preserve"> .png can be accessible via URL:</w:t>
+        <w:t>js</w:t>
+      </w:r>
+      <w:proofErr w:type="spellEnd"/>
+      <w:r>
+        <w:rPr>
+          <w:rFonts w:eastAsia="Times New Roman" w:cs="Segoe UI"/>
+          <w:color w:val="161616"/>
+          <w:szCs w:val="24"/>
+          <w:lang w:val="en-US"/>
+        </w:rPr>
+        <w:t xml:space="preserve"> .html</w:t>
+      </w:r>
+      <w:r>
+        <w:rPr>
+          <w:rFonts w:eastAsia="Times New Roman" w:cs="Segoe UI"/>
+          <w:color w:val="161616"/>
+          <w:szCs w:val="24"/>
+          <w:lang w:val="en-US"/>
+        </w:rPr>
+        <w:t xml:space="preserve"> .</w:t>
+      </w:r>
+      <w:proofErr w:type="spellStart"/>
+      <w:r>
+        <w:rPr>
+          <w:rFonts w:eastAsia="Times New Roman" w:cs="Segoe UI"/>
+          <w:color w:val="161616"/>
+          <w:szCs w:val="24"/>
+          <w:lang w:val="en-US"/>
+        </w:rPr>
+        <w:t>png</w:t>
+      </w:r>
+      <w:proofErr w:type="spellEnd"/>
+      <w:r>
+        <w:rPr>
+          <w:rFonts w:eastAsia="Times New Roman" w:cs="Segoe UI"/>
+          <w:color w:val="161616"/>
+          <w:szCs w:val="24"/>
+          <w:lang w:val="en-US"/>
+        </w:rPr>
+        <w:t xml:space="preserve"> can be accessible via URL:</w:t>
       </w:r>
     </w:p>
     <w:p>
@@ -12798,10 +14767,10 @@
           <w:lang w:val="en-US"/>
         </w:rPr>
       </w:pPr>
-      <w:hyperlink r:id="rId30" w:history="1">
+      <w:hyperlink r:id="rId32" w:history="1">
         <w:r>
           <w:rPr>
-            <w:rStyle w:val="Hipercze"/>
+            <w:rStyle w:val="Hyperlink"/>
             <w:rFonts w:eastAsia="Times New Roman" w:cs="Segoe UI"/>
             <w:szCs w:val="24"/>
             <w:lang w:val="en-US"/>
@@ -12871,13 +14840,28 @@
           <w:b/>
           <w:lang w:val="en-US"/>
         </w:rPr>
-        <w:t xml:space="preserve">Path mappings </w:t>
-      </w:r>
-      <w:r>
-        <w:rPr>
-          <w:lang w:val="en-US"/>
-        </w:rPr>
-        <w:t xml:space="preserve"> you can define </w:t>
+        <w:t xml:space="preserve">Path </w:t>
+      </w:r>
+      <w:proofErr w:type="gramStart"/>
+      <w:r>
+        <w:rPr>
+          <w:b/>
+          <w:lang w:val="en-US"/>
+        </w:rPr>
+        <w:t xml:space="preserve">mappings </w:t>
+      </w:r>
+      <w:r>
+        <w:rPr>
+          <w:lang w:val="en-US"/>
+        </w:rPr>
+        <w:t xml:space="preserve"> you</w:t>
+      </w:r>
+      <w:proofErr w:type="gramEnd"/>
+      <w:r>
+        <w:rPr>
+          <w:lang w:val="en-US"/>
+        </w:rPr>
+        <w:t xml:space="preserve"> can define </w:t>
       </w:r>
       <w:r>
         <w:rPr>
@@ -12892,7 +14876,35 @@
         <w:rPr>
           <w:lang w:val="en-US"/>
         </w:rPr>
-        <w:t>for uncontainerized Windows apps that will define how to handle url access to files with selected extension. URL example:</w:t>
+        <w:t xml:space="preserve">for </w:t>
+      </w:r>
+      <w:proofErr w:type="spellStart"/>
+      <w:r>
+        <w:rPr>
+          <w:lang w:val="en-US"/>
+        </w:rPr>
+        <w:t>uncontainerized</w:t>
+      </w:r>
+      <w:proofErr w:type="spellEnd"/>
+      <w:r>
+        <w:rPr>
+          <w:lang w:val="en-US"/>
+        </w:rPr>
+        <w:t xml:space="preserve"> Windows apps that will define how to handle </w:t>
+      </w:r>
+      <w:proofErr w:type="spellStart"/>
+      <w:r>
+        <w:rPr>
+          <w:lang w:val="en-US"/>
+        </w:rPr>
+        <w:t>url</w:t>
+      </w:r>
+      <w:proofErr w:type="spellEnd"/>
+      <w:r>
+        <w:rPr>
+          <w:lang w:val="en-US"/>
+        </w:rPr>
+        <w:t xml:space="preserve"> access to files with selected extension. URL example:</w:t>
       </w:r>
     </w:p>
     <w:p>
@@ -12914,11 +14926,33 @@
           <w:lang w:val="en-US"/>
         </w:rPr>
       </w:pPr>
-      <w:r>
-        <w:rPr>
-          <w:lang w:val="en-US"/>
-        </w:rPr>
-        <w:t>this is a php script that won’t be handled properly without handler mappings b</w:t>
+      <w:proofErr w:type="gramStart"/>
+      <w:r>
+        <w:rPr>
+          <w:lang w:val="en-US"/>
+        </w:rPr>
+        <w:t>this</w:t>
+      </w:r>
+      <w:proofErr w:type="gramEnd"/>
+      <w:r>
+        <w:rPr>
+          <w:lang w:val="en-US"/>
+        </w:rPr>
+        <w:t xml:space="preserve"> is a </w:t>
+      </w:r>
+      <w:proofErr w:type="spellStart"/>
+      <w:r>
+        <w:rPr>
+          <w:lang w:val="en-US"/>
+        </w:rPr>
+        <w:t>php</w:t>
+      </w:r>
+      <w:proofErr w:type="spellEnd"/>
+      <w:r>
+        <w:rPr>
+          <w:lang w:val="en-US"/>
+        </w:rPr>
+        <w:t xml:space="preserve"> script that won’t be handled properly without handler mappings b</w:t>
       </w:r>
       <w:r>
         <w:rPr>
@@ -12928,7 +14962,7 @@
       </w:r>
       <w:r>
         <w:rPr>
-          <w:rStyle w:val="Pogrubienie"/>
+          <w:rStyle w:val="Strong"/>
           <w:lang w:val="en-US"/>
         </w:rPr>
         <w:t>primarily for .NET, Node.js, Python, etc.</w:t>
@@ -12944,12 +14978,54 @@
         <w:rPr>
           <w:lang w:val="en-US"/>
         </w:rPr>
-        <w:t>But you can add php script index.php and define handler mapping for php with properties:</w:t>
-      </w:r>
-    </w:p>
-    <w:p>
-      <w:pPr>
-        <w:pStyle w:val="Akapitzlist"/>
+        <w:t xml:space="preserve">But you can add </w:t>
+      </w:r>
+      <w:proofErr w:type="spellStart"/>
+      <w:r>
+        <w:rPr>
+          <w:lang w:val="en-US"/>
+        </w:rPr>
+        <w:t>php</w:t>
+      </w:r>
+      <w:proofErr w:type="spellEnd"/>
+      <w:r>
+        <w:rPr>
+          <w:lang w:val="en-US"/>
+        </w:rPr>
+        <w:t xml:space="preserve"> script </w:t>
+      </w:r>
+      <w:proofErr w:type="spellStart"/>
+      <w:r>
+        <w:rPr>
+          <w:lang w:val="en-US"/>
+        </w:rPr>
+        <w:t>index.php</w:t>
+      </w:r>
+      <w:proofErr w:type="spellEnd"/>
+      <w:r>
+        <w:rPr>
+          <w:lang w:val="en-US"/>
+        </w:rPr>
+        <w:t xml:space="preserve"> and define handler mapping for </w:t>
+      </w:r>
+      <w:proofErr w:type="spellStart"/>
+      <w:r>
+        <w:rPr>
+          <w:lang w:val="en-US"/>
+        </w:rPr>
+        <w:t>php</w:t>
+      </w:r>
+      <w:proofErr w:type="spellEnd"/>
+      <w:r>
+        <w:rPr>
+          <w:lang w:val="en-US"/>
+        </w:rPr>
+        <w:t xml:space="preserve"> with properties:</w:t>
+      </w:r>
+    </w:p>
+    <w:p>
+      <w:pPr>
+        <w:pStyle w:val="ListParagraph"/>
         <w:numPr>
           <w:ilvl w:val="0"/>
           <w:numId w:val="7"/>
@@ -12962,12 +15038,20 @@
         <w:rPr>
           <w:lang w:val="en-US"/>
         </w:rPr>
-        <w:t>Extension: *.php</w:t>
-      </w:r>
-    </w:p>
-    <w:p>
-      <w:pPr>
-        <w:pStyle w:val="Akapitzlist"/>
+        <w:t>Extension: *.</w:t>
+      </w:r>
+      <w:proofErr w:type="spellStart"/>
+      <w:r>
+        <w:rPr>
+          <w:lang w:val="en-US"/>
+        </w:rPr>
+        <w:t>php</w:t>
+      </w:r>
+      <w:proofErr w:type="spellEnd"/>
+    </w:p>
+    <w:p>
+      <w:pPr>
+        <w:pStyle w:val="ListParagraph"/>
         <w:numPr>
           <w:ilvl w:val="0"/>
           <w:numId w:val="7"/>
@@ -12985,7 +15069,7 @@
     </w:p>
     <w:p>
       <w:pPr>
-        <w:pStyle w:val="Akapitzlist"/>
+        <w:pStyle w:val="ListParagraph"/>
         <w:numPr>
           <w:ilvl w:val="0"/>
           <w:numId w:val="7"/>
@@ -13011,6 +15095,7 @@
         <w:rPr>
           <w:lang w:val="en-US"/>
         </w:rPr>
+        <w:lastRenderedPageBreak/>
         <w:t xml:space="preserve">Azure will run </w:t>
       </w:r>
       <w:r>
@@ -13084,13 +15169,41 @@
         <w:rPr>
           <w:lang w:val="en-US"/>
         </w:rPr>
-        <w:t xml:space="preserve"> and every redeploy, scaling out etc. will wipe out this path and load files again. But you have an access to D:\home and you can place files in other paths – the will persist after redeploying.</w:t>
-      </w:r>
-    </w:p>
-    <w:p>
-      <w:pPr>
-        <w:rPr>
-          <w:rStyle w:val="Pogrubienie"/>
+        <w:t xml:space="preserve"> and every redeploy, scaling out etc. will wipe out this path and load files again. But you </w:t>
+      </w:r>
+      <w:proofErr w:type="gramStart"/>
+      <w:r>
+        <w:rPr>
+          <w:lang w:val="en-US"/>
+        </w:rPr>
+        <w:t>have an access to</w:t>
+      </w:r>
+      <w:proofErr w:type="gramEnd"/>
+      <w:r>
+        <w:rPr>
+          <w:lang w:val="en-US"/>
+        </w:rPr>
+        <w:t xml:space="preserve"> D:\home and you can place files in other paths – </w:t>
+      </w:r>
+      <w:proofErr w:type="gramStart"/>
+      <w:r>
+        <w:rPr>
+          <w:lang w:val="en-US"/>
+        </w:rPr>
+        <w:t>the</w:t>
+      </w:r>
+      <w:proofErr w:type="gramEnd"/>
+      <w:r>
+        <w:rPr>
+          <w:lang w:val="en-US"/>
+        </w:rPr>
+        <w:t xml:space="preserve"> will persist after redeploying.</w:t>
+      </w:r>
+    </w:p>
+    <w:p>
+      <w:pPr>
+        <w:rPr>
+          <w:rStyle w:val="Strong"/>
           <w:rFonts w:cs="Segoe UI"/>
           <w:b w:val="0"/>
           <w:color w:val="161616"/>
@@ -13102,16 +15215,50 @@
         <w:rPr>
           <w:lang w:val="en-US"/>
         </w:rPr>
-        <w:t xml:space="preserve">It doesn’t work in containerized apps. </w:t>
-      </w:r>
-      <w:r>
-        <w:rPr>
-          <w:rFonts w:cs="Segoe UI"/>
-          <w:color w:val="161616"/>
-          <w:shd w:val="clear" w:color="auto" w:fill="FFFFFF"/>
-          <w:lang w:val="en-US"/>
-        </w:rPr>
-        <w:t>Containerized apps include all Linux apps and also the Windows and Linux custom containers running on App Service.</w:t>
+        <w:t xml:space="preserve">It doesn’t work </w:t>
+      </w:r>
+      <w:proofErr w:type="gramStart"/>
+      <w:r>
+        <w:rPr>
+          <w:lang w:val="en-US"/>
+        </w:rPr>
+        <w:t>in</w:t>
+      </w:r>
+      <w:proofErr w:type="gramEnd"/>
+      <w:r>
+        <w:rPr>
+          <w:lang w:val="en-US"/>
+        </w:rPr>
+        <w:t xml:space="preserve"> containerized apps. </w:t>
+      </w:r>
+      <w:r>
+        <w:rPr>
+          <w:rFonts w:cs="Segoe UI"/>
+          <w:color w:val="161616"/>
+          <w:shd w:val="clear" w:color="auto" w:fill="FFFFFF"/>
+          <w:lang w:val="en-US"/>
+        </w:rPr>
+        <w:t xml:space="preserve">Containerized apps include all Linux apps </w:t>
+      </w:r>
+      <w:proofErr w:type="gramStart"/>
+      <w:r>
+        <w:rPr>
+          <w:rFonts w:cs="Segoe UI"/>
+          <w:color w:val="161616"/>
+          <w:shd w:val="clear" w:color="auto" w:fill="FFFFFF"/>
+          <w:lang w:val="en-US"/>
+        </w:rPr>
+        <w:t>and also</w:t>
+      </w:r>
+      <w:proofErr w:type="gramEnd"/>
+      <w:r>
+        <w:rPr>
+          <w:rFonts w:cs="Segoe UI"/>
+          <w:color w:val="161616"/>
+          <w:shd w:val="clear" w:color="auto" w:fill="FFFFFF"/>
+          <w:lang w:val="en-US"/>
+        </w:rPr>
+        <w:t xml:space="preserve"> the Windows and Linux custom containers running on App Service.</w:t>
       </w:r>
       <w:r>
         <w:rPr>
@@ -13136,7 +15283,7 @@
       </w:r>
       <w:r>
         <w:rPr>
-          <w:rStyle w:val="Pogrubienie"/>
+          <w:rStyle w:val="Strong"/>
           <w:rFonts w:cs="Segoe UI"/>
           <w:color w:val="161616"/>
           <w:shd w:val="clear" w:color="auto" w:fill="FFFFFF"/>
@@ -13146,7 +15293,7 @@
       </w:r>
       <w:r>
         <w:rPr>
-          <w:rStyle w:val="Pogrubienie"/>
+          <w:rStyle w:val="Strong"/>
           <w:rFonts w:cs="Segoe UI"/>
           <w:b w:val="0"/>
           <w:color w:val="161616"/>
@@ -13157,7 +15304,7 @@
       </w:r>
       <w:r>
         <w:rPr>
-          <w:rStyle w:val="Pogrubienie"/>
+          <w:rStyle w:val="Strong"/>
           <w:rFonts w:cs="Segoe UI"/>
           <w:b w:val="0"/>
           <w:color w:val="161616"/>
@@ -13176,7 +15323,7 @@
       </w:pPr>
       <w:r>
         <w:rPr>
-          <w:rStyle w:val="Pogrubienie"/>
+          <w:rStyle w:val="Strong"/>
           <w:rFonts w:cs="Segoe UI"/>
           <w:color w:val="161616"/>
           <w:shd w:val="clear" w:color="auto" w:fill="FFFFFF"/>
@@ -13186,7 +15333,7 @@
       </w:r>
       <w:r>
         <w:rPr>
-          <w:rStyle w:val="Pogrubienie"/>
+          <w:rStyle w:val="Strong"/>
           <w:rFonts w:cs="Segoe UI"/>
           <w:b w:val="0"/>
           <w:color w:val="161616"/>
@@ -13197,18 +15344,42 @@
       </w:r>
       <w:r>
         <w:rPr>
-          <w:rStyle w:val="Pogrubienie"/>
+          <w:rStyle w:val="Strong"/>
           <w:rFonts w:cs="Segoe UI"/>
           <w:b w:val="0"/>
           <w:color w:val="161616"/>
           <w:shd w:val="clear" w:color="auto" w:fill="FFFFFF"/>
           <w:lang w:val="en-US"/>
         </w:rPr>
-        <w:t xml:space="preserve">and choose type </w:t>
-      </w:r>
-      <w:r>
-        <w:rPr>
-          <w:rStyle w:val="Pogrubienie"/>
+        <w:t xml:space="preserve">and </w:t>
+      </w:r>
+      <w:proofErr w:type="gramStart"/>
+      <w:r>
+        <w:rPr>
+          <w:rStyle w:val="Strong"/>
+          <w:rFonts w:cs="Segoe UI"/>
+          <w:b w:val="0"/>
+          <w:color w:val="161616"/>
+          <w:shd w:val="clear" w:color="auto" w:fill="FFFFFF"/>
+          <w:lang w:val="en-US"/>
+        </w:rPr>
+        <w:t>choose type</w:t>
+      </w:r>
+      <w:proofErr w:type="gramEnd"/>
+      <w:r>
+        <w:rPr>
+          <w:rStyle w:val="Strong"/>
+          <w:rFonts w:cs="Segoe UI"/>
+          <w:b w:val="0"/>
+          <w:color w:val="161616"/>
+          <w:shd w:val="clear" w:color="auto" w:fill="FFFFFF"/>
+          <w:lang w:val="en-US"/>
+        </w:rPr>
+        <w:t xml:space="preserve"> </w:t>
+      </w:r>
+      <w:r>
+        <w:rPr>
+          <w:rStyle w:val="Strong"/>
           <w:rFonts w:cs="Segoe UI"/>
           <w:color w:val="161616"/>
           <w:shd w:val="clear" w:color="auto" w:fill="FFFFFF"/>
@@ -13218,7 +15389,7 @@
       </w:r>
       <w:r>
         <w:rPr>
-          <w:rStyle w:val="Pogrubienie"/>
+          <w:rStyle w:val="Strong"/>
           <w:rFonts w:cs="Segoe UI"/>
           <w:color w:val="161616"/>
           <w:shd w:val="clear" w:color="auto" w:fill="FFFFFF"/>
@@ -13228,7 +15399,7 @@
       </w:r>
       <w:r>
         <w:rPr>
-          <w:rStyle w:val="Pogrubienie"/>
+          <w:rStyle w:val="Strong"/>
           <w:rFonts w:cs="Segoe UI"/>
           <w:b w:val="0"/>
           <w:color w:val="161616"/>
@@ -13239,7 +15410,7 @@
       </w:r>
       <w:r>
         <w:rPr>
-          <w:rStyle w:val="Pogrubienie"/>
+          <w:rStyle w:val="Strong"/>
           <w:rFonts w:cs="Segoe UI"/>
           <w:color w:val="161616"/>
           <w:shd w:val="clear" w:color="auto" w:fill="FFFFFF"/>
@@ -13311,7 +15482,7 @@
     </w:p>
     <w:p>
       <w:pPr>
-        <w:pStyle w:val="Akapitzlist"/>
+        <w:pStyle w:val="ListParagraph"/>
         <w:numPr>
           <w:ilvl w:val="1"/>
           <w:numId w:val="5"/>
@@ -13323,7 +15494,7 @@
       </w:pPr>
       <w:r>
         <w:rPr>
-          <w:rStyle w:val="Pogrubienie"/>
+          <w:rStyle w:val="Strong"/>
           <w:b w:val="0"/>
           <w:lang w:val="en-US"/>
         </w:rPr>
@@ -13339,7 +15510,21 @@
         <w:rPr>
           <w:lang w:val="en-US"/>
         </w:rPr>
-        <w:t xml:space="preserve"> your data (e.g., logs, user uploads) lives</w:t>
+        <w:t xml:space="preserve"> </w:t>
+      </w:r>
+      <w:proofErr w:type="gramStart"/>
+      <w:r>
+        <w:rPr>
+          <w:lang w:val="en-US"/>
+        </w:rPr>
+        <w:t>your</w:t>
+      </w:r>
+      <w:proofErr w:type="gramEnd"/>
+      <w:r>
+        <w:rPr>
+          <w:lang w:val="en-US"/>
+        </w:rPr>
+        <w:t xml:space="preserve"> data (e.g., logs, user uploads) lives</w:t>
       </w:r>
       <w:r>
         <w:rPr>
@@ -13350,7 +15535,7 @@
       </w:r>
       <w:r>
         <w:rPr>
-          <w:rStyle w:val="Pogrubienie"/>
+          <w:rStyle w:val="Strong"/>
           <w:b w:val="0"/>
           <w:lang w:val="en-US"/>
         </w:rPr>
@@ -13371,7 +15556,7 @@
       </w:r>
       <w:r>
         <w:rPr>
-          <w:rStyle w:val="Pogrubienie"/>
+          <w:rStyle w:val="Strong"/>
           <w:b w:val="0"/>
           <w:lang w:val="en-US"/>
         </w:rPr>
@@ -13386,7 +15571,7 @@
     </w:p>
     <w:p>
       <w:pPr>
-        <w:pStyle w:val="Akapitzlist"/>
+        <w:pStyle w:val="ListParagraph"/>
         <w:numPr>
           <w:ilvl w:val="1"/>
           <w:numId w:val="5"/>
@@ -13417,7 +15602,7 @@
     </w:p>
     <w:p>
       <w:pPr>
-        <w:pStyle w:val="Akapitzlist"/>
+        <w:pStyle w:val="ListParagraph"/>
         <w:numPr>
           <w:ilvl w:val="1"/>
           <w:numId w:val="5"/>
@@ -13431,12 +15616,11 @@
         <w:rPr>
           <w:lang w:val="en-US"/>
         </w:rPr>
-        <w:lastRenderedPageBreak/>
         <w:t xml:space="preserve">Separate code and data. Sometimes it’s helpful to </w:t>
       </w:r>
       <w:r>
         <w:rPr>
-          <w:rStyle w:val="Pogrubienie"/>
+          <w:rStyle w:val="Strong"/>
           <w:b w:val="0"/>
           <w:lang w:val="en-US"/>
         </w:rPr>
@@ -13500,7 +15684,7 @@
       </w:r>
       <w:r>
         <w:rPr>
-          <w:rStyle w:val="Pogrubienie"/>
+          <w:rStyle w:val="Strong"/>
           <w:b w:val="0"/>
           <w:lang w:val="en-US"/>
         </w:rPr>
@@ -13534,7 +15718,7 @@
     </w:p>
     <w:p>
       <w:pPr>
-        <w:pStyle w:val="Akapitzlist"/>
+        <w:pStyle w:val="ListParagraph"/>
         <w:numPr>
           <w:ilvl w:val="0"/>
           <w:numId w:val="2"/>
@@ -13558,7 +15742,7 @@
     </w:p>
     <w:p>
       <w:pPr>
-        <w:pStyle w:val="Akapitzlist"/>
+        <w:pStyle w:val="ListParagraph"/>
         <w:numPr>
           <w:ilvl w:val="0"/>
           <w:numId w:val="2"/>
@@ -13582,7 +15766,7 @@
     </w:p>
     <w:p>
       <w:pPr>
-        <w:pStyle w:val="Akapitzlist"/>
+        <w:pStyle w:val="ListParagraph"/>
         <w:numPr>
           <w:ilvl w:val="0"/>
           <w:numId w:val="2"/>
@@ -13601,7 +15785,27 @@
           <w:shd w:val="clear" w:color="auto" w:fill="FFFFFF"/>
           <w:lang w:val="en-US"/>
         </w:rPr>
-        <w:t>So, you mount an Azure File Share to /mnt/photos in your container</w:t>
+        <w:t>So, you mount an Azure File Share to /</w:t>
+      </w:r>
+      <w:proofErr w:type="spellStart"/>
+      <w:r>
+        <w:rPr>
+          <w:rFonts w:cs="Segoe UI"/>
+          <w:color w:val="161616"/>
+          <w:shd w:val="clear" w:color="auto" w:fill="FFFFFF"/>
+          <w:lang w:val="en-US"/>
+        </w:rPr>
+        <w:t>mnt</w:t>
+      </w:r>
+      <w:proofErr w:type="spellEnd"/>
+      <w:r>
+        <w:rPr>
+          <w:rFonts w:cs="Segoe UI"/>
+          <w:color w:val="161616"/>
+          <w:shd w:val="clear" w:color="auto" w:fill="FFFFFF"/>
+          <w:lang w:val="en-US"/>
+        </w:rPr>
+        <w:t>/photos in your container</w:t>
       </w:r>
     </w:p>
     <w:p>
@@ -13632,29 +15836,67 @@
         <w:rPr>
           <w:lang w:val="en-US"/>
         </w:rPr>
-        <w:t xml:space="preserve"> also on windows app if the default file system not enough.</w:t>
-      </w:r>
-    </w:p>
-    <w:p>
-      <w:pPr>
-        <w:rPr>
-          <w:rStyle w:val="Pogrubienie"/>
+        <w:t xml:space="preserve"> also on windows app if the default file system </w:t>
+      </w:r>
+      <w:proofErr w:type="gramStart"/>
+      <w:r>
+        <w:rPr>
+          <w:lang w:val="en-US"/>
+        </w:rPr>
+        <w:t>not</w:t>
+      </w:r>
+      <w:proofErr w:type="gramEnd"/>
+      <w:r>
+        <w:rPr>
+          <w:lang w:val="en-US"/>
+        </w:rPr>
+        <w:t xml:space="preserve"> enough.</w:t>
+      </w:r>
+    </w:p>
+    <w:p>
+      <w:pPr>
+        <w:rPr>
+          <w:rStyle w:val="Strong"/>
           <w:rFonts w:cs="Segoe UI"/>
           <w:b w:val="0"/>
           <w:color w:val="161616"/>
           <w:shd w:val="clear" w:color="auto" w:fill="FFFFFF"/>
         </w:rPr>
       </w:pPr>
-      <w:r>
-        <w:rPr>
-          <w:rStyle w:val="Pogrubienie"/>
+      <w:proofErr w:type="spellStart"/>
+      <w:r>
+        <w:rPr>
+          <w:rStyle w:val="Strong"/>
           <w:rFonts w:cs="Segoe UI"/>
           <w:b w:val="0"/>
           <w:color w:val="161616"/>
           <w:shd w:val="clear" w:color="auto" w:fill="FFFFFF"/>
         </w:rPr>
-        <w:t>Azure Storage Mount Cofigurations</w:t>
-      </w:r>
+        <w:t>Azure</w:t>
+      </w:r>
+      <w:proofErr w:type="spellEnd"/>
+      <w:r>
+        <w:rPr>
+          <w:rStyle w:val="Strong"/>
+          <w:rFonts w:cs="Segoe UI"/>
+          <w:b w:val="0"/>
+          <w:color w:val="161616"/>
+          <w:shd w:val="clear" w:color="auto" w:fill="FFFFFF"/>
+        </w:rPr>
+        <w:t xml:space="preserve"> Storage Mount </w:t>
+      </w:r>
+      <w:proofErr w:type="spellStart"/>
+      <w:r>
+        <w:rPr>
+          <w:rStyle w:val="Strong"/>
+          <w:rFonts w:cs="Segoe UI"/>
+          <w:b w:val="0"/>
+          <w:color w:val="161616"/>
+          <w:shd w:val="clear" w:color="auto" w:fill="FFFFFF"/>
+        </w:rPr>
+        <w:t>Cofigurations</w:t>
+      </w:r>
+      <w:proofErr w:type="spellEnd"/>
     </w:p>
     <w:p>
       <w:pPr>
@@ -14097,8 +16339,21 @@
           <w:szCs w:val="24"/>
           <w:lang w:val="en-US"/>
         </w:rPr>
-        <w:t>Deployment slot setting</w:t>
-      </w:r>
+        <w:t xml:space="preserve">Deployment </w:t>
+      </w:r>
+      <w:proofErr w:type="gramStart"/>
+      <w:r>
+        <w:rPr>
+          <w:rFonts w:eastAsia="Times New Roman" w:cs="Segoe UI"/>
+          <w:b/>
+          <w:bCs/>
+          <w:color w:val="161616"/>
+          <w:szCs w:val="24"/>
+          <w:lang w:val="en-US"/>
+        </w:rPr>
+        <w:t>slot setting</w:t>
+      </w:r>
+      <w:proofErr w:type="gramEnd"/>
       <w:r>
         <w:rPr>
           <w:rFonts w:eastAsia="Times New Roman" w:cs="Segoe UI"/>
@@ -14131,7 +16386,7 @@
 </file>
 
 <file path=word/endnotes.xml><?xml version="1.0" encoding="utf-8"?>
-<w:endnotes xmlns:wpc="http://schemas.microsoft.com/office/word/2010/wordprocessingCanvas" xmlns:cx="http://schemas.microsoft.com/office/drawing/2014/chartex" xmlns:mc="http://schemas.openxmlformats.org/markup-compatibility/2006" xmlns:o="urn:schemas-microsoft-com:office:office" xmlns:r="http://schemas.openxmlformats.org/officeDocument/2006/relationships" xmlns:m="http://schemas.openxmlformats.org/officeDocument/2006/math" xmlns:v="urn:schemas-microsoft-com:vml" xmlns:wp14="http://schemas.microsoft.com/office/word/2010/wordprocessingDrawing" xmlns:wp="http://schemas.openxmlformats.org/drawingml/2006/wordprocessingDrawing" xmlns:w10="urn:schemas-microsoft-com:office:word" xmlns:w="http://schemas.openxmlformats.org/wordprocessingml/2006/main" xmlns:w14="http://schemas.microsoft.com/office/word/2010/wordml" xmlns:w15="http://schemas.microsoft.com/office/word/2012/wordml" xmlns:w16se="http://schemas.microsoft.com/office/word/2015/wordml/symex" xmlns:wpg="http://schemas.microsoft.com/office/word/2010/wordprocessingGroup" xmlns:wpi="http://schemas.microsoft.com/office/word/2010/wordprocessingInk" xmlns:wne="http://schemas.microsoft.com/office/word/2006/wordml" xmlns:wps="http://schemas.microsoft.com/office/word/2010/wordprocessingShape" mc:Ignorable="w14 w15 w16se wp14">
+<w:endnotes xmlns:wpc="http://schemas.microsoft.com/office/word/2010/wordprocessingCanvas" xmlns:cx="http://schemas.microsoft.com/office/drawing/2014/chartex" xmlns:cx1="http://schemas.microsoft.com/office/drawing/2015/9/8/chartex" xmlns:cx2="http://schemas.microsoft.com/office/drawing/2015/10/21/chartex" xmlns:cx3="http://schemas.microsoft.com/office/drawing/2016/5/9/chartex" xmlns:cx4="http://schemas.microsoft.com/office/drawing/2016/5/10/chartex" xmlns:cx5="http://schemas.microsoft.com/office/drawing/2016/5/11/chartex" xmlns:cx6="http://schemas.microsoft.com/office/drawing/2016/5/12/chartex" xmlns:cx7="http://schemas.microsoft.com/office/drawing/2016/5/13/chartex" xmlns:cx8="http://schemas.microsoft.com/office/drawing/2016/5/14/chartex" xmlns:mc="http://schemas.openxmlformats.org/markup-compatibility/2006" xmlns:aink="http://schemas.microsoft.com/office/drawing/2016/ink" xmlns:am3d="http://schemas.microsoft.com/office/drawing/2017/model3d" xmlns:o="urn:schemas-microsoft-com:office:office" xmlns:oel="http://schemas.microsoft.com/office/2019/extlst" xmlns:r="http://schemas.openxmlformats.org/officeDocument/2006/relationships" xmlns:m="http://schemas.openxmlformats.org/officeDocument/2006/math" xmlns:v="urn:schemas-microsoft-com:vml" xmlns:wp14="http://schemas.microsoft.com/office/word/2010/wordprocessingDrawing" xmlns:wp="http://schemas.openxmlformats.org/drawingml/2006/wordprocessingDrawing" xmlns:w10="urn:schemas-microsoft-com:office:word" xmlns:w="http://schemas.openxmlformats.org/wordprocessingml/2006/main" xmlns:w14="http://schemas.microsoft.com/office/word/2010/wordml" xmlns:w15="http://schemas.microsoft.com/office/word/2012/wordml" xmlns:w16cex="http://schemas.microsoft.com/office/word/2018/wordml/cex" xmlns:w16cid="http://schemas.microsoft.com/office/word/2016/wordml/cid" xmlns:w16="http://schemas.microsoft.com/office/word/2018/wordml" xmlns:w16du="http://schemas.microsoft.com/office/word/2023/wordml/word16du" xmlns:w16sdtdh="http://schemas.microsoft.com/office/word/2020/wordml/sdtdatahash" xmlns:w16sdtfl="http://schemas.microsoft.com/office/word/2024/wordml/sdtformatlock" xmlns:w16se="http://schemas.microsoft.com/office/word/2015/wordml/symex" xmlns:wpg="http://schemas.microsoft.com/office/word/2010/wordprocessingGroup" xmlns:wpi="http://schemas.microsoft.com/office/word/2010/wordprocessingInk" xmlns:wne="http://schemas.microsoft.com/office/word/2006/wordml" xmlns:wps="http://schemas.microsoft.com/office/word/2010/wordprocessingShape" mc:Ignorable="w14 w15 w16se w16cid w16 w16cex w16sdtdh w16sdtfl w16du wp14">
   <w:endnote w:type="separator" w:id="-1">
     <w:p>
       <w:pPr>
@@ -14156,7 +16411,7 @@
 </file>
 
 <file path=word/footnotes.xml><?xml version="1.0" encoding="utf-8"?>
-<w:footnotes xmlns:wpc="http://schemas.microsoft.com/office/word/2010/wordprocessingCanvas" xmlns:cx="http://schemas.microsoft.com/office/drawing/2014/chartex" xmlns:mc="http://schemas.openxmlformats.org/markup-compatibility/2006" xmlns:o="urn:schemas-microsoft-com:office:office" xmlns:r="http://schemas.openxmlformats.org/officeDocument/2006/relationships" xmlns:m="http://schemas.openxmlformats.org/officeDocument/2006/math" xmlns:v="urn:schemas-microsoft-com:vml" xmlns:wp14="http://schemas.microsoft.com/office/word/2010/wordprocessingDrawing" xmlns:wp="http://schemas.openxmlformats.org/drawingml/2006/wordprocessingDrawing" xmlns:w10="urn:schemas-microsoft-com:office:word" xmlns:w="http://schemas.openxmlformats.org/wordprocessingml/2006/main" xmlns:w14="http://schemas.microsoft.com/office/word/2010/wordml" xmlns:w15="http://schemas.microsoft.com/office/word/2012/wordml" xmlns:w16se="http://schemas.microsoft.com/office/word/2015/wordml/symex" xmlns:wpg="http://schemas.microsoft.com/office/word/2010/wordprocessingGroup" xmlns:wpi="http://schemas.microsoft.com/office/word/2010/wordprocessingInk" xmlns:wne="http://schemas.microsoft.com/office/word/2006/wordml" xmlns:wps="http://schemas.microsoft.com/office/word/2010/wordprocessingShape" mc:Ignorable="w14 w15 w16se wp14">
+<w:footnotes xmlns:wpc="http://schemas.microsoft.com/office/word/2010/wordprocessingCanvas" xmlns:cx="http://schemas.microsoft.com/office/drawing/2014/chartex" xmlns:cx1="http://schemas.microsoft.com/office/drawing/2015/9/8/chartex" xmlns:cx2="http://schemas.microsoft.com/office/drawing/2015/10/21/chartex" xmlns:cx3="http://schemas.microsoft.com/office/drawing/2016/5/9/chartex" xmlns:cx4="http://schemas.microsoft.com/office/drawing/2016/5/10/chartex" xmlns:cx5="http://schemas.microsoft.com/office/drawing/2016/5/11/chartex" xmlns:cx6="http://schemas.microsoft.com/office/drawing/2016/5/12/chartex" xmlns:cx7="http://schemas.microsoft.com/office/drawing/2016/5/13/chartex" xmlns:cx8="http://schemas.microsoft.com/office/drawing/2016/5/14/chartex" xmlns:mc="http://schemas.openxmlformats.org/markup-compatibility/2006" xmlns:aink="http://schemas.microsoft.com/office/drawing/2016/ink" xmlns:am3d="http://schemas.microsoft.com/office/drawing/2017/model3d" xmlns:o="urn:schemas-microsoft-com:office:office" xmlns:oel="http://schemas.microsoft.com/office/2019/extlst" xmlns:r="http://schemas.openxmlformats.org/officeDocument/2006/relationships" xmlns:m="http://schemas.openxmlformats.org/officeDocument/2006/math" xmlns:v="urn:schemas-microsoft-com:vml" xmlns:wp14="http://schemas.microsoft.com/office/word/2010/wordprocessingDrawing" xmlns:wp="http://schemas.openxmlformats.org/drawingml/2006/wordprocessingDrawing" xmlns:w10="urn:schemas-microsoft-com:office:word" xmlns:w="http://schemas.openxmlformats.org/wordprocessingml/2006/main" xmlns:w14="http://schemas.microsoft.com/office/word/2010/wordml" xmlns:w15="http://schemas.microsoft.com/office/word/2012/wordml" xmlns:w16cex="http://schemas.microsoft.com/office/word/2018/wordml/cex" xmlns:w16cid="http://schemas.microsoft.com/office/word/2016/wordml/cid" xmlns:w16="http://schemas.microsoft.com/office/word/2018/wordml" xmlns:w16du="http://schemas.microsoft.com/office/word/2023/wordml/word16du" xmlns:w16sdtdh="http://schemas.microsoft.com/office/word/2020/wordml/sdtdatahash" xmlns:w16sdtfl="http://schemas.microsoft.com/office/word/2024/wordml/sdtformatlock" xmlns:w16se="http://schemas.microsoft.com/office/word/2015/wordml/symex" xmlns:wpg="http://schemas.microsoft.com/office/word/2010/wordprocessingGroup" xmlns:wpi="http://schemas.microsoft.com/office/word/2010/wordprocessingInk" xmlns:wne="http://schemas.microsoft.com/office/word/2006/wordml" xmlns:wps="http://schemas.microsoft.com/office/word/2010/wordprocessingShape" mc:Ignorable="w14 w15 w16se w16cid w16 w16cex w16sdtdh w16sdtfl w16du wp14">
   <w:footnote w:type="separator" w:id="-1">
     <w:p>
       <w:pPr>
@@ -14181,7 +16436,7 @@
 </file>
 
 <file path=word/numbering.xml><?xml version="1.0" encoding="utf-8"?>
-<w:numbering xmlns:wpc="http://schemas.microsoft.com/office/word/2010/wordprocessingCanvas" xmlns:cx="http://schemas.microsoft.com/office/drawing/2014/chartex" xmlns:mc="http://schemas.openxmlformats.org/markup-compatibility/2006" xmlns:o="urn:schemas-microsoft-com:office:office" xmlns:r="http://schemas.openxmlformats.org/officeDocument/2006/relationships" xmlns:m="http://schemas.openxmlformats.org/officeDocument/2006/math" xmlns:v="urn:schemas-microsoft-com:vml" xmlns:wp14="http://schemas.microsoft.com/office/word/2010/wordprocessingDrawing" xmlns:wp="http://schemas.openxmlformats.org/drawingml/2006/wordprocessingDrawing" xmlns:w10="urn:schemas-microsoft-com:office:word" xmlns:w="http://schemas.openxmlformats.org/wordprocessingml/2006/main" xmlns:w14="http://schemas.microsoft.com/office/word/2010/wordml" xmlns:w15="http://schemas.microsoft.com/office/word/2012/wordml" xmlns:w16se="http://schemas.microsoft.com/office/word/2015/wordml/symex" xmlns:wpg="http://schemas.microsoft.com/office/word/2010/wordprocessingGroup" xmlns:wpi="http://schemas.microsoft.com/office/word/2010/wordprocessingInk" xmlns:wne="http://schemas.microsoft.com/office/word/2006/wordml" xmlns:wps="http://schemas.microsoft.com/office/word/2010/wordprocessingShape" mc:Ignorable="w14 w15 w16se wp14">
+<w:numbering xmlns:wpc="http://schemas.microsoft.com/office/word/2010/wordprocessingCanvas" xmlns:cx="http://schemas.microsoft.com/office/drawing/2014/chartex" xmlns:cx1="http://schemas.microsoft.com/office/drawing/2015/9/8/chartex" xmlns:cx2="http://schemas.microsoft.com/office/drawing/2015/10/21/chartex" xmlns:cx3="http://schemas.microsoft.com/office/drawing/2016/5/9/chartex" xmlns:cx4="http://schemas.microsoft.com/office/drawing/2016/5/10/chartex" xmlns:cx5="http://schemas.microsoft.com/office/drawing/2016/5/11/chartex" xmlns:cx6="http://schemas.microsoft.com/office/drawing/2016/5/12/chartex" xmlns:cx7="http://schemas.microsoft.com/office/drawing/2016/5/13/chartex" xmlns:cx8="http://schemas.microsoft.com/office/drawing/2016/5/14/chartex" xmlns:mc="http://schemas.openxmlformats.org/markup-compatibility/2006" xmlns:aink="http://schemas.microsoft.com/office/drawing/2016/ink" xmlns:am3d="http://schemas.microsoft.com/office/drawing/2017/model3d" xmlns:o="urn:schemas-microsoft-com:office:office" xmlns:oel="http://schemas.microsoft.com/office/2019/extlst" xmlns:r="http://schemas.openxmlformats.org/officeDocument/2006/relationships" xmlns:m="http://schemas.openxmlformats.org/officeDocument/2006/math" xmlns:v="urn:schemas-microsoft-com:vml" xmlns:wp14="http://schemas.microsoft.com/office/word/2010/wordprocessingDrawing" xmlns:wp="http://schemas.openxmlformats.org/drawingml/2006/wordprocessingDrawing" xmlns:w10="urn:schemas-microsoft-com:office:word" xmlns:w="http://schemas.openxmlformats.org/wordprocessingml/2006/main" xmlns:w14="http://schemas.microsoft.com/office/word/2010/wordml" xmlns:w15="http://schemas.microsoft.com/office/word/2012/wordml" xmlns:w16cex="http://schemas.microsoft.com/office/word/2018/wordml/cex" xmlns:w16cid="http://schemas.microsoft.com/office/word/2016/wordml/cid" xmlns:w16="http://schemas.microsoft.com/office/word/2018/wordml" xmlns:w16du="http://schemas.microsoft.com/office/word/2023/wordml/word16du" xmlns:w16sdtdh="http://schemas.microsoft.com/office/word/2020/wordml/sdtdatahash" xmlns:w16sdtfl="http://schemas.microsoft.com/office/word/2024/wordml/sdtformatlock" xmlns:w16se="http://schemas.microsoft.com/office/word/2015/wordml/symex" xmlns:wpg="http://schemas.microsoft.com/office/word/2010/wordprocessingGroup" xmlns:wpi="http://schemas.microsoft.com/office/word/2010/wordprocessingInk" xmlns:wne="http://schemas.microsoft.com/office/word/2006/wordml" xmlns:wps="http://schemas.microsoft.com/office/word/2010/wordprocessingShape" mc:Ignorable="w14 w15 w16se w16cid w16 w16cex w16sdtdh w16sdtfl w16du wp14">
   <w:abstractNum w:abstractNumId="0" w15:restartNumberingAfterBreak="0">
     <w:nsid w:val="289814E4"/>
     <w:multiLevelType w:val="multilevel"/>
@@ -15319,7 +17574,7 @@
     <w:lvl w:ilvl="0">
       <w:start w:val="1"/>
       <w:numFmt w:val="decimal"/>
-      <w:pStyle w:val="Nagwek1"/>
+      <w:pStyle w:val="Heading1"/>
       <w:lvlText w:val="%1"/>
       <w:lvlJc w:val="left"/>
       <w:pPr>
@@ -15329,7 +17584,7 @@
     <w:lvl w:ilvl="1">
       <w:start w:val="1"/>
       <w:numFmt w:val="decimal"/>
-      <w:pStyle w:val="Nagwek2"/>
+      <w:pStyle w:val="Heading2"/>
       <w:lvlText w:val="%1.%2"/>
       <w:lvlJc w:val="left"/>
       <w:pPr>
@@ -15339,7 +17594,7 @@
     <w:lvl w:ilvl="2">
       <w:start w:val="1"/>
       <w:numFmt w:val="decimal"/>
-      <w:pStyle w:val="Nagwek3"/>
+      <w:pStyle w:val="Heading3"/>
       <w:lvlText w:val="%1.%2.%3"/>
       <w:lvlJc w:val="left"/>
       <w:pPr>
@@ -15349,7 +17604,7 @@
     <w:lvl w:ilvl="3">
       <w:start w:val="1"/>
       <w:numFmt w:val="decimal"/>
-      <w:pStyle w:val="Nagwek4"/>
+      <w:pStyle w:val="Heading4"/>
       <w:lvlText w:val="%1.%2.%3.%4"/>
       <w:lvlJc w:val="left"/>
       <w:pPr>
@@ -15359,7 +17614,7 @@
     <w:lvl w:ilvl="4">
       <w:start w:val="1"/>
       <w:numFmt w:val="decimal"/>
-      <w:pStyle w:val="Nagwek5"/>
+      <w:pStyle w:val="Heading5"/>
       <w:lvlText w:val="%1.%2.%3.%4.%5"/>
       <w:lvlJc w:val="left"/>
       <w:pPr>
@@ -15369,7 +17624,7 @@
     <w:lvl w:ilvl="5">
       <w:start w:val="1"/>
       <w:numFmt w:val="decimal"/>
-      <w:pStyle w:val="Nagwek6"/>
+      <w:pStyle w:val="Heading6"/>
       <w:lvlText w:val="%1.%2.%3.%4.%5.%6"/>
       <w:lvlJc w:val="left"/>
       <w:pPr>
@@ -15379,7 +17634,7 @@
     <w:lvl w:ilvl="6">
       <w:start w:val="1"/>
       <w:numFmt w:val="decimal"/>
-      <w:pStyle w:val="Nagwek7"/>
+      <w:pStyle w:val="Heading7"/>
       <w:lvlText w:val="%1.%2.%3.%4.%5.%6.%7"/>
       <w:lvlJc w:val="left"/>
       <w:pPr>
@@ -15389,7 +17644,7 @@
     <w:lvl w:ilvl="7">
       <w:start w:val="1"/>
       <w:numFmt w:val="decimal"/>
-      <w:pStyle w:val="Nagwek8"/>
+      <w:pStyle w:val="Heading8"/>
       <w:lvlText w:val="%1.%2.%3.%4.%5.%6.%7.%8"/>
       <w:lvlJc w:val="left"/>
       <w:pPr>
@@ -15399,7 +17654,7 @@
     <w:lvl w:ilvl="8">
       <w:start w:val="1"/>
       <w:numFmt w:val="decimal"/>
-      <w:pStyle w:val="Nagwek9"/>
+      <w:pStyle w:val="Heading9"/>
       <w:lvlText w:val="%1.%2.%3.%4.%5.%6.%7.%8.%9"/>
       <w:lvlJc w:val="left"/>
       <w:pPr>
@@ -15407,34 +17662,34 @@
       </w:pPr>
     </w:lvl>
   </w:abstractNum>
-  <w:num w:numId="1">
+  <w:num w:numId="1" w16cid:durableId="596904907">
     <w:abstractNumId w:val="9"/>
   </w:num>
-  <w:num w:numId="2">
+  <w:num w:numId="2" w16cid:durableId="1863012719">
     <w:abstractNumId w:val="6"/>
   </w:num>
-  <w:num w:numId="3">
+  <w:num w:numId="3" w16cid:durableId="1023364539">
     <w:abstractNumId w:val="7"/>
   </w:num>
-  <w:num w:numId="4">
+  <w:num w:numId="4" w16cid:durableId="1501584991">
     <w:abstractNumId w:val="1"/>
   </w:num>
-  <w:num w:numId="5">
+  <w:num w:numId="5" w16cid:durableId="1344238442">
     <w:abstractNumId w:val="8"/>
   </w:num>
-  <w:num w:numId="6">
+  <w:num w:numId="6" w16cid:durableId="803698294">
     <w:abstractNumId w:val="2"/>
   </w:num>
-  <w:num w:numId="7">
+  <w:num w:numId="7" w16cid:durableId="1489444710">
     <w:abstractNumId w:val="4"/>
   </w:num>
-  <w:num w:numId="8">
+  <w:num w:numId="8" w16cid:durableId="1831747576">
     <w:abstractNumId w:val="0"/>
   </w:num>
-  <w:num w:numId="9">
+  <w:num w:numId="9" w16cid:durableId="35352108">
     <w:abstractNumId w:val="3"/>
   </w:num>
-  <w:num w:numId="10">
+  <w:num w:numId="10" w16cid:durableId="547573513">
     <w:abstractNumId w:val="5"/>
   </w:num>
   <w:numIdMacAtCleanup w:val="8"/>
@@ -15442,7 +17697,7 @@
 </file>
 
 <file path=word/styles.xml><?xml version="1.0" encoding="utf-8"?>
-<w:styles xmlns:mc="http://schemas.openxmlformats.org/markup-compatibility/2006" xmlns:r="http://schemas.openxmlformats.org/officeDocument/2006/relationships" xmlns:w="http://schemas.openxmlformats.org/wordprocessingml/2006/main" xmlns:w14="http://schemas.microsoft.com/office/word/2010/wordml" xmlns:w15="http://schemas.microsoft.com/office/word/2012/wordml" xmlns:w16se="http://schemas.microsoft.com/office/word/2015/wordml/symex" mc:Ignorable="w14 w15 w16se">
+<w:styles xmlns:mc="http://schemas.openxmlformats.org/markup-compatibility/2006" xmlns:r="http://schemas.openxmlformats.org/officeDocument/2006/relationships" xmlns:w="http://schemas.openxmlformats.org/wordprocessingml/2006/main" xmlns:w14="http://schemas.microsoft.com/office/word/2010/wordml" xmlns:w15="http://schemas.microsoft.com/office/word/2012/wordml" xmlns:w16cex="http://schemas.microsoft.com/office/word/2018/wordml/cex" xmlns:w16cid="http://schemas.microsoft.com/office/word/2016/wordml/cid" xmlns:w16="http://schemas.microsoft.com/office/word/2018/wordml" xmlns:w16du="http://schemas.microsoft.com/office/word/2023/wordml/word16du" xmlns:w16sdtdh="http://schemas.microsoft.com/office/word/2020/wordml/sdtdatahash" xmlns:w16sdtfl="http://schemas.microsoft.com/office/word/2024/wordml/sdtformatlock" xmlns:w16se="http://schemas.microsoft.com/office/word/2015/wordml/symex" mc:Ignorable="w14 w15 w16se w16cid w16 w16cex w16sdtdh w16sdtfl w16du">
   <w:docDefaults>
     <w:rPrDefault>
       <w:rPr>
@@ -15458,7 +17713,7 @@
       </w:pPr>
     </w:pPrDefault>
   </w:docDefaults>
-  <w:latentStyles w:defLockedState="0" w:defUIPriority="99" w:defSemiHidden="0" w:defUnhideWhenUsed="0" w:defQFormat="0" w:count="371">
+  <w:latentStyles w:defLockedState="0" w:defUIPriority="99" w:defSemiHidden="0" w:defUnhideWhenUsed="0" w:defQFormat="0" w:count="376">
     <w:lsdException w:name="Normal" w:uiPriority="0" w:qFormat="1"/>
     <w:lsdException w:name="heading 1" w:uiPriority="9" w:qFormat="1"/>
     <w:lsdException w:name="heading 2" w:semiHidden="1" w:uiPriority="9" w:unhideWhenUsed="1" w:qFormat="1"/>
@@ -15830,8 +18085,13 @@
     <w:lsdException w:name="List Table 5 Dark Accent 6" w:uiPriority="50"/>
     <w:lsdException w:name="List Table 6 Colorful Accent 6" w:uiPriority="51"/>
     <w:lsdException w:name="List Table 7 Colorful Accent 6" w:uiPriority="52"/>
+    <w:lsdException w:name="Mention" w:semiHidden="1" w:unhideWhenUsed="1"/>
+    <w:lsdException w:name="Smart Hyperlink" w:semiHidden="1" w:unhideWhenUsed="1"/>
+    <w:lsdException w:name="Hashtag" w:semiHidden="1" w:unhideWhenUsed="1"/>
+    <w:lsdException w:name="Unresolved Mention" w:semiHidden="1" w:unhideWhenUsed="1"/>
+    <w:lsdException w:name="Smart Link" w:semiHidden="1" w:unhideWhenUsed="1"/>
   </w:latentStyles>
-  <w:style w:type="paragraph" w:default="1" w:styleId="Normalny">
+  <w:style w:type="paragraph" w:default="1" w:styleId="Normal">
     <w:name w:val="Normal"/>
     <w:qFormat/>
     <w:rsid w:val="00BF2239"/>
@@ -15843,11 +18103,11 @@
       <w:sz w:val="24"/>
     </w:rPr>
   </w:style>
-  <w:style w:type="paragraph" w:styleId="Nagwek1">
+  <w:style w:type="paragraph" w:styleId="Heading1">
     <w:name w:val="heading 1"/>
-    <w:basedOn w:val="Normalny"/>
-    <w:next w:val="Normalny"/>
-    <w:link w:val="Nagwek1Znak"/>
+    <w:basedOn w:val="Normal"/>
+    <w:next w:val="Normal"/>
+    <w:link w:val="Heading1Char"/>
     <w:autoRedefine/>
     <w:uiPriority w:val="9"/>
     <w:qFormat/>
@@ -15870,11 +18130,11 @@
       <w:szCs w:val="32"/>
     </w:rPr>
   </w:style>
-  <w:style w:type="paragraph" w:styleId="Nagwek2">
+  <w:style w:type="paragraph" w:styleId="Heading2">
     <w:name w:val="heading 2"/>
-    <w:basedOn w:val="Normalny"/>
-    <w:next w:val="Normalny"/>
-    <w:link w:val="Nagwek2Znak"/>
+    <w:basedOn w:val="Normal"/>
+    <w:next w:val="Normal"/>
+    <w:link w:val="Heading2Char"/>
     <w:autoRedefine/>
     <w:uiPriority w:val="9"/>
     <w:unhideWhenUsed/>
@@ -15898,11 +18158,11 @@
       <w:szCs w:val="26"/>
     </w:rPr>
   </w:style>
-  <w:style w:type="paragraph" w:styleId="Nagwek3">
+  <w:style w:type="paragraph" w:styleId="Heading3">
     <w:name w:val="heading 3"/>
-    <w:basedOn w:val="Normalny"/>
-    <w:next w:val="Normalny"/>
-    <w:link w:val="Nagwek3Znak"/>
+    <w:basedOn w:val="Normal"/>
+    <w:next w:val="Normal"/>
+    <w:link w:val="Heading3Char"/>
     <w:autoRedefine/>
     <w:uiPriority w:val="9"/>
     <w:unhideWhenUsed/>
@@ -15927,11 +18187,11 @@
       <w:lang w:eastAsia="pl-PL"/>
     </w:rPr>
   </w:style>
-  <w:style w:type="paragraph" w:styleId="Nagwek4">
+  <w:style w:type="paragraph" w:styleId="Heading4">
     <w:name w:val="heading 4"/>
-    <w:basedOn w:val="Normalny"/>
-    <w:next w:val="Normalny"/>
-    <w:link w:val="Nagwek4Znak"/>
+    <w:basedOn w:val="Normal"/>
+    <w:next w:val="Normal"/>
+    <w:link w:val="Heading4Char"/>
     <w:uiPriority w:val="9"/>
     <w:unhideWhenUsed/>
     <w:qFormat/>
@@ -15953,11 +18213,11 @@
       <w:color w:val="2F5496" w:themeColor="accent1" w:themeShade="BF"/>
     </w:rPr>
   </w:style>
-  <w:style w:type="paragraph" w:styleId="Nagwek5">
+  <w:style w:type="paragraph" w:styleId="Heading5">
     <w:name w:val="heading 5"/>
-    <w:basedOn w:val="Normalny"/>
-    <w:next w:val="Normalny"/>
-    <w:link w:val="Nagwek5Znak"/>
+    <w:basedOn w:val="Normal"/>
+    <w:next w:val="Normal"/>
+    <w:link w:val="Heading5Char"/>
     <w:uiPriority w:val="9"/>
     <w:semiHidden/>
     <w:unhideWhenUsed/>
@@ -15978,11 +18238,11 @@
       <w:color w:val="2F5496" w:themeColor="accent1" w:themeShade="BF"/>
     </w:rPr>
   </w:style>
-  <w:style w:type="paragraph" w:styleId="Nagwek6">
+  <w:style w:type="paragraph" w:styleId="Heading6">
     <w:name w:val="heading 6"/>
-    <w:basedOn w:val="Normalny"/>
-    <w:next w:val="Normalny"/>
-    <w:link w:val="Nagwek6Znak"/>
+    <w:basedOn w:val="Normal"/>
+    <w:next w:val="Normal"/>
+    <w:link w:val="Heading6Char"/>
     <w:uiPriority w:val="9"/>
     <w:semiHidden/>
     <w:unhideWhenUsed/>
@@ -16003,11 +18263,11 @@
       <w:color w:val="1F3763" w:themeColor="accent1" w:themeShade="7F"/>
     </w:rPr>
   </w:style>
-  <w:style w:type="paragraph" w:styleId="Nagwek7">
+  <w:style w:type="paragraph" w:styleId="Heading7">
     <w:name w:val="heading 7"/>
-    <w:basedOn w:val="Normalny"/>
-    <w:next w:val="Normalny"/>
-    <w:link w:val="Nagwek7Znak"/>
+    <w:basedOn w:val="Normal"/>
+    <w:next w:val="Normal"/>
+    <w:link w:val="Heading7Char"/>
     <w:uiPriority w:val="9"/>
     <w:semiHidden/>
     <w:unhideWhenUsed/>
@@ -16030,11 +18290,11 @@
       <w:color w:val="1F3763" w:themeColor="accent1" w:themeShade="7F"/>
     </w:rPr>
   </w:style>
-  <w:style w:type="paragraph" w:styleId="Nagwek8">
+  <w:style w:type="paragraph" w:styleId="Heading8">
     <w:name w:val="heading 8"/>
-    <w:basedOn w:val="Normalny"/>
-    <w:next w:val="Normalny"/>
-    <w:link w:val="Nagwek8Znak"/>
+    <w:basedOn w:val="Normal"/>
+    <w:next w:val="Normal"/>
+    <w:link w:val="Heading8Char"/>
     <w:uiPriority w:val="9"/>
     <w:semiHidden/>
     <w:unhideWhenUsed/>
@@ -16057,11 +18317,11 @@
       <w:szCs w:val="21"/>
     </w:rPr>
   </w:style>
-  <w:style w:type="paragraph" w:styleId="Nagwek9">
+  <w:style w:type="paragraph" w:styleId="Heading9">
     <w:name w:val="heading 9"/>
-    <w:basedOn w:val="Normalny"/>
-    <w:next w:val="Normalny"/>
-    <w:link w:val="Nagwek9Znak"/>
+    <w:basedOn w:val="Normal"/>
+    <w:next w:val="Normal"/>
+    <w:link w:val="Heading9Char"/>
     <w:uiPriority w:val="9"/>
     <w:semiHidden/>
     <w:unhideWhenUsed/>
@@ -16086,13 +18346,13 @@
       <w:szCs w:val="21"/>
     </w:rPr>
   </w:style>
-  <w:style w:type="character" w:default="1" w:styleId="Domylnaczcionkaakapitu">
+  <w:style w:type="character" w:default="1" w:styleId="DefaultParagraphFont">
     <w:name w:val="Default Paragraph Font"/>
     <w:uiPriority w:val="1"/>
     <w:semiHidden/>
     <w:unhideWhenUsed/>
   </w:style>
-  <w:style w:type="table" w:default="1" w:styleId="Standardowy">
+  <w:style w:type="table" w:default="1" w:styleId="TableNormal">
     <w:name w:val="Normal Table"/>
     <w:uiPriority w:val="99"/>
     <w:semiHidden/>
@@ -16107,16 +18367,16 @@
       </w:tblCellMar>
     </w:tblPr>
   </w:style>
-  <w:style w:type="numbering" w:default="1" w:styleId="Bezlisty">
+  <w:style w:type="numbering" w:default="1" w:styleId="NoList">
     <w:name w:val="No List"/>
     <w:uiPriority w:val="99"/>
     <w:semiHidden/>
     <w:unhideWhenUsed/>
   </w:style>
-  <w:style w:type="character" w:customStyle="1" w:styleId="Nagwek1Znak">
-    <w:name w:val="Nagłówek 1 Znak"/>
-    <w:basedOn w:val="Domylnaczcionkaakapitu"/>
-    <w:link w:val="Nagwek1"/>
+  <w:style w:type="character" w:customStyle="1" w:styleId="Heading1Char">
+    <w:name w:val="Heading 1 Char"/>
+    <w:basedOn w:val="DefaultParagraphFont"/>
+    <w:link w:val="Heading1"/>
     <w:uiPriority w:val="9"/>
     <w:rsid w:val="008E68AA"/>
     <w:rPr>
@@ -16127,10 +18387,10 @@
       <w:szCs w:val="32"/>
     </w:rPr>
   </w:style>
-  <w:style w:type="character" w:customStyle="1" w:styleId="Nagwek2Znak">
-    <w:name w:val="Nagłówek 2 Znak"/>
-    <w:basedOn w:val="Domylnaczcionkaakapitu"/>
-    <w:link w:val="Nagwek2"/>
+  <w:style w:type="character" w:customStyle="1" w:styleId="Heading2Char">
+    <w:name w:val="Heading 2 Char"/>
+    <w:basedOn w:val="DefaultParagraphFont"/>
+    <w:link w:val="Heading2"/>
     <w:uiPriority w:val="9"/>
     <w:rsid w:val="00BF2239"/>
     <w:rPr>
@@ -16140,10 +18400,10 @@
       <w:szCs w:val="26"/>
     </w:rPr>
   </w:style>
-  <w:style w:type="paragraph" w:styleId="Legenda">
+  <w:style w:type="paragraph" w:styleId="Caption">
     <w:name w:val="caption"/>
-    <w:basedOn w:val="Normalny"/>
-    <w:next w:val="Normalny"/>
+    <w:basedOn w:val="Normal"/>
+    <w:next w:val="Normal"/>
     <w:autoRedefine/>
     <w:uiPriority w:val="35"/>
     <w:unhideWhenUsed/>
@@ -16163,10 +18423,10 @@
       <w:lang w:eastAsia="pl-PL"/>
     </w:rPr>
   </w:style>
-  <w:style w:type="character" w:customStyle="1" w:styleId="Nagwek3Znak">
-    <w:name w:val="Nagłówek 3 Znak"/>
-    <w:basedOn w:val="Domylnaczcionkaakapitu"/>
-    <w:link w:val="Nagwek3"/>
+  <w:style w:type="character" w:customStyle="1" w:styleId="Heading3Char">
+    <w:name w:val="Heading 3 Char"/>
+    <w:basedOn w:val="DefaultParagraphFont"/>
+    <w:link w:val="Heading3"/>
     <w:uiPriority w:val="9"/>
     <w:rsid w:val="008E68AA"/>
     <w:rPr>
@@ -16179,8 +18439,8 @@
   </w:style>
   <w:style w:type="paragraph" w:customStyle="1" w:styleId="Styl1">
     <w:name w:val="Styl1"/>
-    <w:basedOn w:val="Normalny"/>
-    <w:next w:val="Normalny"/>
+    <w:basedOn w:val="Normal"/>
+    <w:next w:val="Normal"/>
     <w:unhideWhenUsed/>
     <w:qFormat/>
     <w:rsid w:val="00275BDD"/>
@@ -16191,9 +18451,9 @@
       <w:sz w:val="32"/>
     </w:rPr>
   </w:style>
-  <w:style w:type="character" w:styleId="HTML-kod">
+  <w:style w:type="character" w:styleId="HTMLCode">
     <w:name w:val="HTML Code"/>
-    <w:basedOn w:val="Domylnaczcionkaakapitu"/>
+    <w:basedOn w:val="DefaultParagraphFont"/>
     <w:uiPriority w:val="99"/>
     <w:semiHidden/>
     <w:unhideWhenUsed/>
@@ -16204,9 +18464,9 @@
       <w:szCs w:val="20"/>
     </w:rPr>
   </w:style>
-  <w:style w:type="paragraph" w:styleId="Akapitzlist">
+  <w:style w:type="paragraph" w:styleId="ListParagraph">
     <w:name w:val="List Paragraph"/>
-    <w:basedOn w:val="Normalny"/>
+    <w:basedOn w:val="Normal"/>
     <w:uiPriority w:val="34"/>
     <w:qFormat/>
     <w:rsid w:val="00F350D3"/>
@@ -16215,9 +18475,9 @@
       <w:contextualSpacing/>
     </w:pPr>
   </w:style>
-  <w:style w:type="paragraph" w:styleId="NormalnyWeb">
+  <w:style w:type="paragraph" w:styleId="NormalWeb">
     <w:name w:val="Normal (Web)"/>
-    <w:basedOn w:val="Normalny"/>
+    <w:basedOn w:val="Normal"/>
     <w:uiPriority w:val="99"/>
     <w:semiHidden/>
     <w:unhideWhenUsed/>
@@ -16231,9 +18491,9 @@
       <w:lang w:eastAsia="pl-PL"/>
     </w:rPr>
   </w:style>
-  <w:style w:type="character" w:styleId="Pogrubienie">
+  <w:style w:type="character" w:styleId="Strong">
     <w:name w:val="Strong"/>
-    <w:basedOn w:val="Domylnaczcionkaakapitu"/>
+    <w:basedOn w:val="DefaultParagraphFont"/>
     <w:uiPriority w:val="22"/>
     <w:qFormat/>
     <w:rsid w:val="00DA2F56"/>
@@ -16242,9 +18502,9 @@
       <w:bCs/>
     </w:rPr>
   </w:style>
-  <w:style w:type="table" w:styleId="Tabela-Siatka">
+  <w:style w:type="table" w:styleId="TableGrid">
     <w:name w:val="Table Grid"/>
-    <w:basedOn w:val="Standardowy"/>
+    <w:basedOn w:val="TableNormal"/>
     <w:uiPriority w:val="39"/>
     <w:rsid w:val="00DE4F5E"/>
     <w:pPr>
@@ -16263,29 +18523,29 @@
   </w:style>
   <w:style w:type="character" w:customStyle="1" w:styleId="hljs-function">
     <w:name w:val="hljs-function"/>
-    <w:basedOn w:val="Domylnaczcionkaakapitu"/>
+    <w:basedOn w:val="DefaultParagraphFont"/>
     <w:rsid w:val="00CF66DD"/>
   </w:style>
   <w:style w:type="character" w:customStyle="1" w:styleId="hljs-keyword">
     <w:name w:val="hljs-keyword"/>
-    <w:basedOn w:val="Domylnaczcionkaakapitu"/>
+    <w:basedOn w:val="DefaultParagraphFont"/>
     <w:rsid w:val="00CF66DD"/>
   </w:style>
   <w:style w:type="character" w:customStyle="1" w:styleId="hljs-title">
     <w:name w:val="hljs-title"/>
-    <w:basedOn w:val="Domylnaczcionkaakapitu"/>
+    <w:basedOn w:val="DefaultParagraphFont"/>
     <w:rsid w:val="00CF66DD"/>
   </w:style>
   <w:style w:type="character" w:customStyle="1" w:styleId="hljs-params">
     <w:name w:val="hljs-params"/>
-    <w:basedOn w:val="Domylnaczcionkaakapitu"/>
+    <w:basedOn w:val="DefaultParagraphFont"/>
     <w:rsid w:val="00CF66DD"/>
   </w:style>
-  <w:style w:type="paragraph" w:styleId="Tytu">
+  <w:style w:type="paragraph" w:styleId="Title">
     <w:name w:val="Title"/>
-    <w:basedOn w:val="Normalny"/>
-    <w:next w:val="Normalny"/>
-    <w:link w:val="TytuZnak"/>
+    <w:basedOn w:val="Normal"/>
+    <w:next w:val="Normal"/>
+    <w:link w:val="TitleChar"/>
     <w:uiPriority w:val="10"/>
     <w:qFormat/>
     <w:rsid w:val="00141386"/>
@@ -16301,10 +18561,10 @@
       <w:szCs w:val="56"/>
     </w:rPr>
   </w:style>
-  <w:style w:type="character" w:customStyle="1" w:styleId="TytuZnak">
-    <w:name w:val="Tytuł Znak"/>
-    <w:basedOn w:val="Domylnaczcionkaakapitu"/>
-    <w:link w:val="Tytu"/>
+  <w:style w:type="character" w:customStyle="1" w:styleId="TitleChar">
+    <w:name w:val="Title Char"/>
+    <w:basedOn w:val="DefaultParagraphFont"/>
+    <w:link w:val="Title"/>
     <w:uiPriority w:val="10"/>
     <w:rsid w:val="00141386"/>
     <w:rPr>
@@ -16315,10 +18575,10 @@
       <w:szCs w:val="56"/>
     </w:rPr>
   </w:style>
-  <w:style w:type="paragraph" w:styleId="HTML-wstpniesformatowany">
+  <w:style w:type="paragraph" w:styleId="HTMLPreformatted">
     <w:name w:val="HTML Preformatted"/>
-    <w:basedOn w:val="Normalny"/>
-    <w:link w:val="HTML-wstpniesformatowanyZnak"/>
+    <w:basedOn w:val="Normal"/>
+    <w:link w:val="HTMLPreformattedChar"/>
     <w:uiPriority w:val="99"/>
     <w:semiHidden/>
     <w:unhideWhenUsed/>
@@ -16351,10 +18611,10 @@
       <w:lang w:eastAsia="pl-PL"/>
     </w:rPr>
   </w:style>
-  <w:style w:type="character" w:customStyle="1" w:styleId="HTML-wstpniesformatowanyZnak">
-    <w:name w:val="HTML - wstępnie sformatowany Znak"/>
-    <w:basedOn w:val="Domylnaczcionkaakapitu"/>
-    <w:link w:val="HTML-wstpniesformatowany"/>
+  <w:style w:type="character" w:customStyle="1" w:styleId="HTMLPreformattedChar">
+    <w:name w:val="HTML Preformatted Char"/>
+    <w:basedOn w:val="DefaultParagraphFont"/>
+    <w:link w:val="HTMLPreformatted"/>
     <w:uiPriority w:val="99"/>
     <w:semiHidden/>
     <w:rsid w:val="006068F0"/>
@@ -16367,13 +18627,13 @@
   </w:style>
   <w:style w:type="character" w:customStyle="1" w:styleId="hljs-number">
     <w:name w:val="hljs-number"/>
-    <w:basedOn w:val="Domylnaczcionkaakapitu"/>
+    <w:basedOn w:val="DefaultParagraphFont"/>
     <w:rsid w:val="00C91338"/>
   </w:style>
-  <w:style w:type="paragraph" w:styleId="Tekstprzypisukocowego">
+  <w:style w:type="paragraph" w:styleId="EndnoteText">
     <w:name w:val="endnote text"/>
-    <w:basedOn w:val="Normalny"/>
-    <w:link w:val="TekstprzypisukocowegoZnak"/>
+    <w:basedOn w:val="Normal"/>
+    <w:link w:val="EndnoteTextChar"/>
     <w:uiPriority w:val="99"/>
     <w:semiHidden/>
     <w:unhideWhenUsed/>
@@ -16386,10 +18646,10 @@
       <w:szCs w:val="20"/>
     </w:rPr>
   </w:style>
-  <w:style w:type="character" w:customStyle="1" w:styleId="TekstprzypisukocowegoZnak">
-    <w:name w:val="Tekst przypisu końcowego Znak"/>
-    <w:basedOn w:val="Domylnaczcionkaakapitu"/>
-    <w:link w:val="Tekstprzypisukocowego"/>
+  <w:style w:type="character" w:customStyle="1" w:styleId="EndnoteTextChar">
+    <w:name w:val="Endnote Text Char"/>
+    <w:basedOn w:val="DefaultParagraphFont"/>
+    <w:link w:val="EndnoteText"/>
     <w:uiPriority w:val="99"/>
     <w:semiHidden/>
     <w:rsid w:val="003A7568"/>
@@ -16399,9 +18659,9 @@
       <w:szCs w:val="20"/>
     </w:rPr>
   </w:style>
-  <w:style w:type="character" w:styleId="Odwoanieprzypisukocowego">
+  <w:style w:type="character" w:styleId="EndnoteReference">
     <w:name w:val="endnote reference"/>
-    <w:basedOn w:val="Domylnaczcionkaakapitu"/>
+    <w:basedOn w:val="DefaultParagraphFont"/>
     <w:uiPriority w:val="99"/>
     <w:semiHidden/>
     <w:unhideWhenUsed/>
@@ -16410,10 +18670,10 @@
       <w:vertAlign w:val="superscript"/>
     </w:rPr>
   </w:style>
-  <w:style w:type="paragraph" w:styleId="Nagwek">
+  <w:style w:type="paragraph" w:styleId="Header">
     <w:name w:val="header"/>
-    <w:basedOn w:val="Normalny"/>
-    <w:link w:val="NagwekZnak"/>
+    <w:basedOn w:val="Normal"/>
+    <w:link w:val="HeaderChar"/>
     <w:uiPriority w:val="99"/>
     <w:unhideWhenUsed/>
     <w:rsid w:val="00A65CAD"/>
@@ -16425,10 +18685,10 @@
       <w:spacing w:after="0"/>
     </w:pPr>
   </w:style>
-  <w:style w:type="character" w:customStyle="1" w:styleId="NagwekZnak">
-    <w:name w:val="Nagłówek Znak"/>
-    <w:basedOn w:val="Domylnaczcionkaakapitu"/>
-    <w:link w:val="Nagwek"/>
+  <w:style w:type="character" w:customStyle="1" w:styleId="HeaderChar">
+    <w:name w:val="Header Char"/>
+    <w:basedOn w:val="DefaultParagraphFont"/>
+    <w:link w:val="Header"/>
     <w:uiPriority w:val="99"/>
     <w:rsid w:val="00A65CAD"/>
     <w:rPr>
@@ -16436,10 +18696,10 @@
       <w:sz w:val="24"/>
     </w:rPr>
   </w:style>
-  <w:style w:type="paragraph" w:styleId="Stopka">
+  <w:style w:type="paragraph" w:styleId="Footer">
     <w:name w:val="footer"/>
-    <w:basedOn w:val="Normalny"/>
-    <w:link w:val="StopkaZnak"/>
+    <w:basedOn w:val="Normal"/>
+    <w:link w:val="FooterChar"/>
     <w:uiPriority w:val="99"/>
     <w:unhideWhenUsed/>
     <w:rsid w:val="00A65CAD"/>
@@ -16451,10 +18711,10 @@
       <w:spacing w:after="0"/>
     </w:pPr>
   </w:style>
-  <w:style w:type="character" w:customStyle="1" w:styleId="StopkaZnak">
-    <w:name w:val="Stopka Znak"/>
-    <w:basedOn w:val="Domylnaczcionkaakapitu"/>
-    <w:link w:val="Stopka"/>
+  <w:style w:type="character" w:customStyle="1" w:styleId="FooterChar">
+    <w:name w:val="Footer Char"/>
+    <w:basedOn w:val="DefaultParagraphFont"/>
+    <w:link w:val="Footer"/>
     <w:uiPriority w:val="99"/>
     <w:rsid w:val="00A65CAD"/>
     <w:rPr>
@@ -16464,22 +18724,22 @@
   </w:style>
   <w:style w:type="character" w:customStyle="1" w:styleId="userclass">
     <w:name w:val="userclass"/>
-    <w:basedOn w:val="Domylnaczcionkaakapitu"/>
+    <w:basedOn w:val="DefaultParagraphFont"/>
     <w:rsid w:val="00ED72A4"/>
   </w:style>
   <w:style w:type="character" w:customStyle="1" w:styleId="kwrd">
     <w:name w:val="kwrd"/>
-    <w:basedOn w:val="Domylnaczcionkaakapitu"/>
+    <w:basedOn w:val="DefaultParagraphFont"/>
     <w:rsid w:val="00ED72A4"/>
   </w:style>
   <w:style w:type="character" w:customStyle="1" w:styleId="str">
     <w:name w:val="str"/>
-    <w:basedOn w:val="Domylnaczcionkaakapitu"/>
+    <w:basedOn w:val="DefaultParagraphFont"/>
     <w:rsid w:val="00ED72A4"/>
   </w:style>
-  <w:style w:type="character" w:styleId="Hipercze">
+  <w:style w:type="character" w:styleId="Hyperlink">
     <w:name w:val="Hyperlink"/>
-    <w:basedOn w:val="Domylnaczcionkaakapitu"/>
+    <w:basedOn w:val="DefaultParagraphFont"/>
     <w:uiPriority w:val="99"/>
     <w:unhideWhenUsed/>
     <w:rsid w:val="00376585"/>
@@ -16488,9 +18748,9 @@
       <w:u w:val="single"/>
     </w:rPr>
   </w:style>
-  <w:style w:type="character" w:styleId="Uwydatnienie">
+  <w:style w:type="character" w:styleId="Emphasis">
     <w:name w:val="Emphasis"/>
-    <w:basedOn w:val="Domylnaczcionkaakapitu"/>
+    <w:basedOn w:val="DefaultParagraphFont"/>
     <w:uiPriority w:val="20"/>
     <w:qFormat/>
     <w:rsid w:val="00376585"/>
@@ -16499,7 +18759,7 @@
       <w:iCs/>
     </w:rPr>
   </w:style>
-  <w:style w:type="paragraph" w:styleId="Bezodstpw">
+  <w:style w:type="paragraph" w:styleId="NoSpacing">
     <w:name w:val="No Spacing"/>
     <w:uiPriority w:val="1"/>
     <w:qFormat/>
@@ -16515,7 +18775,7 @@
   </w:style>
   <w:style w:type="character" w:customStyle="1" w:styleId="UnresolvedMention1">
     <w:name w:val="Unresolved Mention1"/>
-    <w:basedOn w:val="Domylnaczcionkaakapitu"/>
+    <w:basedOn w:val="DefaultParagraphFont"/>
     <w:uiPriority w:val="99"/>
     <w:semiHidden/>
     <w:unhideWhenUsed/>
@@ -16525,9 +18785,9 @@
       <w:shd w:val="clear" w:color="auto" w:fill="E1DFDD"/>
     </w:rPr>
   </w:style>
-  <w:style w:type="character" w:styleId="UyteHipercze">
+  <w:style w:type="character" w:styleId="FollowedHyperlink">
     <w:name w:val="FollowedHyperlink"/>
-    <w:basedOn w:val="Domylnaczcionkaakapitu"/>
+    <w:basedOn w:val="DefaultParagraphFont"/>
     <w:uiPriority w:val="99"/>
     <w:semiHidden/>
     <w:unhideWhenUsed/>
@@ -16537,10 +18797,10 @@
       <w:u w:val="single"/>
     </w:rPr>
   </w:style>
-  <w:style w:type="character" w:customStyle="1" w:styleId="Nagwek4Znak">
-    <w:name w:val="Nagłówek 4 Znak"/>
-    <w:basedOn w:val="Domylnaczcionkaakapitu"/>
-    <w:link w:val="Nagwek4"/>
+  <w:style w:type="character" w:customStyle="1" w:styleId="Heading4Char">
+    <w:name w:val="Heading 4 Char"/>
+    <w:basedOn w:val="DefaultParagraphFont"/>
+    <w:link w:val="Heading4"/>
     <w:uiPriority w:val="9"/>
     <w:rsid w:val="00F62080"/>
     <w:rPr>
@@ -16551,10 +18811,10 @@
       <w:sz w:val="24"/>
     </w:rPr>
   </w:style>
-  <w:style w:type="character" w:customStyle="1" w:styleId="Nagwek5Znak">
-    <w:name w:val="Nagłówek 5 Znak"/>
-    <w:basedOn w:val="Domylnaczcionkaakapitu"/>
-    <w:link w:val="Nagwek5"/>
+  <w:style w:type="character" w:customStyle="1" w:styleId="Heading5Char">
+    <w:name w:val="Heading 5 Char"/>
+    <w:basedOn w:val="DefaultParagraphFont"/>
+    <w:link w:val="Heading5"/>
     <w:uiPriority w:val="9"/>
     <w:semiHidden/>
     <w:rsid w:val="00BA7A9F"/>
@@ -16564,10 +18824,10 @@
       <w:sz w:val="24"/>
     </w:rPr>
   </w:style>
-  <w:style w:type="character" w:customStyle="1" w:styleId="Nagwek6Znak">
-    <w:name w:val="Nagłówek 6 Znak"/>
-    <w:basedOn w:val="Domylnaczcionkaakapitu"/>
-    <w:link w:val="Nagwek6"/>
+  <w:style w:type="character" w:customStyle="1" w:styleId="Heading6Char">
+    <w:name w:val="Heading 6 Char"/>
+    <w:basedOn w:val="DefaultParagraphFont"/>
+    <w:link w:val="Heading6"/>
     <w:uiPriority w:val="9"/>
     <w:semiHidden/>
     <w:rsid w:val="00BA7A9F"/>
@@ -16577,10 +18837,10 @@
       <w:sz w:val="24"/>
     </w:rPr>
   </w:style>
-  <w:style w:type="character" w:customStyle="1" w:styleId="Nagwek7Znak">
-    <w:name w:val="Nagłówek 7 Znak"/>
-    <w:basedOn w:val="Domylnaczcionkaakapitu"/>
-    <w:link w:val="Nagwek7"/>
+  <w:style w:type="character" w:customStyle="1" w:styleId="Heading7Char">
+    <w:name w:val="Heading 7 Char"/>
+    <w:basedOn w:val="DefaultParagraphFont"/>
+    <w:link w:val="Heading7"/>
     <w:uiPriority w:val="9"/>
     <w:semiHidden/>
     <w:rsid w:val="00BA7A9F"/>
@@ -16592,10 +18852,10 @@
       <w:sz w:val="24"/>
     </w:rPr>
   </w:style>
-  <w:style w:type="character" w:customStyle="1" w:styleId="Nagwek8Znak">
-    <w:name w:val="Nagłówek 8 Znak"/>
-    <w:basedOn w:val="Domylnaczcionkaakapitu"/>
-    <w:link w:val="Nagwek8"/>
+  <w:style w:type="character" w:customStyle="1" w:styleId="Heading8Char">
+    <w:name w:val="Heading 8 Char"/>
+    <w:basedOn w:val="DefaultParagraphFont"/>
+    <w:link w:val="Heading8"/>
     <w:uiPriority w:val="9"/>
     <w:semiHidden/>
     <w:rsid w:val="00BA7A9F"/>
@@ -16606,10 +18866,10 @@
       <w:szCs w:val="21"/>
     </w:rPr>
   </w:style>
-  <w:style w:type="character" w:customStyle="1" w:styleId="Nagwek9Znak">
-    <w:name w:val="Nagłówek 9 Znak"/>
-    <w:basedOn w:val="Domylnaczcionkaakapitu"/>
-    <w:link w:val="Nagwek9"/>
+  <w:style w:type="character" w:customStyle="1" w:styleId="Heading9Char">
+    <w:name w:val="Heading 9 Char"/>
+    <w:basedOn w:val="DefaultParagraphFont"/>
+    <w:link w:val="Heading9"/>
     <w:uiPriority w:val="9"/>
     <w:semiHidden/>
     <w:rsid w:val="00BA7A9F"/>
@@ -16624,7 +18884,7 @@
   </w:style>
   <w:style w:type="paragraph" w:customStyle="1" w:styleId="whitespace-pre-wrap">
     <w:name w:val="whitespace-pre-wrap"/>
-    <w:basedOn w:val="Normalny"/>
+    <w:basedOn w:val="Normal"/>
     <w:rsid w:val="00505DD6"/>
     <w:pPr>
       <w:spacing w:before="100" w:beforeAutospacing="1" w:after="100" w:afterAutospacing="1"/>
@@ -16637,7 +18897,7 @@
   </w:style>
   <w:style w:type="character" w:customStyle="1" w:styleId="UnresolvedMention2">
     <w:name w:val="Unresolved Mention2"/>
-    <w:basedOn w:val="Domylnaczcionkaakapitu"/>
+    <w:basedOn w:val="DefaultParagraphFont"/>
     <w:uiPriority w:val="99"/>
     <w:semiHidden/>
     <w:unhideWhenUsed/>
@@ -16649,7 +18909,7 @@
   </w:style>
   <w:style w:type="character" w:customStyle="1" w:styleId="UnresolvedMention3">
     <w:name w:val="Unresolved Mention3"/>
-    <w:basedOn w:val="Domylnaczcionkaakapitu"/>
+    <w:basedOn w:val="DefaultParagraphFont"/>
     <w:uiPriority w:val="99"/>
     <w:semiHidden/>
     <w:unhideWhenUsed/>
@@ -16661,7 +18921,7 @@
   </w:style>
   <w:style w:type="character" w:customStyle="1" w:styleId="UnresolvedMention4">
     <w:name w:val="Unresolved Mention4"/>
-    <w:basedOn w:val="Domylnaczcionkaakapitu"/>
+    <w:basedOn w:val="DefaultParagraphFont"/>
     <w:uiPriority w:val="99"/>
     <w:semiHidden/>
     <w:unhideWhenUsed/>
@@ -16673,7 +18933,7 @@
   </w:style>
   <w:style w:type="character" w:customStyle="1" w:styleId="UnresolvedMention5">
     <w:name w:val="Unresolved Mention5"/>
-    <w:basedOn w:val="Domylnaczcionkaakapitu"/>
+    <w:basedOn w:val="DefaultParagraphFont"/>
     <w:uiPriority w:val="99"/>
     <w:semiHidden/>
     <w:unhideWhenUsed/>
@@ -16957,4 +19217,10 @@
     <ds:schemaRef ds:uri="http://schemas.openxmlformats.org/officeDocument/2006/bibliography"/>
   </ds:schemaRefs>
 </ds:datastoreItem>
+</file>
+
+<file path=docMetadata/LabelInfo.xml><?xml version="1.0" encoding="utf-8"?>
+<clbl:labelList xmlns:clbl="http://schemas.microsoft.com/office/2020/mipLabelMetadata">
+  <clbl:label id="{19540963-e559-4020-8a90-fe8a502c2801}" enabled="1" method="Standard" siteId="{f25493ae-1c98-41d7-8a33-0be75f5fe603}" contentBits="0" removed="0"/>
+</clbl:labelList>
 </file>
--- a/Azure.docx
+++ b/Azure.docx
@@ -592,7 +592,7 @@
         </w:rPr>
         <w:lastRenderedPageBreak/>
         <w:drawing>
-          <wp:anchor distT="0" distB="0" distL="114300" distR="114300" simplePos="0" relativeHeight="251662336" behindDoc="0" locked="0" layoutInCell="1" allowOverlap="1" wp14:anchorId="580442B1" wp14:editId="0F4EF801">
+          <wp:anchor distT="0" distB="0" distL="114300" distR="114300" simplePos="0" relativeHeight="251661312" behindDoc="0" locked="0" layoutInCell="1" allowOverlap="1" wp14:anchorId="580442B1" wp14:editId="119D3645">
             <wp:simplePos x="0" y="0"/>
             <wp:positionH relativeFrom="margin">
               <wp:posOffset>384810</wp:posOffset>
@@ -1380,11 +1380,6 @@
       </w:r>
     </w:p>
     <w:p>
-      <w:pPr>
-        <w:rPr>
-          <w:lang/>
-        </w:rPr>
-      </w:pPr>
       <w:r>
         <w:rPr>
           <w:b/>
@@ -2981,7 +2976,7 @@
         </w:rPr>
         <w:lastRenderedPageBreak/>
         <w:drawing>
-          <wp:anchor distT="0" distB="0" distL="114300" distR="114300" simplePos="0" relativeHeight="251663360" behindDoc="0" locked="0" layoutInCell="1" allowOverlap="1" wp14:anchorId="3730923D" wp14:editId="39120B17">
+          <wp:anchor distT="0" distB="0" distL="114300" distR="114300" simplePos="0" relativeHeight="251662336" behindDoc="0" locked="0" layoutInCell="1" allowOverlap="1" wp14:anchorId="3730923D" wp14:editId="5737A625">
             <wp:simplePos x="0" y="0"/>
             <wp:positionH relativeFrom="margin">
               <wp:align>center</wp:align>
@@ -4142,7 +4137,7 @@
           <w:lang w:val="en-US"/>
         </w:rPr>
         <w:drawing>
-          <wp:anchor distT="0" distB="0" distL="114300" distR="114300" simplePos="0" relativeHeight="251664384" behindDoc="0" locked="0" layoutInCell="1" allowOverlap="1" wp14:anchorId="57F1D833" wp14:editId="4565C87E">
+          <wp:anchor distT="0" distB="0" distL="114300" distR="114300" simplePos="0" relativeHeight="251663360" behindDoc="0" locked="0" layoutInCell="1" allowOverlap="1" wp14:anchorId="57F1D833" wp14:editId="0CEDB24F">
             <wp:simplePos x="0" y="0"/>
             <wp:positionH relativeFrom="margin">
               <wp:posOffset>1169670</wp:posOffset>
@@ -4808,7 +4803,7 @@
           <w:lang w:val="en-US"/>
         </w:rPr>
         <w:drawing>
-          <wp:anchor distT="0" distB="0" distL="114300" distR="114300" simplePos="0" relativeHeight="251665408" behindDoc="0" locked="0" layoutInCell="1" allowOverlap="1" wp14:anchorId="54FB8102" wp14:editId="4323131D">
+          <wp:anchor distT="0" distB="0" distL="114300" distR="114300" simplePos="0" relativeHeight="251664384" behindDoc="0" locked="0" layoutInCell="1" allowOverlap="1" wp14:anchorId="54FB8102" wp14:editId="15DE4483">
             <wp:simplePos x="0" y="0"/>
             <wp:positionH relativeFrom="column">
               <wp:posOffset>-196850</wp:posOffset>
@@ -4959,7 +4954,7 @@
         </w:rPr>
         <w:lastRenderedPageBreak/>
         <w:drawing>
-          <wp:anchor distT="0" distB="0" distL="114300" distR="114300" simplePos="0" relativeHeight="251666432" behindDoc="0" locked="0" layoutInCell="1" allowOverlap="1" wp14:anchorId="6B307780" wp14:editId="6B10015B">
+          <wp:anchor distT="0" distB="0" distL="114300" distR="114300" simplePos="0" relativeHeight="251665408" behindDoc="0" locked="0" layoutInCell="1" allowOverlap="1" wp14:anchorId="6B307780" wp14:editId="0AF717D4">
             <wp:simplePos x="0" y="0"/>
             <wp:positionH relativeFrom="column">
               <wp:posOffset>-346</wp:posOffset>
@@ -5140,24 +5135,23 @@
     </w:p>
     <w:p>
       <w:pPr>
-        <w:rPr>
-          <w:rFonts w:cs="Segoe UI"/>
-          <w:color w:val="161616"/>
-          <w:shd w:val="clear" w:color="auto" w:fill="FFFFFF"/>
-          <w:lang w:val="en-US"/>
-        </w:rPr>
-      </w:pPr>
-    </w:p>
-    <w:p>
-      <w:pPr>
-        <w:rPr>
-          <w:lang w:val="en-US"/>
-        </w:rPr>
-      </w:pPr>
-    </w:p>
-    <w:p>
-      <w:pPr>
         <w:pStyle w:val="Heading1"/>
+        <w:rPr>
+          <w:shd w:val="clear" w:color="auto" w:fill="FFFFFF"/>
+          <w:lang w:val="en-US"/>
+        </w:rPr>
+      </w:pPr>
+      <w:r>
+        <w:rPr>
+          <w:shd w:val="clear" w:color="auto" w:fill="FFFFFF"/>
+          <w:lang w:val="en-US"/>
+        </w:rPr>
+        <w:t>Az-204 Azure Associate Developer Certificate (deprecated)</w:t>
+      </w:r>
+    </w:p>
+    <w:p>
+      <w:pPr>
+        <w:pStyle w:val="Heading2"/>
       </w:pPr>
       <w:proofErr w:type="spellStart"/>
       <w:r>
@@ -5528,7 +5522,6 @@
         <w:rPr>
           <w:lang w:val="en-US"/>
         </w:rPr>
-        <w:lastRenderedPageBreak/>
         <w:t>Execute EF CLI command</w:t>
       </w:r>
       <w:r>
@@ -5662,7 +5655,7 @@
     </w:p>
     <w:p>
       <w:pPr>
-        <w:pStyle w:val="Heading1"/>
+        <w:pStyle w:val="Heading2"/>
         <w:rPr>
           <w:lang w:val="en-US"/>
         </w:rPr>
@@ -5710,7 +5703,7 @@
     </w:p>
     <w:p>
       <w:pPr>
-        <w:pStyle w:val="Heading1"/>
+        <w:pStyle w:val="Heading2"/>
         <w:rPr>
           <w:lang w:val="en-US"/>
         </w:rPr>
@@ -5736,7 +5729,7 @@
     </w:p>
     <w:p>
       <w:pPr>
-        <w:pStyle w:val="Heading2"/>
+        <w:pStyle w:val="Heading3"/>
         <w:rPr>
           <w:lang w:val="en-US"/>
         </w:rPr>
@@ -6013,6 +6006,7 @@
           <w:shd w:val="clear" w:color="auto" w:fill="FFFFFF"/>
           <w:lang w:val="en-US"/>
         </w:rPr>
+        <w:lastRenderedPageBreak/>
         <w:t>Containers (Windows or Linux) are pulled from Azure Container Registry or Docker Hub.</w:t>
       </w:r>
     </w:p>
@@ -6553,7 +6547,6 @@
         <w:rPr>
           <w:lang w:val="en-US"/>
         </w:rPr>
-        <w:lastRenderedPageBreak/>
         <w:t>Free and Shared tier – can’t scale out, your apps are on the same VM (and other customers apps)</w:t>
       </w:r>
     </w:p>
@@ -6862,6 +6855,7 @@
         <w:rPr>
           <w:lang w:val="en-US"/>
         </w:rPr>
+        <w:lastRenderedPageBreak/>
         <w:t xml:space="preserve">GIT – generate Git URL in Azure and paste it to local </w:t>
       </w:r>
       <w:proofErr w:type="spellStart"/>
@@ -7434,7 +7428,6 @@
           <w:bCs/>
           <w:lang w:val="en-US"/>
         </w:rPr>
-        <w:lastRenderedPageBreak/>
         <w:t>S</w:t>
       </w:r>
       <w:r>
@@ -7833,8 +7826,9 @@
           <w:noProof/>
           <w:lang w:val="en-US"/>
         </w:rPr>
+        <w:lastRenderedPageBreak/>
         <w:drawing>
-          <wp:anchor distT="0" distB="0" distL="114300" distR="114300" simplePos="0" relativeHeight="251658240" behindDoc="0" locked="0" layoutInCell="1" allowOverlap="1" wp14:anchorId="0D4E34ED" wp14:editId="5E1AA8DD">
+          <wp:anchor distT="0" distB="0" distL="114300" distR="114300" simplePos="0" relativeHeight="251657216" behindDoc="0" locked="0" layoutInCell="1" allowOverlap="1" wp14:anchorId="0D4E34ED" wp14:editId="60B9B184">
             <wp:simplePos x="0" y="0"/>
             <wp:positionH relativeFrom="column">
               <wp:posOffset>1107728</wp:posOffset>
@@ -8313,7 +8307,6 @@
           <w:bCs/>
           <w:lang w:val="en-US"/>
         </w:rPr>
-        <w:lastRenderedPageBreak/>
         <w:t>Outbound IP</w:t>
       </w:r>
       <w:r>
@@ -9023,6 +9016,7 @@
           <w:rFonts w:cs="Segoe UI"/>
           <w:lang w:val="en-US"/>
         </w:rPr>
+        <w:lastRenderedPageBreak/>
         <w:t>For most plans the Azure might change the current used outbound IPs e</w:t>
       </w:r>
       <w:proofErr w:type="gramStart"/>
@@ -9910,16 +9904,15 @@
     </w:p>
     <w:p>
       <w:pPr>
-        <w:pStyle w:val="Heading2"/>
-        <w:rPr>
-          <w:lang w:val="en-US"/>
-        </w:rPr>
-      </w:pPr>
-      <w:r>
-        <w:rPr>
-          <w:lang w:val="en-US"/>
-        </w:rPr>
-        <w:lastRenderedPageBreak/>
+        <w:pStyle w:val="Heading3"/>
+        <w:rPr>
+          <w:lang w:val="en-US"/>
+        </w:rPr>
+      </w:pPr>
+      <w:r>
+        <w:rPr>
+          <w:lang w:val="en-US"/>
+        </w:rPr>
         <w:t>Application settings configuration</w:t>
       </w:r>
     </w:p>
@@ -10516,8 +10509,9 @@
           <w:noProof/>
           <w:lang w:val="en-US"/>
         </w:rPr>
+        <w:lastRenderedPageBreak/>
         <w:drawing>
-          <wp:anchor distT="0" distB="0" distL="114300" distR="114300" simplePos="0" relativeHeight="251659264" behindDoc="0" locked="0" layoutInCell="1" allowOverlap="1" wp14:anchorId="56D55AE7" wp14:editId="79768AF4">
+          <wp:anchor distT="0" distB="0" distL="114300" distR="114300" simplePos="0" relativeHeight="251658240" behindDoc="0" locked="0" layoutInCell="1" allowOverlap="1" wp14:anchorId="56D55AE7" wp14:editId="4EDBEC18">
             <wp:simplePos x="0" y="0"/>
             <wp:positionH relativeFrom="margin">
               <wp:posOffset>-46990</wp:posOffset>
@@ -10586,7 +10580,7 @@
           <w:lang w:val="en-US"/>
         </w:rPr>
         <w:drawing>
-          <wp:anchor distT="0" distB="0" distL="114300" distR="114300" simplePos="0" relativeHeight="251660288" behindDoc="0" locked="0" layoutInCell="1" allowOverlap="1" wp14:anchorId="660D78F4" wp14:editId="3F54A1AC">
+          <wp:anchor distT="0" distB="0" distL="114300" distR="114300" simplePos="0" relativeHeight="251659264" behindDoc="0" locked="0" layoutInCell="1" allowOverlap="1" wp14:anchorId="660D78F4" wp14:editId="65FD3812">
             <wp:simplePos x="0" y="0"/>
             <wp:positionH relativeFrom="margin">
               <wp:posOffset>1295400</wp:posOffset>
@@ -10666,7 +10660,6 @@
         <w:rPr>
           <w:lang w:val="en-US"/>
         </w:rPr>
-        <w:lastRenderedPageBreak/>
         <w:t>The following setting:</w:t>
       </w:r>
     </w:p>
@@ -11182,6 +11175,7 @@
           <w:szCs w:val="21"/>
           <w:lang w:val="en-US"/>
         </w:rPr>
+        <w:lastRenderedPageBreak/>
         <w:t>{</w:t>
       </w:r>
     </w:p>
@@ -12848,7 +12842,6 @@
           <w:szCs w:val="24"/>
           <w:lang w:val="en-US"/>
         </w:rPr>
-        <w:lastRenderedPageBreak/>
         <w:t>Redis Cache: </w:t>
       </w:r>
       <w:r>
@@ -13322,10 +13315,12 @@
       </w:pPr>
       <w:r>
         <w:rPr>
-          <w:lang w:val="en-US"/>
-        </w:rPr>
+          <w:noProof/>
+          <w:lang w:val="en-US"/>
+        </w:rPr>
+        <w:lastRenderedPageBreak/>
         <w:drawing>
-          <wp:anchor distT="0" distB="0" distL="114300" distR="114300" simplePos="0" relativeHeight="251667456" behindDoc="0" locked="0" layoutInCell="1" allowOverlap="1" wp14:anchorId="1068ED15" wp14:editId="198A6E55">
+          <wp:anchor distT="0" distB="0" distL="114300" distR="114300" simplePos="0" relativeHeight="251666432" behindDoc="0" locked="0" layoutInCell="1" allowOverlap="1" wp14:anchorId="1068ED15" wp14:editId="4459E95F">
             <wp:simplePos x="0" y="0"/>
             <wp:positionH relativeFrom="margin">
               <wp:posOffset>-635</wp:posOffset>
@@ -13395,10 +13390,11 @@
       </w:pPr>
       <w:r>
         <w:rPr>
+          <w:noProof/>
           <w:lang w:val="en-US"/>
         </w:rPr>
         <w:drawing>
-          <wp:anchor distT="0" distB="0" distL="114300" distR="114300" simplePos="0" relativeHeight="251668480" behindDoc="0" locked="0" layoutInCell="1" allowOverlap="1" wp14:anchorId="13E4C7FE" wp14:editId="3ED6062F">
+          <wp:anchor distT="0" distB="0" distL="114300" distR="114300" simplePos="0" relativeHeight="251667456" behindDoc="0" locked="0" layoutInCell="1" allowOverlap="1" wp14:anchorId="13E4C7FE" wp14:editId="485AB4AF">
             <wp:simplePos x="0" y="0"/>
             <wp:positionH relativeFrom="margin">
               <wp:align>left</wp:align>
@@ -13495,7 +13491,7 @@
           <w:lang w:val="en-US"/>
         </w:rPr>
         <w:drawing>
-          <wp:anchor distT="0" distB="0" distL="114300" distR="114300" simplePos="0" relativeHeight="251661312" behindDoc="0" locked="0" layoutInCell="1" allowOverlap="1" wp14:anchorId="027A21DD" wp14:editId="47BC3001">
+          <wp:anchor distT="0" distB="0" distL="114300" distR="114300" simplePos="0" relativeHeight="251660288" behindDoc="0" locked="0" layoutInCell="1" allowOverlap="1" wp14:anchorId="027A21DD" wp14:editId="3E5D0532">
             <wp:simplePos x="0" y="0"/>
             <wp:positionH relativeFrom="column">
               <wp:posOffset>1551940</wp:posOffset>
@@ -13608,7 +13604,6 @@
         <w:rPr>
           <w:lang w:val="en-US"/>
         </w:rPr>
-        <w:lastRenderedPageBreak/>
         <w:t>P</w:t>
       </w:r>
       <w:r>
@@ -13920,6 +13915,7 @@
           <w:szCs w:val="24"/>
           <w:lang w:val="en-US"/>
         </w:rPr>
+        <w:lastRenderedPageBreak/>
         <w:t>ARR affinity</w:t>
       </w:r>
       <w:r>
@@ -14221,7 +14217,7 @@
     </w:p>
     <w:p>
       <w:pPr>
-        <w:pStyle w:val="Heading2"/>
+        <w:pStyle w:val="Heading3"/>
         <w:rPr>
           <w:lang w:val="en-US"/>
         </w:rPr>
@@ -15095,7 +15091,6 @@
         <w:rPr>
           <w:lang w:val="en-US"/>
         </w:rPr>
-        <w:lastRenderedPageBreak/>
         <w:t xml:space="preserve">Azure will run </w:t>
       </w:r>
       <w:r>
@@ -15215,6 +15210,7 @@
         <w:rPr>
           <w:lang w:val="en-US"/>
         </w:rPr>
+        <w:lastRenderedPageBreak/>
         <w:t xml:space="preserve">It doesn’t work </w:t>
       </w:r>
       <w:proofErr w:type="gramStart"/>
@@ -16371,6 +16367,348 @@
           <w:b/>
           <w:color w:val="161616"/>
           <w:shd w:val="clear" w:color="auto" w:fill="FFFFFF"/>
+          <w:lang w:val="en-US"/>
+        </w:rPr>
+      </w:pPr>
+    </w:p>
+    <w:p>
+      <w:pPr>
+        <w:rPr>
+          <w:rFonts w:cs="Segoe UI"/>
+          <w:b/>
+          <w:color w:val="161616"/>
+          <w:shd w:val="clear" w:color="auto" w:fill="FFFFFF"/>
+          <w:lang w:val="en-US"/>
+        </w:rPr>
+      </w:pPr>
+    </w:p>
+    <w:p>
+      <w:pPr>
+        <w:pStyle w:val="Heading1"/>
+        <w:rPr>
+          <w:shd w:val="clear" w:color="auto" w:fill="FFFFFF"/>
+          <w:lang w:val="en-US"/>
+        </w:rPr>
+      </w:pPr>
+      <w:r>
+        <w:rPr>
+          <w:shd w:val="clear" w:color="auto" w:fill="FFFFFF"/>
+          <w:lang w:val="en-US"/>
+        </w:rPr>
+        <w:t>Network</w:t>
+      </w:r>
+    </w:p>
+    <w:p>
+      <w:pPr>
+        <w:rPr>
+          <w:lang w:val="en-US"/>
+        </w:rPr>
+      </w:pPr>
+      <w:r>
+        <w:rPr>
+          <w:lang w:val="en-US"/>
+        </w:rPr>
+        <w:t>Subnets – range of IP addresses within a Virtual Network (</w:t>
+      </w:r>
+      <w:proofErr w:type="spellStart"/>
+      <w:r>
+        <w:rPr>
+          <w:lang w:val="en-US"/>
+        </w:rPr>
+        <w:t>VNet</w:t>
+      </w:r>
+      <w:proofErr w:type="spellEnd"/>
+      <w:r>
+        <w:rPr>
+          <w:lang w:val="en-US"/>
+        </w:rPr>
+        <w:t xml:space="preserve">), basically it’s a </w:t>
+      </w:r>
+      <w:proofErr w:type="spellStart"/>
+      <w:r>
+        <w:rPr>
+          <w:lang w:val="en-US"/>
+        </w:rPr>
+        <w:t>VNet</w:t>
+      </w:r>
+      <w:proofErr w:type="spellEnd"/>
+      <w:r>
+        <w:rPr>
+          <w:lang w:val="en-US"/>
+        </w:rPr>
+        <w:t xml:space="preserve"> divided into parts. You can apply security rules to control traffic between Subnets. Each subnet has its own block of IP addresses carved from </w:t>
+      </w:r>
+      <w:proofErr w:type="spellStart"/>
+      <w:r>
+        <w:rPr>
+          <w:lang w:val="en-US"/>
+        </w:rPr>
+        <w:t>VNet</w:t>
+      </w:r>
+      <w:proofErr w:type="spellEnd"/>
+      <w:r>
+        <w:rPr>
+          <w:lang w:val="en-US"/>
+        </w:rPr>
+        <w:t xml:space="preserve">. Latency between different subnets is almost the same as latency within </w:t>
+      </w:r>
+      <w:proofErr w:type="spellStart"/>
+      <w:r>
+        <w:rPr>
+          <w:lang w:val="en-US"/>
+        </w:rPr>
+        <w:t>VNet</w:t>
+      </w:r>
+      <w:proofErr w:type="spellEnd"/>
+      <w:r>
+        <w:rPr>
+          <w:lang w:val="en-US"/>
+        </w:rPr>
+        <w:t xml:space="preserve"> without subnets.</w:t>
+      </w:r>
+    </w:p>
+    <w:p>
+      <w:pPr>
+        <w:pStyle w:val="Heading1"/>
+        <w:rPr>
+          <w:lang w:val="en-US"/>
+        </w:rPr>
+      </w:pPr>
+      <w:r>
+        <w:rPr>
+          <w:lang w:val="en-US"/>
+        </w:rPr>
+        <w:lastRenderedPageBreak/>
+        <w:t xml:space="preserve">Azure </w:t>
+      </w:r>
+      <w:r>
+        <w:t>Application </w:t>
+      </w:r>
+      <w:r>
+        <w:rPr>
+          <w:lang w:val="en-US"/>
+        </w:rPr>
+        <w:t>Insights</w:t>
+      </w:r>
+    </w:p>
+    <w:p>
+      <w:pPr>
+        <w:rPr>
+          <w:lang w:val="en-US"/>
+        </w:rPr>
+      </w:pPr>
+      <w:r>
+        <w:rPr>
+          <w:noProof/>
+          <w:lang w:val="en-US"/>
+        </w:rPr>
+        <mc:AlternateContent>
+          <mc:Choice Requires="wpg">
+            <w:drawing>
+              <wp:anchor distT="0" distB="0" distL="114300" distR="114300" simplePos="0" relativeHeight="251671552" behindDoc="0" locked="0" layoutInCell="1" allowOverlap="1" wp14:anchorId="61F67B17" wp14:editId="694A5841">
+                <wp:simplePos x="0" y="0"/>
+                <wp:positionH relativeFrom="column">
+                  <wp:posOffset>240890</wp:posOffset>
+                </wp:positionH>
+                <wp:positionV relativeFrom="paragraph">
+                  <wp:posOffset>291957</wp:posOffset>
+                </wp:positionV>
+                <wp:extent cx="6118676" cy="3146261"/>
+                <wp:effectExtent l="0" t="0" r="0" b="0"/>
+                <wp:wrapTopAndBottom/>
+                <wp:docPr id="155120644" name="Group 2"/>
+                <wp:cNvGraphicFramePr/>
+                <a:graphic xmlns:a="http://schemas.openxmlformats.org/drawingml/2006/main">
+                  <a:graphicData uri="http://schemas.microsoft.com/office/word/2010/wordprocessingGroup">
+                    <wpg:wgp>
+                      <wpg:cNvGrpSpPr/>
+                      <wpg:grpSpPr>
+                        <a:xfrm>
+                          <a:off x="0" y="0"/>
+                          <a:ext cx="6118676" cy="3146261"/>
+                          <a:chOff x="0" y="0"/>
+                          <a:chExt cx="6118676" cy="3146261"/>
+                        </a:xfrm>
+                      </wpg:grpSpPr>
+                      <pic:pic xmlns:pic="http://schemas.openxmlformats.org/drawingml/2006/picture">
+                        <pic:nvPicPr>
+                          <pic:cNvPr id="975500572" name="Picture 1"/>
+                          <pic:cNvPicPr>
+                            <a:picLocks noChangeAspect="1"/>
+                          </pic:cNvPicPr>
+                        </pic:nvPicPr>
+                        <pic:blipFill>
+                          <a:blip r:embed="rId33">
+                            <a:extLst>
+                              <a:ext uri="{28A0092B-C50C-407E-A947-70E740481C1C}">
+                                <a14:useLocalDpi xmlns:a14="http://schemas.microsoft.com/office/drawing/2010/main" val="0"/>
+                              </a:ext>
+                            </a:extLst>
+                          </a:blip>
+                          <a:stretch>
+                            <a:fillRect/>
+                          </a:stretch>
+                        </pic:blipFill>
+                        <pic:spPr>
+                          <a:xfrm>
+                            <a:off x="0" y="0"/>
+                            <a:ext cx="3013075" cy="1330325"/>
+                          </a:xfrm>
+                          <a:prstGeom prst="rect">
+                            <a:avLst/>
+                          </a:prstGeom>
+                        </pic:spPr>
+                      </pic:pic>
+                      <pic:pic xmlns:pic="http://schemas.openxmlformats.org/drawingml/2006/picture">
+                        <pic:nvPicPr>
+                          <pic:cNvPr id="584932799" name="Picture 1"/>
+                          <pic:cNvPicPr>
+                            <a:picLocks noChangeAspect="1"/>
+                          </pic:cNvPicPr>
+                        </pic:nvPicPr>
+                        <pic:blipFill>
+                          <a:blip r:embed="rId34">
+                            <a:extLst>
+                              <a:ext uri="{28A0092B-C50C-407E-A947-70E740481C1C}">
+                                <a14:useLocalDpi xmlns:a14="http://schemas.microsoft.com/office/drawing/2010/main" val="0"/>
+                              </a:ext>
+                            </a:extLst>
+                          </a:blip>
+                          <a:stretch>
+                            <a:fillRect/>
+                          </a:stretch>
+                        </pic:blipFill>
+                        <pic:spPr>
+                          <a:xfrm>
+                            <a:off x="3377381" y="4916"/>
+                            <a:ext cx="2741295" cy="3141345"/>
+                          </a:xfrm>
+                          <a:prstGeom prst="rect">
+                            <a:avLst/>
+                          </a:prstGeom>
+                        </pic:spPr>
+                      </pic:pic>
+                      <wps:wsp>
+                        <wps:cNvPr id="1072816654" name="Arrow: Right 1"/>
+                        <wps:cNvSpPr/>
+                        <wps:spPr>
+                          <a:xfrm>
+                            <a:off x="3033252" y="795799"/>
+                            <a:ext cx="378542" cy="137652"/>
+                          </a:xfrm>
+                          <a:prstGeom prst="rightArrow">
+                            <a:avLst/>
+                          </a:prstGeom>
+                        </wps:spPr>
+                        <wps:style>
+                          <a:lnRef idx="2">
+                            <a:schemeClr val="accent1">
+                              <a:shade val="15000"/>
+                            </a:schemeClr>
+                          </a:lnRef>
+                          <a:fillRef idx="1">
+                            <a:schemeClr val="accent1"/>
+                          </a:fillRef>
+                          <a:effectRef idx="0">
+                            <a:schemeClr val="accent1"/>
+                          </a:effectRef>
+                          <a:fontRef idx="minor">
+                            <a:schemeClr val="lt1"/>
+                          </a:fontRef>
+                        </wps:style>
+                        <wps:bodyPr rot="0" spcFirstLastPara="0" vertOverflow="overflow" horzOverflow="overflow" vert="horz" wrap="square" lIns="91440" tIns="45720" rIns="91440" bIns="45720" numCol="1" spcCol="0" rtlCol="0" fromWordArt="0" anchor="ctr" anchorCtr="0" forceAA="0" compatLnSpc="1">
+                          <a:prstTxWarp prst="textNoShape">
+                            <a:avLst/>
+                          </a:prstTxWarp>
+                          <a:noAutofit/>
+                        </wps:bodyPr>
+                      </wps:wsp>
+                    </wpg:wgp>
+                  </a:graphicData>
+                </a:graphic>
+              </wp:anchor>
+            </w:drawing>
+          </mc:Choice>
+          <mc:Fallback>
+            <w:pict>
+              <v:group w14:anchorId="3BB56E89" id="Group 2" o:spid="_x0000_s1026" style="position:absolute;margin-left:18.95pt;margin-top:23pt;width:481.8pt;height:247.75pt;z-index:251671552" coordsize="61186,31462" o:gfxdata="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">
+                <v:shapetype id="_x0000_t75" coordsize="21600,21600" o:spt="75" o:preferrelative="t" path="m@4@5l@4@11@9@11@9@5xe" filled="f" stroked="f">
+                  <v:stroke joinstyle="miter"/>
+                  <v:formulas>
+                    <v:f eqn="if lineDrawn pixelLineWidth 0"/>
+                    <v:f eqn="sum @0 1 0"/>
+                    <v:f eqn="sum 0 0 @1"/>
+                    <v:f eqn="prod @2 1 2"/>
+                    <v:f eqn="prod @3 21600 pixelWidth"/>
+                    <v:f eqn="prod @3 21600 pixelHeight"/>
+                    <v:f eqn="sum @0 0 1"/>
+                    <v:f eqn="prod @6 1 2"/>
+                    <v:f eqn="prod @7 21600 pixelWidth"/>
+                    <v:f eqn="sum @8 21600 0"/>
+                    <v:f eqn="prod @7 21600 pixelHeight"/>
+                    <v:f eqn="sum @10 21600 0"/>
+                  </v:formulas>
+                  <v:path o:extrusionok="f" gradientshapeok="t" o:connecttype="rect"/>
+                  <o:lock v:ext="edit" aspectratio="t"/>
+                </v:shapetype>
+                <v:shape id="Picture 1" o:spid="_x0000_s1027" type="#_x0000_t75" style="position:absolute;width:30130;height:13303;visibility:visible;mso-wrap-style:square" o:gfxdata="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">
+                  <v:imagedata r:id="rId35" o:title=""/>
+                </v:shape>
+                <v:shape id="Picture 1" o:spid="_x0000_s1028" type="#_x0000_t75" style="position:absolute;left:33773;top:49;width:27413;height:31413;visibility:visible;mso-wrap-style:square" o:gfxdata="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">
+                  <v:imagedata r:id="rId36" o:title=""/>
+                </v:shape>
+                <v:shapetype id="_x0000_t13" coordsize="21600,21600" o:spt="13" adj="16200,5400" path="m@0,l@0@1,0@1,0@2@0@2@0,21600,21600,10800xe">
+                  <v:stroke joinstyle="miter"/>
+                  <v:formulas>
+                    <v:f eqn="val #0"/>
+                    <v:f eqn="val #1"/>
+                    <v:f eqn="sum height 0 #1"/>
+                    <v:f eqn="sum 10800 0 #1"/>
+                    <v:f eqn="sum width 0 #0"/>
+                    <v:f eqn="prod @4 @3 10800"/>
+                    <v:f eqn="sum width 0 @5"/>
+                  </v:formulas>
+                  <v:path o:connecttype="custom" o:connectlocs="@0,0;0,10800;@0,21600;21600,10800" o:connectangles="270,180,90,0" textboxrect="0,@1,@6,@2"/>
+                  <v:handles>
+                    <v:h position="#0,#1" xrange="0,21600" yrange="0,10800"/>
+                  </v:handles>
+                </v:shapetype>
+                <v:shape id="Arrow: Right 1" o:spid="_x0000_s1029" type="#_x0000_t13" style="position:absolute;left:30332;top:7957;width:3785;height:1377;visibility:visible;mso-wrap-style:square;v-text-anchor:middle" o:gfxdata="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" adj="17673" fillcolor="#4472c4 [3204]" strokecolor="#09101d [484]" strokeweight="1pt"/>
+                <w10:wrap type="topAndBottom"/>
+              </v:group>
+            </w:pict>
+          </mc:Fallback>
+        </mc:AlternateContent>
+      </w:r>
+      <w:r>
+        <w:rPr>
+          <w:lang w:val="en-US"/>
+        </w:rPr>
+        <w:t>Application Insights</w:t>
+      </w:r>
+      <w:r>
+        <w:rPr>
+          <w:lang w:val="en-US"/>
+        </w:rPr>
+        <w:t xml:space="preserve"> -&gt; Search – here you c</w:t>
+      </w:r>
+      <w:r>
+        <w:rPr>
+          <w:lang w:val="en-US"/>
+        </w:rPr>
+        <w:t>an find all logs from our application:</w:t>
+      </w:r>
+    </w:p>
+    <w:p>
+      <w:pPr>
+        <w:rPr>
+          <w:lang w:val="en-US"/>
+        </w:rPr>
+      </w:pPr>
+    </w:p>
+    <w:p>
+      <w:pPr>
+        <w:rPr>
           <w:lang w:val="en-US"/>
         </w:rPr>
       </w:pPr>
@@ -18195,7 +18533,7 @@
     <w:uiPriority w:val="9"/>
     <w:unhideWhenUsed/>
     <w:qFormat/>
-    <w:rsid w:val="00F62080"/>
+    <w:rsid w:val="001429FE"/>
     <w:pPr>
       <w:keepNext/>
       <w:keepLines/>
@@ -18210,7 +18548,7 @@
       <w:rFonts w:asciiTheme="majorHAnsi" w:eastAsiaTheme="majorEastAsia" w:hAnsiTheme="majorHAnsi" w:cstheme="majorBidi"/>
       <w:i/>
       <w:iCs/>
-      <w:color w:val="2F5496" w:themeColor="accent1" w:themeShade="BF"/>
+      <w:color w:val="000000" w:themeColor="text1"/>
     </w:rPr>
   </w:style>
   <w:style w:type="paragraph" w:styleId="Heading5">
@@ -18349,7 +18687,6 @@
   <w:style w:type="character" w:default="1" w:styleId="DefaultParagraphFont">
     <w:name w:val="Default Paragraph Font"/>
     <w:uiPriority w:val="1"/>
-    <w:semiHidden/>
     <w:unhideWhenUsed/>
   </w:style>
   <w:style w:type="table" w:default="1" w:styleId="TableNormal">
@@ -18802,12 +19139,12 @@
     <w:basedOn w:val="DefaultParagraphFont"/>
     <w:link w:val="Heading4"/>
     <w:uiPriority w:val="9"/>
-    <w:rsid w:val="00F62080"/>
+    <w:rsid w:val="001429FE"/>
     <w:rPr>
       <w:rFonts w:asciiTheme="majorHAnsi" w:eastAsiaTheme="majorEastAsia" w:hAnsiTheme="majorHAnsi" w:cstheme="majorBidi"/>
       <w:i/>
       <w:iCs/>
-      <w:color w:val="2F5496" w:themeColor="accent1" w:themeShade="BF"/>
+      <w:color w:val="000000" w:themeColor="text1"/>
       <w:sz w:val="24"/>
     </w:rPr>
   </w:style>
@@ -19221,6 +19558,6 @@
 
 <file path=docMetadata/LabelInfo.xml><?xml version="1.0" encoding="utf-8"?>
 <clbl:labelList xmlns:clbl="http://schemas.microsoft.com/office/2020/mipLabelMetadata">
-  <clbl:label id="{19540963-e559-4020-8a90-fe8a502c2801}" enabled="1" method="Standard" siteId="{f25493ae-1c98-41d7-8a33-0be75f5fe603}" contentBits="0" removed="0"/>
+  <clbl:label id="{bd2ff15f-6ce8-47f3-93ce-f81f88196d24}" enabled="1" method="Privileged" siteId="{f25493ae-1c98-41d7-8a33-0be75f5fe603}" contentBits="0" removed="0"/>
 </clbl:labelList>
 </file>